--- a/m1/Ejercicios/Guia_Ejercicios_M1(alumnos).docx
+++ b/m1/Ejercicios/Guia_Ejercicios_M1(alumnos).docx
@@ -56,7 +56,6 @@
         </w:rPr>
         <w:t xml:space="preserve">Banco </w:t>
       </w:r>
-      <w:bookmarkStart w:id="0" w:name="_GoBack"/>
       <w:proofErr w:type="spellStart"/>
       <w:r>
         <w:rPr>
@@ -67,11 +66,7 @@
       </w:r>
       <w:proofErr w:type="spellEnd"/>
       <w:r>
-        <w:t xml:space="preserve"> </w:t>
-      </w:r>
-      <w:bookmarkEnd w:id="0"/>
-      <w:r>
-        <w:t xml:space="preserve">lanzó una nueva </w:t>
+        <w:t xml:space="preserve"> lanzó una nueva </w:t>
       </w:r>
       <w:r>
         <w:rPr>
@@ -81,10 +76,7 @@
         <w:t>Billetera Virtual</w:t>
       </w:r>
       <w:r>
-        <w:t>, una aplicación para celular y computadora que permite a sus clientes consultar el saldo en pesos (ARS), cargar dinero desde s</w:t>
-      </w:r>
-      <w:r>
-        <w:t xml:space="preserve">u cuenta bancaria, extraer efectivo por cajero, y transferir fondos con el </w:t>
+        <w:t xml:space="preserve">, una aplicación para celular y computadora que permite a sus clientes consultar el saldo en pesos (ARS), cargar dinero desde su cuenta bancaria, extraer efectivo por cajero, y transferir fondos con el </w:t>
       </w:r>
       <w:r>
         <w:rPr>
@@ -122,10 +114,7 @@
         <w:spacing w:after="120"/>
       </w:pPr>
       <w:r>
-        <w:t>Antes de que el equipo de desarrollo implemente los pagos reales, el área de producto necesita un prototipo de consola que demuestre las reg</w:t>
-      </w:r>
-      <w:r>
-        <w:t>las del negocio: cómo se identifica la cuenta, cómo se calculan las comisiones, cuáles son los límites diarios y cómo se decide si una operación se aprueba o se rechaza.</w:t>
+        <w:t>Antes de que el equipo de desarrollo implemente los pagos reales, el área de producto necesita un prototipo de consola que demuestre las reglas del negocio: cómo se identifica la cuenta, cómo se calculan las comisiones, cuáles son los límites diarios y cómo se decide si una operación se aprueba o se rechaza.</w:t>
       </w:r>
     </w:p>
     <w:p>
@@ -133,10 +122,7 @@
         <w:spacing w:after="120"/>
       </w:pPr>
       <w:r>
-        <w:t>Usted forma parte de ese equipo. A lo largo de esta guía construirá, paso a paso, el p</w:t>
-      </w:r>
-      <w:r>
-        <w:t xml:space="preserve">rototipo de la Billetera Virtual. Cada ejercicio aborda una parte del sistema y aumenta gradualmente su complejidad, hasta llegar a un </w:t>
+        <w:t xml:space="preserve">Usted forma parte de ese equipo. A lo largo de esta guía construirá, paso a paso, el prototipo de la Billetera Virtual. Cada ejercicio aborda una parte del sistema y aumenta gradualmente su complejidad, hasta llegar a un </w:t>
       </w:r>
       <w:r>
         <w:rPr>
@@ -163,10 +149,7 @@
         <w:t>Nota sobre los datos:</w:t>
       </w:r>
       <w:r>
-        <w:t xml:space="preserve"> todos los datos (titular, saldo, mon</w:t>
-      </w:r>
-      <w:r>
-        <w:t>tos, fechas) están definidos en el código. Los prototipos aún no leen información del teclado ni del usuario; esa capacidad se incorporará en módulos posteriores.</w:t>
+        <w:t xml:space="preserve"> todos los datos (titular, saldo, montos, fechas) están definidos en el código. Los prototipos aún no leen información del teclado ni del usuario; esa capacidad se incorporará en módulos posteriores.</w:t>
       </w:r>
     </w:p>
     <w:p>
@@ -200,12 +183,6 @@
         <w:gridCol w:w="6849"/>
       </w:tblGrid>
       <w:tr>
-        <w:tblPrEx>
-          <w:tblCellMar>
-            <w:top w:w="0" w:type="dxa"/>
-            <w:bottom w:w="0" w:type="dxa"/>
-          </w:tblCellMar>
-        </w:tblPrEx>
         <w:trPr>
           <w:tblHeader/>
         </w:trPr>
@@ -269,12 +246,6 @@
         </w:tc>
       </w:tr>
       <w:tr>
-        <w:tblPrEx>
-          <w:tblCellMar>
-            <w:top w:w="0" w:type="dxa"/>
-            <w:bottom w:w="0" w:type="dxa"/>
-          </w:tblCellMar>
-        </w:tblPrEx>
         <w:tc>
           <w:tcPr>
             <w:tcW w:w="2511" w:type="dxa"/>
@@ -331,12 +302,6 @@
         </w:tc>
       </w:tr>
       <w:tr>
-        <w:tblPrEx>
-          <w:tblCellMar>
-            <w:top w:w="0" w:type="dxa"/>
-            <w:bottom w:w="0" w:type="dxa"/>
-          </w:tblCellMar>
-        </w:tblPrEx>
         <w:tc>
           <w:tcPr>
             <w:tcW w:w="2511" w:type="dxa"/>
@@ -393,12 +358,6 @@
         </w:tc>
       </w:tr>
       <w:tr>
-        <w:tblPrEx>
-          <w:tblCellMar>
-            <w:top w:w="0" w:type="dxa"/>
-            <w:bottom w:w="0" w:type="dxa"/>
-          </w:tblCellMar>
-        </w:tblPrEx>
         <w:tc>
           <w:tcPr>
             <w:tcW w:w="2511" w:type="dxa"/>
@@ -482,12 +441,6 @@
         </w:tc>
       </w:tr>
       <w:tr>
-        <w:tblPrEx>
-          <w:tblCellMar>
-            <w:top w:w="0" w:type="dxa"/>
-            <w:bottom w:w="0" w:type="dxa"/>
-          </w:tblCellMar>
-        </w:tblPrEx>
         <w:tc>
           <w:tcPr>
             <w:tcW w:w="2511" w:type="dxa"/>
@@ -559,12 +512,6 @@
         </w:tc>
       </w:tr>
       <w:tr>
-        <w:tblPrEx>
-          <w:tblCellMar>
-            <w:top w:w="0" w:type="dxa"/>
-            <w:bottom w:w="0" w:type="dxa"/>
-          </w:tblCellMar>
-        </w:tblPrEx>
         <w:tc>
           <w:tcPr>
             <w:tcW w:w="2511" w:type="dxa"/>
@@ -615,14 +562,7 @@
                 <w:sz w:val="20"/>
                 <w:szCs w:val="20"/>
               </w:rPr>
-              <w:t>Cuenta bancaria pensada para operar con cheques y otros instrumentos. En el caso se identifica con l</w:t>
-            </w:r>
-            <w:r>
-              <w:rPr>
-                <w:sz w:val="20"/>
-                <w:szCs w:val="20"/>
-              </w:rPr>
-              <w:t xml:space="preserve">a letra </w:t>
+              <w:t xml:space="preserve">Cuenta bancaria pensada para operar con cheques y otros instrumentos. En el caso se identifica con la letra </w:t>
             </w:r>
             <w:r>
               <w:rPr>
@@ -643,12 +583,6 @@
         </w:tc>
       </w:tr>
       <w:tr>
-        <w:tblPrEx>
-          <w:tblCellMar>
-            <w:top w:w="0" w:type="dxa"/>
-            <w:bottom w:w="0" w:type="dxa"/>
-          </w:tblCellMar>
-        </w:tblPrEx>
         <w:tc>
           <w:tcPr>
             <w:tcW w:w="2511" w:type="dxa"/>
@@ -705,12 +639,6 @@
         </w:tc>
       </w:tr>
       <w:tr>
-        <w:tblPrEx>
-          <w:tblCellMar>
-            <w:top w:w="0" w:type="dxa"/>
-            <w:bottom w:w="0" w:type="dxa"/>
-          </w:tblCellMar>
-        </w:tblPrEx>
         <w:tc>
           <w:tcPr>
             <w:tcW w:w="2511" w:type="dxa"/>
@@ -767,12 +695,6 @@
         </w:tc>
       </w:tr>
       <w:tr>
-        <w:tblPrEx>
-          <w:tblCellMar>
-            <w:top w:w="0" w:type="dxa"/>
-            <w:bottom w:w="0" w:type="dxa"/>
-          </w:tblCellMar>
-        </w:tblPrEx>
         <w:tc>
           <w:tcPr>
             <w:tcW w:w="2511" w:type="dxa"/>
@@ -829,12 +751,6 @@
         </w:tc>
       </w:tr>
       <w:tr>
-        <w:tblPrEx>
-          <w:tblCellMar>
-            <w:top w:w="0" w:type="dxa"/>
-            <w:bottom w:w="0" w:type="dxa"/>
-          </w:tblCellMar>
-        </w:tblPrEx>
         <w:tc>
           <w:tcPr>
             <w:tcW w:w="2511" w:type="dxa"/>
@@ -945,10 +861,7 @@
         <w:spacing w:after="80"/>
       </w:pPr>
       <w:r>
-        <w:t>Escribir sent</w:t>
-      </w:r>
-      <w:r>
-        <w:t xml:space="preserve">encias, mostrar información con </w:t>
+        <w:t xml:space="preserve">Escribir sentencias, mostrar información con </w:t>
       </w:r>
       <w:proofErr w:type="spellStart"/>
       <w:r>
@@ -1021,10 +934,7 @@
         <w:spacing w:after="80"/>
       </w:pPr>
       <w:r>
-        <w:t>Aplicar operadores relacionales, lógicos y ter</w:t>
-      </w:r>
-      <w:r>
-        <w:t>narios para evaluar condiciones sin utilizar estructuras de control de flujo.</w:t>
+        <w:t>Aplicar operadores relacionales, lógicos y ternarios para evaluar condiciones sin utilizar estructuras de control de flujo.</w:t>
       </w:r>
     </w:p>
     <w:p>
@@ -1063,10 +973,7 @@
         <w:spacing w:after="80"/>
       </w:pPr>
       <w:r>
-        <w:t xml:space="preserve">Verificar que </w:t>
-      </w:r>
-      <w:r>
-        <w:t>el comportamiento de un programa coincide con sus requisitos.</w:t>
+        <w:t>Verificar que el comportamiento de un programa coincide con sus requisitos.</w:t>
       </w:r>
     </w:p>
     <w:p>
@@ -1132,10 +1039,7 @@
         <w:t>Carga de trabajo "Desarrollo de escritorio con .NET"</w:t>
       </w:r>
       <w:r>
-        <w:t xml:space="preserve"> (en el instalador de Visual Studio). Incluye las pla</w:t>
-      </w:r>
-      <w:r>
-        <w:t>ntillas de aplicaciones de consola y el SDK de .NET necesario.</w:t>
+        <w:t xml:space="preserve"> (en el instalador de Visual Studio). Incluye las plantillas de aplicaciones de consola y el SDK de .NET necesario.</w:t>
       </w:r>
     </w:p>
     <w:p>
@@ -1174,10 +1078,7 @@
         <w:spacing w:after="120"/>
       </w:pPr>
       <w:r>
-        <w:t>Para comprobar la instalación, ab</w:t>
-      </w:r>
-      <w:r>
-        <w:t xml:space="preserve">ra Visual Studio 2026 y verifique que aparece la plantilla </w:t>
+        <w:t xml:space="preserve">Para comprobar la instalación, abra Visual Studio 2026 y verifique que aparece la plantilla </w:t>
       </w:r>
       <w:r>
         <w:rPr>
@@ -1231,14 +1132,7 @@
           <w:b/>
           <w:bCs/>
         </w:rPr>
-        <w:t xml:space="preserve">Desarrollo </w:t>
-      </w:r>
-      <w:r>
-        <w:rPr>
-          <w:b/>
-          <w:bCs/>
-        </w:rPr>
-        <w:t>de escritorio con .NET</w:t>
+        <w:t>Desarrollo de escritorio con .NET</w:t>
       </w:r>
       <w:r>
         <w:t>.</w:t>
@@ -1403,10 +1297,7 @@
         <w:spacing w:after="80"/>
       </w:pPr>
       <w:r>
-        <w:t>Cla</w:t>
-      </w:r>
-      <w:r>
-        <w:t>ses propias, métodos propios o programación orientada a objetos.</w:t>
+        <w:t>Clases propias, métodos propios o programación orientada a objetos.</w:t>
       </w:r>
     </w:p>
     <w:p>
@@ -1501,7 +1392,7 @@
     </w:p>
     <w:tbl>
       <w:tblPr>
-        <w:tblW w:w="9360" w:type="dxa"/>
+        <w:tblW w:w="8277" w:type="dxa"/>
         <w:tblBorders>
           <w:top w:val="single" w:sz="4" w:space="0" w:color="auto"/>
           <w:left w:val="single" w:sz="4" w:space="0" w:color="auto"/>
@@ -1521,21 +1412,14 @@
         <w:gridCol w:w="2999"/>
         <w:gridCol w:w="3593"/>
         <w:gridCol w:w="1108"/>
-        <w:gridCol w:w="1083"/>
       </w:tblGrid>
       <w:tr>
-        <w:tblPrEx>
-          <w:tblCellMar>
-            <w:top w:w="0" w:type="dxa"/>
-            <w:bottom w:w="0" w:type="dxa"/>
-          </w:tblCellMar>
-        </w:tblPrEx>
         <w:trPr>
           <w:tblHeader/>
         </w:trPr>
         <w:tc>
           <w:tcPr>
-            <w:tcW w:w="585" w:type="dxa"/>
+            <w:tcW w:w="577" w:type="dxa"/>
             <w:tcBorders>
               <w:top w:val="single" w:sz="4" w:space="0" w:color="8C8C8C"/>
               <w:left w:val="single" w:sz="4" w:space="0" w:color="8C8C8C"/>
@@ -1565,7 +1449,7 @@
         </w:tc>
         <w:tc>
           <w:tcPr>
-            <w:tcW w:w="3144" w:type="dxa"/>
+            <w:tcW w:w="2999" w:type="dxa"/>
             <w:tcBorders>
               <w:top w:val="single" w:sz="4" w:space="0" w:color="8C8C8C"/>
               <w:left w:val="single" w:sz="4" w:space="0" w:color="8C8C8C"/>
@@ -1594,7 +1478,7 @@
         </w:tc>
         <w:tc>
           <w:tcPr>
-            <w:tcW w:w="3802" w:type="dxa"/>
+            <w:tcW w:w="3593" w:type="dxa"/>
             <w:tcBorders>
               <w:top w:val="single" w:sz="4" w:space="0" w:color="8C8C8C"/>
               <w:left w:val="single" w:sz="4" w:space="0" w:color="8C8C8C"/>
@@ -1623,7 +1507,7 @@
         </w:tc>
         <w:tc>
           <w:tcPr>
-            <w:tcW w:w="731" w:type="dxa"/>
+            <w:tcW w:w="1108" w:type="dxa"/>
             <w:tcBorders>
               <w:top w:val="single" w:sz="4" w:space="0" w:color="8C8C8C"/>
               <w:left w:val="single" w:sz="4" w:space="0" w:color="8C8C8C"/>
@@ -1650,46 +1534,11 @@
             </w:r>
           </w:p>
         </w:tc>
-        <w:tc>
-          <w:tcPr>
-            <w:tcW w:w="1098" w:type="dxa"/>
-            <w:tcBorders>
-              <w:top w:val="single" w:sz="4" w:space="0" w:color="8C8C8C"/>
-              <w:left w:val="single" w:sz="4" w:space="0" w:color="8C8C8C"/>
-              <w:bottom w:val="single" w:sz="4" w:space="0" w:color="8C8C8C"/>
-              <w:right w:val="single" w:sz="4" w:space="0" w:color="8C8C8C"/>
-            </w:tcBorders>
-            <w:shd w:val="clear" w:color="auto" w:fill="D9E2F3"/>
-            <w:tcMar>
-              <w:top w:w="60" w:type="dxa"/>
-              <w:left w:w="100" w:type="dxa"/>
-              <w:bottom w:w="60" w:type="dxa"/>
-              <w:right w:w="100" w:type="dxa"/>
-            </w:tcMar>
-          </w:tcPr>
-          <w:p>
-            <w:r>
-              <w:rPr>
-                <w:b/>
-                <w:bCs/>
-                <w:sz w:val="20"/>
-                <w:szCs w:val="20"/>
-              </w:rPr>
-              <w:t>Tiempo sugerido</w:t>
-            </w:r>
-          </w:p>
-        </w:tc>
       </w:tr>
       <w:tr>
-        <w:tblPrEx>
-          <w:tblCellMar>
-            <w:top w:w="0" w:type="dxa"/>
-            <w:bottom w:w="0" w:type="dxa"/>
-          </w:tblCellMar>
-        </w:tblPrEx>
-        <w:tc>
-          <w:tcPr>
-            <w:tcW w:w="585" w:type="dxa"/>
+        <w:tc>
+          <w:tcPr>
+            <w:tcW w:w="577" w:type="dxa"/>
             <w:tcBorders>
               <w:top w:val="single" w:sz="4" w:space="0" w:color="8C8C8C"/>
               <w:left w:val="single" w:sz="4" w:space="0" w:color="8C8C8C"/>
@@ -1715,7 +1564,7 @@
         </w:tc>
         <w:tc>
           <w:tcPr>
-            <w:tcW w:w="3144" w:type="dxa"/>
+            <w:tcW w:w="2999" w:type="dxa"/>
             <w:tcBorders>
               <w:top w:val="single" w:sz="4" w:space="0" w:color="8C8C8C"/>
               <w:left w:val="single" w:sz="4" w:space="0" w:color="8C8C8C"/>
@@ -1741,7 +1590,7 @@
         </w:tc>
         <w:tc>
           <w:tcPr>
-            <w:tcW w:w="3802" w:type="dxa"/>
+            <w:tcW w:w="3593" w:type="dxa"/>
             <w:tcBorders>
               <w:top w:val="single" w:sz="4" w:space="0" w:color="8C8C8C"/>
               <w:left w:val="single" w:sz="4" w:space="0" w:color="8C8C8C"/>
@@ -1767,7 +1616,7 @@
         </w:tc>
         <w:tc>
           <w:tcPr>
-            <w:tcW w:w="731" w:type="dxa"/>
+            <w:tcW w:w="1108" w:type="dxa"/>
             <w:tcBorders>
               <w:top w:val="single" w:sz="4" w:space="0" w:color="8C8C8C"/>
               <w:left w:val="single" w:sz="4" w:space="0" w:color="8C8C8C"/>
@@ -1788,46 +1637,14 @@
                 <w:szCs w:val="20"/>
               </w:rPr>
               <w:t>Básico</w:t>
-            </w:r>
-          </w:p>
-        </w:tc>
-        <w:tc>
-          <w:tcPr>
-            <w:tcW w:w="1098" w:type="dxa"/>
-            <w:tcBorders>
-              <w:top w:val="single" w:sz="4" w:space="0" w:color="8C8C8C"/>
-              <w:left w:val="single" w:sz="4" w:space="0" w:color="8C8C8C"/>
-              <w:bottom w:val="single" w:sz="4" w:space="0" w:color="8C8C8C"/>
-              <w:right w:val="single" w:sz="4" w:space="0" w:color="8C8C8C"/>
-            </w:tcBorders>
-            <w:tcMar>
-              <w:top w:w="60" w:type="dxa"/>
-              <w:left w:w="100" w:type="dxa"/>
-              <w:bottom w:w="60" w:type="dxa"/>
-              <w:right w:w="100" w:type="dxa"/>
-            </w:tcMar>
-          </w:tcPr>
-          <w:p>
-            <w:r>
-              <w:rPr>
-                <w:sz w:val="20"/>
-                <w:szCs w:val="20"/>
-              </w:rPr>
-              <w:t>30 min</w:t>
             </w:r>
           </w:p>
         </w:tc>
       </w:tr>
       <w:tr>
-        <w:tblPrEx>
-          <w:tblCellMar>
-            <w:top w:w="0" w:type="dxa"/>
-            <w:bottom w:w="0" w:type="dxa"/>
-          </w:tblCellMar>
-        </w:tblPrEx>
-        <w:tc>
-          <w:tcPr>
-            <w:tcW w:w="585" w:type="dxa"/>
+        <w:tc>
+          <w:tcPr>
+            <w:tcW w:w="577" w:type="dxa"/>
             <w:tcBorders>
               <w:top w:val="single" w:sz="4" w:space="0" w:color="8C8C8C"/>
               <w:left w:val="single" w:sz="4" w:space="0" w:color="8C8C8C"/>
@@ -1853,7 +1670,7 @@
         </w:tc>
         <w:tc>
           <w:tcPr>
-            <w:tcW w:w="3144" w:type="dxa"/>
+            <w:tcW w:w="2999" w:type="dxa"/>
             <w:tcBorders>
               <w:top w:val="single" w:sz="4" w:space="0" w:color="8C8C8C"/>
               <w:left w:val="single" w:sz="4" w:space="0" w:color="8C8C8C"/>
@@ -1879,7 +1696,7 @@
         </w:tc>
         <w:tc>
           <w:tcPr>
-            <w:tcW w:w="3802" w:type="dxa"/>
+            <w:tcW w:w="3593" w:type="dxa"/>
             <w:tcBorders>
               <w:top w:val="single" w:sz="4" w:space="0" w:color="8C8C8C"/>
               <w:left w:val="single" w:sz="4" w:space="0" w:color="8C8C8C"/>
@@ -1905,7 +1722,7 @@
         </w:tc>
         <w:tc>
           <w:tcPr>
-            <w:tcW w:w="731" w:type="dxa"/>
+            <w:tcW w:w="1108" w:type="dxa"/>
             <w:tcBorders>
               <w:top w:val="single" w:sz="4" w:space="0" w:color="8C8C8C"/>
               <w:left w:val="single" w:sz="4" w:space="0" w:color="8C8C8C"/>
@@ -1926,46 +1743,14 @@
                 <w:szCs w:val="20"/>
               </w:rPr>
               <w:t>Básico</w:t>
-            </w:r>
-          </w:p>
-        </w:tc>
-        <w:tc>
-          <w:tcPr>
-            <w:tcW w:w="1098" w:type="dxa"/>
-            <w:tcBorders>
-              <w:top w:val="single" w:sz="4" w:space="0" w:color="8C8C8C"/>
-              <w:left w:val="single" w:sz="4" w:space="0" w:color="8C8C8C"/>
-              <w:bottom w:val="single" w:sz="4" w:space="0" w:color="8C8C8C"/>
-              <w:right w:val="single" w:sz="4" w:space="0" w:color="8C8C8C"/>
-            </w:tcBorders>
-            <w:tcMar>
-              <w:top w:w="60" w:type="dxa"/>
-              <w:left w:w="100" w:type="dxa"/>
-              <w:bottom w:w="60" w:type="dxa"/>
-              <w:right w:w="100" w:type="dxa"/>
-            </w:tcMar>
-          </w:tcPr>
-          <w:p>
-            <w:r>
-              <w:rPr>
-                <w:sz w:val="20"/>
-                <w:szCs w:val="20"/>
-              </w:rPr>
-              <w:t>45 min</w:t>
             </w:r>
           </w:p>
         </w:tc>
       </w:tr>
       <w:tr>
-        <w:tblPrEx>
-          <w:tblCellMar>
-            <w:top w:w="0" w:type="dxa"/>
-            <w:bottom w:w="0" w:type="dxa"/>
-          </w:tblCellMar>
-        </w:tblPrEx>
-        <w:tc>
-          <w:tcPr>
-            <w:tcW w:w="585" w:type="dxa"/>
+        <w:tc>
+          <w:tcPr>
+            <w:tcW w:w="577" w:type="dxa"/>
             <w:tcBorders>
               <w:top w:val="single" w:sz="4" w:space="0" w:color="8C8C8C"/>
               <w:left w:val="single" w:sz="4" w:space="0" w:color="8C8C8C"/>
@@ -1991,7 +1776,7 @@
         </w:tc>
         <w:tc>
           <w:tcPr>
-            <w:tcW w:w="3144" w:type="dxa"/>
+            <w:tcW w:w="2999" w:type="dxa"/>
             <w:tcBorders>
               <w:top w:val="single" w:sz="4" w:space="0" w:color="8C8C8C"/>
               <w:left w:val="single" w:sz="4" w:space="0" w:color="8C8C8C"/>
@@ -2017,7 +1802,7 @@
         </w:tc>
         <w:tc>
           <w:tcPr>
-            <w:tcW w:w="3802" w:type="dxa"/>
+            <w:tcW w:w="3593" w:type="dxa"/>
             <w:tcBorders>
               <w:top w:val="single" w:sz="4" w:space="0" w:color="8C8C8C"/>
               <w:left w:val="single" w:sz="4" w:space="0" w:color="8C8C8C"/>
@@ -2060,7 +1845,7 @@
         </w:tc>
         <w:tc>
           <w:tcPr>
-            <w:tcW w:w="731" w:type="dxa"/>
+            <w:tcW w:w="1108" w:type="dxa"/>
             <w:tcBorders>
               <w:top w:val="single" w:sz="4" w:space="0" w:color="8C8C8C"/>
               <w:left w:val="single" w:sz="4" w:space="0" w:color="8C8C8C"/>
@@ -2081,46 +1866,14 @@
                 <w:szCs w:val="20"/>
               </w:rPr>
               <w:t>Intermedio</w:t>
-            </w:r>
-          </w:p>
-        </w:tc>
-        <w:tc>
-          <w:tcPr>
-            <w:tcW w:w="1098" w:type="dxa"/>
-            <w:tcBorders>
-              <w:top w:val="single" w:sz="4" w:space="0" w:color="8C8C8C"/>
-              <w:left w:val="single" w:sz="4" w:space="0" w:color="8C8C8C"/>
-              <w:bottom w:val="single" w:sz="4" w:space="0" w:color="8C8C8C"/>
-              <w:right w:val="single" w:sz="4" w:space="0" w:color="8C8C8C"/>
-            </w:tcBorders>
-            <w:tcMar>
-              <w:top w:w="60" w:type="dxa"/>
-              <w:left w:w="100" w:type="dxa"/>
-              <w:bottom w:w="60" w:type="dxa"/>
-              <w:right w:w="100" w:type="dxa"/>
-            </w:tcMar>
-          </w:tcPr>
-          <w:p>
-            <w:r>
-              <w:rPr>
-                <w:sz w:val="20"/>
-                <w:szCs w:val="20"/>
-              </w:rPr>
-              <w:t>60 min</w:t>
             </w:r>
           </w:p>
         </w:tc>
       </w:tr>
       <w:tr>
-        <w:tblPrEx>
-          <w:tblCellMar>
-            <w:top w:w="0" w:type="dxa"/>
-            <w:bottom w:w="0" w:type="dxa"/>
-          </w:tblCellMar>
-        </w:tblPrEx>
-        <w:tc>
-          <w:tcPr>
-            <w:tcW w:w="585" w:type="dxa"/>
+        <w:tc>
+          <w:tcPr>
+            <w:tcW w:w="577" w:type="dxa"/>
             <w:tcBorders>
               <w:top w:val="single" w:sz="4" w:space="0" w:color="8C8C8C"/>
               <w:left w:val="single" w:sz="4" w:space="0" w:color="8C8C8C"/>
@@ -2146,7 +1899,7 @@
         </w:tc>
         <w:tc>
           <w:tcPr>
-            <w:tcW w:w="3144" w:type="dxa"/>
+            <w:tcW w:w="2999" w:type="dxa"/>
             <w:tcBorders>
               <w:top w:val="single" w:sz="4" w:space="0" w:color="8C8C8C"/>
               <w:left w:val="single" w:sz="4" w:space="0" w:color="8C8C8C"/>
@@ -2172,7 +1925,7 @@
         </w:tc>
         <w:tc>
           <w:tcPr>
-            <w:tcW w:w="3802" w:type="dxa"/>
+            <w:tcW w:w="3593" w:type="dxa"/>
             <w:tcBorders>
               <w:top w:val="single" w:sz="4" w:space="0" w:color="8C8C8C"/>
               <w:left w:val="single" w:sz="4" w:space="0" w:color="8C8C8C"/>
@@ -2198,7 +1951,7 @@
         </w:tc>
         <w:tc>
           <w:tcPr>
-            <w:tcW w:w="731" w:type="dxa"/>
+            <w:tcW w:w="1108" w:type="dxa"/>
             <w:tcBorders>
               <w:top w:val="single" w:sz="4" w:space="0" w:color="8C8C8C"/>
               <w:left w:val="single" w:sz="4" w:space="0" w:color="8C8C8C"/>
@@ -2219,46 +1972,14 @@
                 <w:szCs w:val="20"/>
               </w:rPr>
               <w:t>Intermedio</w:t>
-            </w:r>
-          </w:p>
-        </w:tc>
-        <w:tc>
-          <w:tcPr>
-            <w:tcW w:w="1098" w:type="dxa"/>
-            <w:tcBorders>
-              <w:top w:val="single" w:sz="4" w:space="0" w:color="8C8C8C"/>
-              <w:left w:val="single" w:sz="4" w:space="0" w:color="8C8C8C"/>
-              <w:bottom w:val="single" w:sz="4" w:space="0" w:color="8C8C8C"/>
-              <w:right w:val="single" w:sz="4" w:space="0" w:color="8C8C8C"/>
-            </w:tcBorders>
-            <w:tcMar>
-              <w:top w:w="60" w:type="dxa"/>
-              <w:left w:w="100" w:type="dxa"/>
-              <w:bottom w:w="60" w:type="dxa"/>
-              <w:right w:w="100" w:type="dxa"/>
-            </w:tcMar>
-          </w:tcPr>
-          <w:p>
-            <w:r>
-              <w:rPr>
-                <w:sz w:val="20"/>
-                <w:szCs w:val="20"/>
-              </w:rPr>
-              <w:t>60 min</w:t>
             </w:r>
           </w:p>
         </w:tc>
       </w:tr>
       <w:tr>
-        <w:tblPrEx>
-          <w:tblCellMar>
-            <w:top w:w="0" w:type="dxa"/>
-            <w:bottom w:w="0" w:type="dxa"/>
-          </w:tblCellMar>
-        </w:tblPrEx>
-        <w:tc>
-          <w:tcPr>
-            <w:tcW w:w="585" w:type="dxa"/>
+        <w:tc>
+          <w:tcPr>
+            <w:tcW w:w="577" w:type="dxa"/>
             <w:tcBorders>
               <w:top w:val="single" w:sz="4" w:space="0" w:color="8C8C8C"/>
               <w:left w:val="single" w:sz="4" w:space="0" w:color="8C8C8C"/>
@@ -2284,7 +2005,7 @@
         </w:tc>
         <w:tc>
           <w:tcPr>
-            <w:tcW w:w="3144" w:type="dxa"/>
+            <w:tcW w:w="2999" w:type="dxa"/>
             <w:tcBorders>
               <w:top w:val="single" w:sz="4" w:space="0" w:color="8C8C8C"/>
               <w:left w:val="single" w:sz="4" w:space="0" w:color="8C8C8C"/>
@@ -2310,7 +2031,7 @@
         </w:tc>
         <w:tc>
           <w:tcPr>
-            <w:tcW w:w="3802" w:type="dxa"/>
+            <w:tcW w:w="3593" w:type="dxa"/>
             <w:tcBorders>
               <w:top w:val="single" w:sz="4" w:space="0" w:color="8C8C8C"/>
               <w:left w:val="single" w:sz="4" w:space="0" w:color="8C8C8C"/>
@@ -2336,7 +2057,7 @@
         </w:tc>
         <w:tc>
           <w:tcPr>
-            <w:tcW w:w="731" w:type="dxa"/>
+            <w:tcW w:w="1108" w:type="dxa"/>
             <w:tcBorders>
               <w:top w:val="single" w:sz="4" w:space="0" w:color="8C8C8C"/>
               <w:left w:val="single" w:sz="4" w:space="0" w:color="8C8C8C"/>
@@ -2357,46 +2078,14 @@
                 <w:szCs w:val="20"/>
               </w:rPr>
               <w:t>Intermedio</w:t>
-            </w:r>
-          </w:p>
-        </w:tc>
-        <w:tc>
-          <w:tcPr>
-            <w:tcW w:w="1098" w:type="dxa"/>
-            <w:tcBorders>
-              <w:top w:val="single" w:sz="4" w:space="0" w:color="8C8C8C"/>
-              <w:left w:val="single" w:sz="4" w:space="0" w:color="8C8C8C"/>
-              <w:bottom w:val="single" w:sz="4" w:space="0" w:color="8C8C8C"/>
-              <w:right w:val="single" w:sz="4" w:space="0" w:color="8C8C8C"/>
-            </w:tcBorders>
-            <w:tcMar>
-              <w:top w:w="60" w:type="dxa"/>
-              <w:left w:w="100" w:type="dxa"/>
-              <w:bottom w:w="60" w:type="dxa"/>
-              <w:right w:w="100" w:type="dxa"/>
-            </w:tcMar>
-          </w:tcPr>
-          <w:p>
-            <w:r>
-              <w:rPr>
-                <w:sz w:val="20"/>
-                <w:szCs w:val="20"/>
-              </w:rPr>
-              <w:t>60 min</w:t>
             </w:r>
           </w:p>
         </w:tc>
       </w:tr>
       <w:tr>
-        <w:tblPrEx>
-          <w:tblCellMar>
-            <w:top w:w="0" w:type="dxa"/>
-            <w:bottom w:w="0" w:type="dxa"/>
-          </w:tblCellMar>
-        </w:tblPrEx>
-        <w:tc>
-          <w:tcPr>
-            <w:tcW w:w="585" w:type="dxa"/>
+        <w:tc>
+          <w:tcPr>
+            <w:tcW w:w="577" w:type="dxa"/>
             <w:tcBorders>
               <w:top w:val="single" w:sz="4" w:space="0" w:color="8C8C8C"/>
               <w:left w:val="single" w:sz="4" w:space="0" w:color="8C8C8C"/>
@@ -2422,7 +2111,7 @@
         </w:tc>
         <w:tc>
           <w:tcPr>
-            <w:tcW w:w="3144" w:type="dxa"/>
+            <w:tcW w:w="2999" w:type="dxa"/>
             <w:tcBorders>
               <w:top w:val="single" w:sz="4" w:space="0" w:color="8C8C8C"/>
               <w:left w:val="single" w:sz="4" w:space="0" w:color="8C8C8C"/>
@@ -2448,7 +2137,7 @@
         </w:tc>
         <w:tc>
           <w:tcPr>
-            <w:tcW w:w="3802" w:type="dxa"/>
+            <w:tcW w:w="3593" w:type="dxa"/>
             <w:tcBorders>
               <w:top w:val="single" w:sz="4" w:space="0" w:color="8C8C8C"/>
               <w:left w:val="single" w:sz="4" w:space="0" w:color="8C8C8C"/>
@@ -2474,7 +2163,7 @@
         </w:tc>
         <w:tc>
           <w:tcPr>
-            <w:tcW w:w="731" w:type="dxa"/>
+            <w:tcW w:w="1108" w:type="dxa"/>
             <w:tcBorders>
               <w:top w:val="single" w:sz="4" w:space="0" w:color="8C8C8C"/>
               <w:left w:val="single" w:sz="4" w:space="0" w:color="8C8C8C"/>
@@ -2495,46 +2184,14 @@
                 <w:szCs w:val="20"/>
               </w:rPr>
               <w:t>Intermedio</w:t>
-            </w:r>
-          </w:p>
-        </w:tc>
-        <w:tc>
-          <w:tcPr>
-            <w:tcW w:w="1098" w:type="dxa"/>
-            <w:tcBorders>
-              <w:top w:val="single" w:sz="4" w:space="0" w:color="8C8C8C"/>
-              <w:left w:val="single" w:sz="4" w:space="0" w:color="8C8C8C"/>
-              <w:bottom w:val="single" w:sz="4" w:space="0" w:color="8C8C8C"/>
-              <w:right w:val="single" w:sz="4" w:space="0" w:color="8C8C8C"/>
-            </w:tcBorders>
-            <w:tcMar>
-              <w:top w:w="60" w:type="dxa"/>
-              <w:left w:w="100" w:type="dxa"/>
-              <w:bottom w:w="60" w:type="dxa"/>
-              <w:right w:w="100" w:type="dxa"/>
-            </w:tcMar>
-          </w:tcPr>
-          <w:p>
-            <w:r>
-              <w:rPr>
-                <w:sz w:val="20"/>
-                <w:szCs w:val="20"/>
-              </w:rPr>
-              <w:t>45 min</w:t>
             </w:r>
           </w:p>
         </w:tc>
       </w:tr>
       <w:tr>
-        <w:tblPrEx>
-          <w:tblCellMar>
-            <w:top w:w="0" w:type="dxa"/>
-            <w:bottom w:w="0" w:type="dxa"/>
-          </w:tblCellMar>
-        </w:tblPrEx>
-        <w:tc>
-          <w:tcPr>
-            <w:tcW w:w="585" w:type="dxa"/>
+        <w:tc>
+          <w:tcPr>
+            <w:tcW w:w="577" w:type="dxa"/>
             <w:tcBorders>
               <w:top w:val="single" w:sz="4" w:space="0" w:color="8C8C8C"/>
               <w:left w:val="single" w:sz="4" w:space="0" w:color="8C8C8C"/>
@@ -2560,7 +2217,7 @@
         </w:tc>
         <w:tc>
           <w:tcPr>
-            <w:tcW w:w="3144" w:type="dxa"/>
+            <w:tcW w:w="2999" w:type="dxa"/>
             <w:tcBorders>
               <w:top w:val="single" w:sz="4" w:space="0" w:color="8C8C8C"/>
               <w:left w:val="single" w:sz="4" w:space="0" w:color="8C8C8C"/>
@@ -2586,7 +2243,7 @@
         </w:tc>
         <w:tc>
           <w:tcPr>
-            <w:tcW w:w="3802" w:type="dxa"/>
+            <w:tcW w:w="3593" w:type="dxa"/>
             <w:tcBorders>
               <w:top w:val="single" w:sz="4" w:space="0" w:color="8C8C8C"/>
               <w:left w:val="single" w:sz="4" w:space="0" w:color="8C8C8C"/>
@@ -2612,7 +2269,7 @@
         </w:tc>
         <w:tc>
           <w:tcPr>
-            <w:tcW w:w="731" w:type="dxa"/>
+            <w:tcW w:w="1108" w:type="dxa"/>
             <w:tcBorders>
               <w:top w:val="single" w:sz="4" w:space="0" w:color="8C8C8C"/>
               <w:left w:val="single" w:sz="4" w:space="0" w:color="8C8C8C"/>
@@ -2633,32 +2290,6 @@
                 <w:szCs w:val="20"/>
               </w:rPr>
               <w:t>Integrador</w:t>
-            </w:r>
-          </w:p>
-        </w:tc>
-        <w:tc>
-          <w:tcPr>
-            <w:tcW w:w="1098" w:type="dxa"/>
-            <w:tcBorders>
-              <w:top w:val="single" w:sz="4" w:space="0" w:color="8C8C8C"/>
-              <w:left w:val="single" w:sz="4" w:space="0" w:color="8C8C8C"/>
-              <w:bottom w:val="single" w:sz="4" w:space="0" w:color="8C8C8C"/>
-              <w:right w:val="single" w:sz="4" w:space="0" w:color="8C8C8C"/>
-            </w:tcBorders>
-            <w:tcMar>
-              <w:top w:w="60" w:type="dxa"/>
-              <w:left w:w="100" w:type="dxa"/>
-              <w:bottom w:w="60" w:type="dxa"/>
-              <w:right w:w="100" w:type="dxa"/>
-            </w:tcMar>
-          </w:tcPr>
-          <w:p>
-            <w:r>
-              <w:rPr>
-                <w:sz w:val="20"/>
-                <w:szCs w:val="20"/>
-              </w:rPr>
-              <w:t>120 min</w:t>
             </w:r>
           </w:p>
         </w:tc>
@@ -2875,10 +2506,7 @@
         <w:t>en secuencia</w:t>
       </w:r>
       <w:r>
-        <w:t>, dentro</w:t>
-      </w:r>
-      <w:r>
-        <w:t xml:space="preserve"> de su propio bloque </w:t>
+        <w:t xml:space="preserve">, dentro de su propio bloque </w:t>
       </w:r>
       <w:proofErr w:type="gramStart"/>
       <w:r>
@@ -2939,10 +2567,7 @@
         <w:spacing w:after="120"/>
       </w:pPr>
       <w:r>
-        <w:t xml:space="preserve">Cada ejercicio debe seguir el mismo procedimiento </w:t>
-      </w:r>
-      <w:r>
-        <w:t xml:space="preserve">de cinco pasos en Visual Studio 2026 </w:t>
+        <w:t xml:space="preserve">Cada ejercicio debe seguir el mismo procedimiento de cinco pasos en Visual Studio 2026 </w:t>
       </w:r>
       <w:proofErr w:type="spellStart"/>
       <w:r>
@@ -3115,14 +2740,7 @@
           <w:b/>
           <w:bCs/>
         </w:rPr>
-        <w:t>Nombre</w:t>
-      </w:r>
-      <w:r>
-        <w:rPr>
-          <w:b/>
-          <w:bCs/>
-        </w:rPr>
-        <w:t xml:space="preserve"> del proyecto:</w:t>
+        <w:t>Nombre del proyecto:</w:t>
       </w:r>
       <w:r>
         <w:t xml:space="preserve"> el indicado en el enunciado (por ejemplo, </w:t>
@@ -3273,17 +2891,159 @@
           <w:b/>
           <w:bCs/>
         </w:rPr>
-        <w:t>C</w:t>
+        <w:t>Crear</w:t>
+      </w:r>
+      <w:r>
+        <w:t>.</w:t>
+      </w:r>
+    </w:p>
+    <w:p>
+      <w:pPr>
+        <w:pStyle w:val="Ttulo3"/>
+        <w:spacing w:before="240" w:after="120"/>
+      </w:pPr>
+      <w:r>
+        <w:t>Paso 2. Configurar el proyecto</w:t>
+      </w:r>
+    </w:p>
+    <w:p>
+      <w:pPr>
+        <w:spacing w:after="120"/>
+      </w:pPr>
+      <w:r>
+        <w:t xml:space="preserve">Visual Studio abre el archivo </w:t>
+      </w:r>
+      <w:proofErr w:type="spellStart"/>
+      <w:r>
+        <w:rPr>
+          <w:rFonts w:ascii="Consolas" w:eastAsia="Consolas" w:hAnsi="Consolas" w:cs="Consolas"/>
+          <w:sz w:val="19"/>
+          <w:szCs w:val="19"/>
+        </w:rPr>
+        <w:t>Program.cs</w:t>
+      </w:r>
+      <w:proofErr w:type="spellEnd"/>
+      <w:r>
+        <w:t xml:space="preserve"> con un código de ejemplo. Haga clic dentro del editor, seleccione </w:t>
       </w:r>
       <w:r>
         <w:rPr>
           <w:b/>
           <w:bCs/>
         </w:rPr>
-        <w:t>rear</w:t>
-      </w:r>
-      <w:r>
+        <w:t>todo</w:t>
+      </w:r>
+      <w:r>
+        <w:t xml:space="preserve"> el contenido con </w:t>
+      </w:r>
+      <w:proofErr w:type="spellStart"/>
+      <w:r>
+        <w:rPr>
+          <w:rFonts w:ascii="Consolas" w:eastAsia="Consolas" w:hAnsi="Consolas" w:cs="Consolas"/>
+          <w:sz w:val="19"/>
+          <w:szCs w:val="19"/>
+        </w:rPr>
+        <w:t>Ctrl+A</w:t>
+      </w:r>
+      <w:proofErr w:type="spellEnd"/>
+      <w:r>
+        <w:t xml:space="preserve"> y </w:t>
+      </w:r>
+      <w:r>
+        <w:rPr>
+          <w:b/>
+          <w:bCs/>
+        </w:rPr>
+        <w:t>reemplácelo</w:t>
+      </w:r>
+      <w:r>
+        <w:t xml:space="preserve"> por el código que usted escriba para el ejercicio.</w:t>
+      </w:r>
+    </w:p>
+    <w:p>
+      <w:pPr>
+        <w:spacing w:after="120"/>
+      </w:pPr>
+      <w:r>
+        <w:t>No es necesario modificar el archivo de proyecto (</w:t>
+      </w:r>
+      <w:r>
+        <w:rPr>
+          <w:rFonts w:ascii="Consolas" w:eastAsia="Consolas" w:hAnsi="Consolas" w:cs="Consolas"/>
+          <w:sz w:val="19"/>
+          <w:szCs w:val="19"/>
+        </w:rPr>
         <w:t>.</w:t>
+      </w:r>
+      <w:proofErr w:type="spellStart"/>
+      <w:r>
+        <w:rPr>
+          <w:rFonts w:ascii="Consolas" w:eastAsia="Consolas" w:hAnsi="Consolas" w:cs="Consolas"/>
+          <w:sz w:val="19"/>
+          <w:szCs w:val="19"/>
+        </w:rPr>
+        <w:t>csproj</w:t>
+      </w:r>
+      <w:proofErr w:type="spellEnd"/>
+      <w:r>
+        <w:t xml:space="preserve">). Debe mostrar </w:t>
+      </w:r>
+      <w:r>
+        <w:rPr>
+          <w:rFonts w:ascii="Consolas" w:eastAsia="Consolas" w:hAnsi="Consolas" w:cs="Consolas"/>
+          <w:sz w:val="19"/>
+          <w:szCs w:val="19"/>
+        </w:rPr>
+        <w:t>&lt;</w:t>
+      </w:r>
+      <w:proofErr w:type="spellStart"/>
+      <w:r>
+        <w:rPr>
+          <w:rFonts w:ascii="Consolas" w:eastAsia="Consolas" w:hAnsi="Consolas" w:cs="Consolas"/>
+          <w:sz w:val="19"/>
+          <w:szCs w:val="19"/>
+        </w:rPr>
+        <w:t>OutputType</w:t>
+      </w:r>
+      <w:proofErr w:type="spellEnd"/>
+      <w:r>
+        <w:rPr>
+          <w:rFonts w:ascii="Consolas" w:eastAsia="Consolas" w:hAnsi="Consolas" w:cs="Consolas"/>
+          <w:sz w:val="19"/>
+          <w:szCs w:val="19"/>
+        </w:rPr>
+        <w:t>&gt;Exe&lt;/</w:t>
+      </w:r>
+      <w:proofErr w:type="spellStart"/>
+      <w:r>
+        <w:rPr>
+          <w:rFonts w:ascii="Consolas" w:eastAsia="Consolas" w:hAnsi="Consolas" w:cs="Consolas"/>
+          <w:sz w:val="19"/>
+          <w:szCs w:val="19"/>
+        </w:rPr>
+        <w:t>OutputType</w:t>
+      </w:r>
+      <w:proofErr w:type="spellEnd"/>
+      <w:r>
+        <w:rPr>
+          <w:rFonts w:ascii="Consolas" w:eastAsia="Consolas" w:hAnsi="Consolas" w:cs="Consolas"/>
+          <w:sz w:val="19"/>
+          <w:szCs w:val="19"/>
+        </w:rPr>
+        <w:t>&gt;</w:t>
+      </w:r>
+      <w:r>
+        <w:t xml:space="preserve">, que indica que la aplicación es ejecutable. Puede verificarlo en el </w:t>
+      </w:r>
+      <w:r>
+        <w:rPr>
+          <w:b/>
+          <w:bCs/>
+        </w:rPr>
+        <w:t>Explorador de soluciones</w:t>
+      </w:r>
+      <w:r>
+        <w:t>, haciendo doble clic en el proyecto.</w:t>
       </w:r>
     </w:p>
     <w:p>
@@ -3292,7 +3052,7 @@
         <w:spacing w:before="240" w:after="120"/>
       </w:pPr>
       <w:r>
-        <w:t>Paso 2. Configurar el proyecto</w:t>
+        <w:t>Paso 3. Implementar la solución</w:t>
       </w:r>
     </w:p>
     <w:p>
@@ -3300,162 +3060,7 @@
         <w:spacing w:after="120"/>
       </w:pPr>
       <w:r>
-        <w:t xml:space="preserve">Visual Studio abre el archivo </w:t>
-      </w:r>
-      <w:proofErr w:type="spellStart"/>
-      <w:r>
-        <w:rPr>
-          <w:rFonts w:ascii="Consolas" w:eastAsia="Consolas" w:hAnsi="Consolas" w:cs="Consolas"/>
-          <w:sz w:val="19"/>
-          <w:szCs w:val="19"/>
-        </w:rPr>
-        <w:t>Program.cs</w:t>
-      </w:r>
-      <w:proofErr w:type="spellEnd"/>
-      <w:r>
-        <w:t xml:space="preserve"> con un código de ejemplo. Haga clic dentro del editor, seleccione </w:t>
-      </w:r>
-      <w:r>
-        <w:rPr>
-          <w:b/>
-          <w:bCs/>
-        </w:rPr>
-        <w:t>todo</w:t>
-      </w:r>
-      <w:r>
-        <w:t xml:space="preserve"> el contenido con </w:t>
-      </w:r>
-      <w:proofErr w:type="spellStart"/>
-      <w:r>
-        <w:rPr>
-          <w:rFonts w:ascii="Consolas" w:eastAsia="Consolas" w:hAnsi="Consolas" w:cs="Consolas"/>
-          <w:sz w:val="19"/>
-          <w:szCs w:val="19"/>
-        </w:rPr>
-        <w:t>Ctrl+A</w:t>
-      </w:r>
-      <w:proofErr w:type="spellEnd"/>
-      <w:r>
-        <w:t xml:space="preserve"> y </w:t>
-      </w:r>
-      <w:r>
-        <w:rPr>
-          <w:b/>
-          <w:bCs/>
-        </w:rPr>
-        <w:t>reemplácelo</w:t>
-      </w:r>
-      <w:r>
-        <w:t xml:space="preserve"> por el código que usted escriba para el ejercicio.</w:t>
-      </w:r>
-    </w:p>
-    <w:p>
-      <w:pPr>
-        <w:spacing w:after="120"/>
-      </w:pPr>
-      <w:r>
-        <w:t>No es necesario mo</w:t>
-      </w:r>
-      <w:r>
-        <w:t>dificar el archivo de proyecto (</w:t>
-      </w:r>
-      <w:r>
-        <w:rPr>
-          <w:rFonts w:ascii="Consolas" w:eastAsia="Consolas" w:hAnsi="Consolas" w:cs="Consolas"/>
-          <w:sz w:val="19"/>
-          <w:szCs w:val="19"/>
-        </w:rPr>
-        <w:t>.</w:t>
-      </w:r>
-      <w:proofErr w:type="spellStart"/>
-      <w:r>
-        <w:rPr>
-          <w:rFonts w:ascii="Consolas" w:eastAsia="Consolas" w:hAnsi="Consolas" w:cs="Consolas"/>
-          <w:sz w:val="19"/>
-          <w:szCs w:val="19"/>
-        </w:rPr>
-        <w:t>csproj</w:t>
-      </w:r>
-      <w:proofErr w:type="spellEnd"/>
-      <w:r>
-        <w:t xml:space="preserve">). Debe mostrar </w:t>
-      </w:r>
-      <w:r>
-        <w:rPr>
-          <w:rFonts w:ascii="Consolas" w:eastAsia="Consolas" w:hAnsi="Consolas" w:cs="Consolas"/>
-          <w:sz w:val="19"/>
-          <w:szCs w:val="19"/>
-        </w:rPr>
-        <w:t>&lt;</w:t>
-      </w:r>
-      <w:proofErr w:type="spellStart"/>
-      <w:r>
-        <w:rPr>
-          <w:rFonts w:ascii="Consolas" w:eastAsia="Consolas" w:hAnsi="Consolas" w:cs="Consolas"/>
-          <w:sz w:val="19"/>
-          <w:szCs w:val="19"/>
-        </w:rPr>
-        <w:t>OutputType</w:t>
-      </w:r>
-      <w:proofErr w:type="spellEnd"/>
-      <w:r>
-        <w:rPr>
-          <w:rFonts w:ascii="Consolas" w:eastAsia="Consolas" w:hAnsi="Consolas" w:cs="Consolas"/>
-          <w:sz w:val="19"/>
-          <w:szCs w:val="19"/>
-        </w:rPr>
-        <w:t>&gt;Exe&lt;/</w:t>
-      </w:r>
-      <w:proofErr w:type="spellStart"/>
-      <w:r>
-        <w:rPr>
-          <w:rFonts w:ascii="Consolas" w:eastAsia="Consolas" w:hAnsi="Consolas" w:cs="Consolas"/>
-          <w:sz w:val="19"/>
-          <w:szCs w:val="19"/>
-        </w:rPr>
-        <w:t>OutputType</w:t>
-      </w:r>
-      <w:proofErr w:type="spellEnd"/>
-      <w:r>
-        <w:rPr>
-          <w:rFonts w:ascii="Consolas" w:eastAsia="Consolas" w:hAnsi="Consolas" w:cs="Consolas"/>
-          <w:sz w:val="19"/>
-          <w:szCs w:val="19"/>
-        </w:rPr>
-        <w:t>&gt;</w:t>
-      </w:r>
-      <w:r>
-        <w:t xml:space="preserve">, que indica que la aplicación es ejecutable. Puede verificarlo en el </w:t>
-      </w:r>
-      <w:r>
-        <w:rPr>
-          <w:b/>
-          <w:bCs/>
-        </w:rPr>
-        <w:t>Explorador de soluciones</w:t>
-      </w:r>
-      <w:r>
-        <w:t>, haciendo doble clic en el proyecto.</w:t>
-      </w:r>
-    </w:p>
-    <w:p>
-      <w:pPr>
-        <w:pStyle w:val="Ttulo3"/>
-        <w:spacing w:before="240" w:after="120"/>
-      </w:pPr>
-      <w:r>
-        <w:t>Paso 3. Implementar la solución</w:t>
-      </w:r>
-    </w:p>
-    <w:p>
-      <w:pPr>
-        <w:spacing w:after="120"/>
-      </w:pPr>
-      <w:r>
-        <w:t>Escriba e</w:t>
-      </w:r>
-      <w:r>
-        <w:t>l código a partir del enunciado. Antes de programar, identifique:</w:t>
+        <w:t>Escriba el código a partir del enunciado. Antes de programar, identifique:</w:t>
       </w:r>
     </w:p>
     <w:p>
@@ -3542,10 +3147,7 @@
         <w:spacing w:after="120"/>
       </w:pPr>
       <w:r>
-        <w:t>Incluya comentarios breves que expli</w:t>
-      </w:r>
-      <w:r>
-        <w:t xml:space="preserve">quen cada sección y use nombres descriptivos en </w:t>
+        <w:t xml:space="preserve">Incluya comentarios breves que expliquen cada sección y use nombres descriptivos en </w:t>
       </w:r>
       <w:proofErr w:type="spellStart"/>
       <w:r>
@@ -3638,10 +3240,7 @@
         <w:t>0 advertencias</w:t>
       </w:r>
       <w:r>
-        <w:t>. El res</w:t>
-      </w:r>
-      <w:r>
-        <w:t xml:space="preserve">ultado aparece en la ventana </w:t>
+        <w:t xml:space="preserve">. El resultado aparece en la ventana </w:t>
       </w:r>
       <w:r>
         <w:rPr>
@@ -3682,10 +3281,7 @@
         <w:t>CS1002</w:t>
       </w:r>
       <w:r>
-        <w:t xml:space="preserve"> y el número de línea. Haga doble clic en el error para ir a la línea indicada, corrija el </w:t>
-      </w:r>
-      <w:r>
-        <w:t>problema y vuelva a compilar.</w:t>
+        <w:t xml:space="preserve"> y el número de línea. Haga doble clic en el error para ir a la línea indicada, corrija el problema y vuelva a compilar.</w:t>
       </w:r>
     </w:p>
     <w:p>
@@ -3720,14 +3316,7 @@
           <w:b/>
           <w:bCs/>
         </w:rPr>
-        <w:t>Depurar &gt; Iniciar sin depur</w:t>
-      </w:r>
-      <w:r>
-        <w:rPr>
-          <w:b/>
-          <w:bCs/>
-        </w:rPr>
-        <w:t>ar</w:t>
+        <w:t>Depurar &gt; Iniciar sin depurar</w:t>
       </w:r>
       <w:r>
         <w:t xml:space="preserve"> (o presione </w:t>
@@ -3812,10 +3401,7 @@
         <w:t>tabla de criterios de verificación</w:t>
       </w:r>
       <w:r>
-        <w:t>. Los separadores de miles y decimales dep</w:t>
-      </w:r>
-      <w:r>
-        <w:t xml:space="preserve">enden de la configuración regional de Windows. Con la configuración argentina verá </w:t>
+        <w:t xml:space="preserve">. Los separadores de miles y decimales dependen de la configuración regional de Windows. Con la configuración argentina verá </w:t>
       </w:r>
       <w:r>
         <w:rPr>
@@ -3854,10 +3440,7 @@
         <w:spacing w:after="120"/>
       </w:pPr>
       <w:r>
-        <w:t>Antes de dar por terminado cada ejercici</w:t>
-      </w:r>
-      <w:r>
-        <w:t>o, confirme que:</w:t>
+        <w:t>Antes de dar por terminado cada ejercicio, confirme que:</w:t>
       </w:r>
     </w:p>
     <w:p>
@@ -3867,10 +3450,7 @@
       </w:pPr>
       <w:proofErr w:type="gramStart"/>
       <w:r>
-        <w:t>☐</w:t>
-      </w:r>
-      <w:r>
-        <w:t xml:space="preserve">  El</w:t>
+        <w:t>☐  El</w:t>
       </w:r>
       <w:proofErr w:type="gramEnd"/>
       <w:r>
@@ -3894,10 +3474,7 @@
       </w:pPr>
       <w:proofErr w:type="gramStart"/>
       <w:r>
-        <w:t>☐</w:t>
-      </w:r>
-      <w:r>
-        <w:t xml:space="preserve">  El</w:t>
+        <w:t>☐  El</w:t>
       </w:r>
       <w:proofErr w:type="gramEnd"/>
       <w:r>
@@ -3911,10 +3488,7 @@
       </w:pPr>
       <w:proofErr w:type="gramStart"/>
       <w:r>
-        <w:t>☐</w:t>
-      </w:r>
-      <w:r>
-        <w:t xml:space="preserve">  La</w:t>
+        <w:t>☐  La</w:t>
       </w:r>
       <w:proofErr w:type="gramEnd"/>
       <w:r>
@@ -3928,10 +3502,7 @@
       </w:pPr>
       <w:proofErr w:type="gramStart"/>
       <w:r>
-        <w:t>☐</w:t>
-      </w:r>
-      <w:r>
-        <w:t xml:space="preserve">  Todos</w:t>
+        <w:t>☐  Todos</w:t>
       </w:r>
       <w:proofErr w:type="gramEnd"/>
       <w:r>
@@ -3945,10 +3516,7 @@
       </w:pPr>
       <w:proofErr w:type="gramStart"/>
       <w:r>
-        <w:t>☐</w:t>
-      </w:r>
-      <w:r>
-        <w:t xml:space="preserve">  El</w:t>
+        <w:t>☐  El</w:t>
       </w:r>
       <w:proofErr w:type="gramEnd"/>
       <w:r>
@@ -3970,10 +3538,7 @@
       </w:pPr>
       <w:proofErr w:type="gramStart"/>
       <w:r>
-        <w:t>☐</w:t>
-      </w:r>
-      <w:r>
-        <w:t xml:space="preserve">  No</w:t>
+        <w:t>☐  No</w:t>
       </w:r>
       <w:proofErr w:type="gramEnd"/>
       <w:r>
@@ -4050,10 +3615,7 @@
         <w:spacing w:before="240" w:after="120"/>
       </w:pPr>
       <w:r>
-        <w:t>Ejercicio 1: Bienve</w:t>
-      </w:r>
-      <w:r>
-        <w:t>nida a la Billetera Virtual</w:t>
+        <w:t>Ejercicio 1: Bienvenida a la Billetera Virtual</w:t>
       </w:r>
     </w:p>
     <w:p>
@@ -4075,16 +3637,6 @@
           <w:b/>
           <w:bCs/>
         </w:rPr>
-        <w:t>Tiempo sugerido:</w:t>
-      </w:r>
-      <w:r>
-        <w:t xml:space="preserve"> 30 minutos · </w:t>
-      </w:r>
-      <w:r>
-        <w:rPr>
-          <w:b/>
-          <w:bCs/>
-        </w:rPr>
         <w:t>Nombre del proyecto:</w:t>
       </w:r>
       <w:r>
@@ -4113,10 +3665,7 @@
         <w:spacing w:after="120"/>
       </w:pPr>
       <w:r>
-        <w:t>El primer requisito del prototipo es una pantalla de bienvenida que presente la aplicación a la persona usuaria y muestre las o</w:t>
-      </w:r>
-      <w:r>
-        <w:t>pciones disponibles. Esta pantalla no realiza ninguna operación todavía: su función es comprobar que el entorno de desarrollo funciona y que usted domina la escritura de sentencias básicas.</w:t>
+        <w:t>El primer requisito del prototipo es una pantalla de bienvenida que presente la aplicación a la persona usuaria y muestre las opciones disponibles. Esta pantalla no realiza ninguna operación todavía: su función es comprobar que el entorno de desarrollo funciona y que usted domina la escritura de sentencias básicas.</w:t>
       </w:r>
     </w:p>
     <w:p>
@@ -4142,15 +3691,7 @@
           <w:sz w:val="19"/>
           <w:szCs w:val="19"/>
         </w:rPr>
-        <w:t>Co</w:t>
-      </w:r>
-      <w:r>
-        <w:rPr>
-          <w:rFonts w:ascii="Consolas" w:eastAsia="Consolas" w:hAnsi="Consolas" w:cs="Consolas"/>
-          <w:sz w:val="19"/>
-          <w:szCs w:val="19"/>
-        </w:rPr>
-        <w:t>nsole.WriteLine</w:t>
+        <w:t>Console.WriteLine</w:t>
       </w:r>
       <w:proofErr w:type="spellEnd"/>
       <w:r>
@@ -4215,10 +3756,7 @@
         <w:t>=</w:t>
       </w:r>
       <w:r>
-        <w:t>, el nombre de la aplicación y el nombre</w:t>
-      </w:r>
-      <w:r>
-        <w:t xml:space="preserve"> del banco.</w:t>
+        <w:t>, el nombre de la aplicación y el nombre del banco.</w:t>
       </w:r>
     </w:p>
     <w:p>
@@ -4304,10 +3842,7 @@
         <w:t>RF3.</w:t>
       </w:r>
       <w:r>
-        <w:t xml:space="preserve"> Mostrar el menú con las seis opciones numeradas que se indican en la salida de referenci</w:t>
-      </w:r>
-      <w:r>
-        <w:t>a.</w:t>
+        <w:t xml:space="preserve"> Mostrar el menú con las seis opciones numeradas que se indican en la salida de referencia.</w:t>
       </w:r>
     </w:p>
     <w:p>
@@ -4658,10 +4193,7 @@
         <w:spacing w:after="80"/>
       </w:pPr>
       <w:r>
-        <w:t>Reemp</w:t>
-      </w:r>
-      <w:r>
-        <w:t xml:space="preserve">lace el contenido de </w:t>
+        <w:t xml:space="preserve">Reemplace el contenido de </w:t>
       </w:r>
       <w:proofErr w:type="spellStart"/>
       <w:r>
@@ -4746,12 +4278,6 @@
         <w:gridCol w:w="986"/>
       </w:tblGrid>
       <w:tr>
-        <w:tblPrEx>
-          <w:tblCellMar>
-            <w:top w:w="0" w:type="dxa"/>
-            <w:bottom w:w="0" w:type="dxa"/>
-          </w:tblCellMar>
-        </w:tblPrEx>
         <w:trPr>
           <w:tblHeader/>
         </w:trPr>
@@ -4844,12 +4370,6 @@
         </w:tc>
       </w:tr>
       <w:tr>
-        <w:tblPrEx>
-          <w:tblCellMar>
-            <w:top w:w="0" w:type="dxa"/>
-            <w:bottom w:w="0" w:type="dxa"/>
-          </w:tblCellMar>
-        </w:tblPrEx>
         <w:tc>
           <w:tcPr>
             <w:tcW w:w="985" w:type="dxa"/>
@@ -4930,12 +4450,6 @@
         </w:tc>
       </w:tr>
       <w:tr>
-        <w:tblPrEx>
-          <w:tblCellMar>
-            <w:top w:w="0" w:type="dxa"/>
-            <w:bottom w:w="0" w:type="dxa"/>
-          </w:tblCellMar>
-        </w:tblPrEx>
         <w:tc>
           <w:tcPr>
             <w:tcW w:w="985" w:type="dxa"/>
@@ -5031,12 +4545,6 @@
         </w:tc>
       </w:tr>
       <w:tr>
-        <w:tblPrEx>
-          <w:tblCellMar>
-            <w:top w:w="0" w:type="dxa"/>
-            <w:bottom w:w="0" w:type="dxa"/>
-          </w:tblCellMar>
-        </w:tblPrEx>
         <w:tc>
           <w:tcPr>
             <w:tcW w:w="985" w:type="dxa"/>
@@ -5134,12 +4642,6 @@
         </w:tc>
       </w:tr>
       <w:tr>
-        <w:tblPrEx>
-          <w:tblCellMar>
-            <w:top w:w="0" w:type="dxa"/>
-            <w:bottom w:w="0" w:type="dxa"/>
-          </w:tblCellMar>
-        </w:tblPrEx>
         <w:tc>
           <w:tcPr>
             <w:tcW w:w="985" w:type="dxa"/>
@@ -5220,12 +4722,6 @@
         </w:tc>
       </w:tr>
       <w:tr>
-        <w:tblPrEx>
-          <w:tblCellMar>
-            <w:top w:w="0" w:type="dxa"/>
-            <w:bottom w:w="0" w:type="dxa"/>
-          </w:tblCellMar>
-        </w:tblPrEx>
         <w:tc>
           <w:tcPr>
             <w:tcW w:w="985" w:type="dxa"/>
@@ -5412,10 +4908,7 @@
         <w:spacing w:before="240" w:after="120"/>
       </w:pPr>
       <w:r>
-        <w:t>Ejercicio 2: Ficha de l</w:t>
-      </w:r>
-      <w:r>
-        <w:t>a billetera</w:t>
+        <w:t>Ejercicio 2: Ficha de la billetera</w:t>
       </w:r>
     </w:p>
     <w:p>
@@ -5437,58 +4930,45 @@
           <w:b/>
           <w:bCs/>
         </w:rPr>
-        <w:t>Tiempo sugerido:</w:t>
-      </w:r>
-      <w:r>
-        <w:t xml:space="preserve"> 45 minutos · </w:t>
+        <w:t>Nombre del proyecto:</w:t>
+      </w:r>
+      <w:r>
+        <w:t xml:space="preserve"> </w:t>
+      </w:r>
+      <w:r>
+        <w:rPr>
+          <w:rFonts w:ascii="Consolas" w:eastAsia="Consolas" w:hAnsi="Consolas" w:cs="Consolas"/>
+          <w:sz w:val="19"/>
+          <w:szCs w:val="19"/>
+        </w:rPr>
+        <w:t>Ej02_FichaDeCuenta</w:t>
+      </w:r>
+    </w:p>
+    <w:p>
+      <w:pPr>
+        <w:pStyle w:val="Ttulo4"/>
+        <w:spacing w:before="240" w:after="120"/>
+      </w:pPr>
+      <w:r>
+        <w:t>Contexto</w:t>
+      </w:r>
+    </w:p>
+    <w:p>
+      <w:pPr>
+        <w:spacing w:after="120"/>
+      </w:pPr>
+      <w:r>
+        <w:t xml:space="preserve">El área de operaciones necesita una </w:t>
       </w:r>
       <w:r>
         <w:rPr>
           <w:b/>
           <w:bCs/>
         </w:rPr>
-        <w:t>Nombre del proyecto:</w:t>
-      </w:r>
-      <w:r>
-        <w:t xml:space="preserve"> </w:t>
-      </w:r>
-      <w:r>
-        <w:rPr>
-          <w:rFonts w:ascii="Consolas" w:eastAsia="Consolas" w:hAnsi="Consolas" w:cs="Consolas"/>
-          <w:sz w:val="19"/>
-          <w:szCs w:val="19"/>
-        </w:rPr>
-        <w:t>Ej02_FichaDeCuenta</w:t>
-      </w:r>
-    </w:p>
-    <w:p>
-      <w:pPr>
-        <w:pStyle w:val="Ttulo4"/>
-        <w:spacing w:before="240" w:after="120"/>
-      </w:pPr>
-      <w:r>
-        <w:t>Contexto</w:t>
-      </w:r>
-    </w:p>
-    <w:p>
-      <w:pPr>
-        <w:spacing w:after="120"/>
-      </w:pPr>
-      <w:r>
-        <w:t xml:space="preserve">El área de operaciones necesita una </w:t>
-      </w:r>
-      <w:r>
-        <w:rPr>
-          <w:b/>
-          <w:bCs/>
-        </w:rPr>
         <w:t>ficha</w:t>
       </w:r>
       <w:r>
-        <w:t xml:space="preserve"> que resuma los datos de la billetera y las reglas vigentes del banco. Algunos valores son fijos por norma d</w:t>
-      </w:r>
-      <w:r>
-        <w:t>el banco (el nombre de la entidad, la comisión por transferencia y el límite diario). Otros cambian con cada operación (el saldo y la cantidad de movimientos).</w:t>
+        <w:t xml:space="preserve"> que resuma los datos de la billetera y las reglas vigentes del banco. Algunos valores son fijos por norma del banco (el nombre de la entidad, la comisión por transferencia y el límite diario). Otros cambian con cada operación (el saldo y la cantidad de movimientos).</w:t>
       </w:r>
     </w:p>
     <w:p>
@@ -6070,15 +5550,7 @@
           <w:sz w:val="19"/>
           <w:szCs w:val="19"/>
         </w:rPr>
-        <w:t>montoC</w:t>
-      </w:r>
-      <w:r>
-        <w:rPr>
-          <w:rFonts w:ascii="Consolas" w:eastAsia="Consolas" w:hAnsi="Consolas" w:cs="Consolas"/>
-          <w:sz w:val="19"/>
-          <w:szCs w:val="19"/>
-        </w:rPr>
-        <w:t>arga</w:t>
+        <w:t>montoCarga</w:t>
       </w:r>
       <w:proofErr w:type="spellEnd"/>
       <w:r>
@@ -6143,10 +5615,7 @@
         <w:t>comentada</w:t>
       </w:r>
       <w:r>
-        <w:t xml:space="preserve"> que inten</w:t>
-      </w:r>
-      <w:r>
-        <w:t xml:space="preserve">te reasignar </w:t>
+        <w:t xml:space="preserve"> que intente reasignar </w:t>
       </w:r>
       <w:proofErr w:type="spellStart"/>
       <w:r>
@@ -6272,15 +5741,7 @@
           <w:sz w:val="18"/>
           <w:szCs w:val="18"/>
         </w:rPr>
-        <w:t>CVU:</w:t>
-      </w:r>
-      <w:r>
-        <w:rPr>
-          <w:rFonts w:ascii="Consolas" w:eastAsia="Consolas" w:hAnsi="Consolas" w:cs="Consolas"/>
-          <w:sz w:val="18"/>
-          <w:szCs w:val="18"/>
-        </w:rPr>
-        <w:t xml:space="preserve"> 0000003100012345678901</w:t>
+        <w:t>CVU: 0000003100012345678901</w:t>
       </w:r>
     </w:p>
     <w:p>
@@ -6553,10 +6014,7 @@
         <w:spacing w:before="240" w:after="120"/>
       </w:pPr>
       <w:r>
-        <w:t>Criterios de verificac</w:t>
-      </w:r>
-      <w:r>
-        <w:t>ión</w:t>
+        <w:t>Criterios de verificación</w:t>
       </w:r>
     </w:p>
     <w:tbl>
@@ -6582,12 +6040,6 @@
         <w:gridCol w:w="986"/>
       </w:tblGrid>
       <w:tr>
-        <w:tblPrEx>
-          <w:tblCellMar>
-            <w:top w:w="0" w:type="dxa"/>
-            <w:bottom w:w="0" w:type="dxa"/>
-          </w:tblCellMar>
-        </w:tblPrEx>
         <w:trPr>
           <w:tblHeader/>
         </w:trPr>
@@ -6680,12 +6132,6 @@
         </w:tc>
       </w:tr>
       <w:tr>
-        <w:tblPrEx>
-          <w:tblCellMar>
-            <w:top w:w="0" w:type="dxa"/>
-            <w:bottom w:w="0" w:type="dxa"/>
-          </w:tblCellMar>
-        </w:tblPrEx>
         <w:tc>
           <w:tcPr>
             <w:tcW w:w="985" w:type="dxa"/>
@@ -6783,12 +6229,6 @@
         </w:tc>
       </w:tr>
       <w:tr>
-        <w:tblPrEx>
-          <w:tblCellMar>
-            <w:top w:w="0" w:type="dxa"/>
-            <w:bottom w:w="0" w:type="dxa"/>
-          </w:tblCellMar>
-        </w:tblPrEx>
         <w:tc>
           <w:tcPr>
             <w:tcW w:w="985" w:type="dxa"/>
@@ -6918,12 +6358,6 @@
         </w:tc>
       </w:tr>
       <w:tr>
-        <w:tblPrEx>
-          <w:tblCellMar>
-            <w:top w:w="0" w:type="dxa"/>
-            <w:bottom w:w="0" w:type="dxa"/>
-          </w:tblCellMar>
-        </w:tblPrEx>
         <w:tc>
           <w:tcPr>
             <w:tcW w:w="985" w:type="dxa"/>
@@ -7034,12 +6468,6 @@
         </w:tc>
       </w:tr>
       <w:tr>
-        <w:tblPrEx>
-          <w:tblCellMar>
-            <w:top w:w="0" w:type="dxa"/>
-            <w:bottom w:w="0" w:type="dxa"/>
-          </w:tblCellMar>
-        </w:tblPrEx>
         <w:tc>
           <w:tcPr>
             <w:tcW w:w="985" w:type="dxa"/>
@@ -7135,12 +6563,6 @@
         </w:tc>
       </w:tr>
       <w:tr>
-        <w:tblPrEx>
-          <w:tblCellMar>
-            <w:top w:w="0" w:type="dxa"/>
-            <w:bottom w:w="0" w:type="dxa"/>
-          </w:tblCellMar>
-        </w:tblPrEx>
         <w:tc>
           <w:tcPr>
             <w:tcW w:w="985" w:type="dxa"/>
@@ -7237,12 +6659,6 @@
         </w:tc>
       </w:tr>
       <w:tr>
-        <w:tblPrEx>
-          <w:tblCellMar>
-            <w:top w:w="0" w:type="dxa"/>
-            <w:bottom w:w="0" w:type="dxa"/>
-          </w:tblCellMar>
-        </w:tblPrEx>
         <w:tc>
           <w:tcPr>
             <w:tcW w:w="985" w:type="dxa"/>
@@ -7486,28 +6902,46 @@
           <w:b/>
           <w:bCs/>
         </w:rPr>
-        <w:t>Tiempo sugerido:</w:t>
-      </w:r>
-      <w:r>
-        <w:t xml:space="preserve"> 60 minutos · </w:t>
+        <w:t>Nombre del proyecto:</w:t>
+      </w:r>
+      <w:r>
+        <w:t xml:space="preserve"> </w:t>
+      </w:r>
+      <w:r>
+        <w:rPr>
+          <w:rFonts w:ascii="Consolas" w:eastAsia="Consolas" w:hAnsi="Consolas" w:cs="Consolas"/>
+          <w:sz w:val="19"/>
+          <w:szCs w:val="19"/>
+        </w:rPr>
+        <w:t>Ej03_TiposDeDatosCuenta</w:t>
+      </w:r>
+    </w:p>
+    <w:p>
+      <w:pPr>
+        <w:pStyle w:val="Ttulo4"/>
+        <w:spacing w:before="240" w:after="120"/>
+      </w:pPr>
+      <w:r>
+        <w:t>Contexto</w:t>
+      </w:r>
+    </w:p>
+    <w:p>
+      <w:pPr>
+        <w:spacing w:after="120"/>
+      </w:pPr>
+      <w:r>
+        <w:lastRenderedPageBreak/>
+        <w:t xml:space="preserve">El equipo de bases de datos debe definir qué tipo de dato usar para cada campo de la cuenta. Una mala elección puede provocar errores de cálculo (por ejemplo, redondeos en montos) o problemas de validación en los identificadores. Su tarea es modelar los datos de la cuenta eligiendo el tipo más adecuado para cada uno, </w:t>
       </w:r>
       <w:r>
         <w:rPr>
           <w:b/>
           <w:bCs/>
         </w:rPr>
-        <w:t>Nombre del proyecto:</w:t>
-      </w:r>
-      <w:r>
-        <w:t xml:space="preserve"> </w:t>
-      </w:r>
-      <w:r>
-        <w:rPr>
-          <w:rFonts w:ascii="Consolas" w:eastAsia="Consolas" w:hAnsi="Consolas" w:cs="Consolas"/>
-          <w:sz w:val="19"/>
-          <w:szCs w:val="19"/>
-        </w:rPr>
-        <w:t>Ej03_TiposDeDatosCuenta</w:t>
+        <w:t>justificando la elección en un comentario</w:t>
+      </w:r>
+      <w:r>
+        <w:t>.</w:t>
       </w:r>
     </w:p>
     <w:p>
@@ -7516,7 +6950,7 @@
         <w:spacing w:before="240" w:after="120"/>
       </w:pPr>
       <w:r>
-        <w:t>Contexto</w:t>
+        <w:t>Objetivo</w:t>
       </w:r>
     </w:p>
     <w:p>
@@ -7524,41 +6958,7 @@
         <w:spacing w:after="120"/>
       </w:pPr>
       <w:r>
-        <w:lastRenderedPageBreak/>
-        <w:t>El equipo de bases de datos debe definir qué tipo de dato usar para cada campo de la cuenta. Una mala elección puede provocar errores de cálculo (por ejemplo, redondeos en montos) o problemas de validación en los identificadores. Su tarea es modelar los da</w:t>
-      </w:r>
-      <w:r>
-        <w:t xml:space="preserve">tos de la cuenta eligiendo el tipo más adecuado para cada uno, </w:t>
-      </w:r>
-      <w:r>
-        <w:rPr>
-          <w:b/>
-          <w:bCs/>
-        </w:rPr>
-        <w:t>justificando la elección en un comentario</w:t>
-      </w:r>
-      <w:r>
-        <w:t>.</w:t>
-      </w:r>
-    </w:p>
-    <w:p>
-      <w:pPr>
-        <w:pStyle w:val="Ttulo4"/>
-        <w:spacing w:before="240" w:after="120"/>
-      </w:pPr>
-      <w:r>
-        <w:t>Objetivo</w:t>
-      </w:r>
-    </w:p>
-    <w:p>
-      <w:pPr>
-        <w:spacing w:after="120"/>
-      </w:pPr>
-      <w:r>
-        <w:t>Seleccionar y declarar tipos de datos primitivos, de fecha y anulables, y utilizar operadores de comparación y ternario para presentar los va</w:t>
-      </w:r>
-      <w:r>
-        <w:t>lores de forma legible.</w:t>
+        <w:t>Seleccionar y declarar tipos de datos primitivos, de fecha y anulables, y utilizar operadores de comparación y ternario para presentar los valores de forma legible.</w:t>
       </w:r>
     </w:p>
     <w:p>
@@ -7601,12 +7001,6 @@
         <w:gridCol w:w="5286"/>
       </w:tblGrid>
       <w:tr>
-        <w:tblPrEx>
-          <w:tblCellMar>
-            <w:top w:w="0" w:type="dxa"/>
-            <w:bottom w:w="0" w:type="dxa"/>
-          </w:tblCellMar>
-        </w:tblPrEx>
         <w:trPr>
           <w:tblHeader/>
         </w:trPr>
@@ -7699,12 +7093,6 @@
         </w:tc>
       </w:tr>
       <w:tr>
-        <w:tblPrEx>
-          <w:tblCellMar>
-            <w:top w:w="0" w:type="dxa"/>
-            <w:bottom w:w="0" w:type="dxa"/>
-          </w:tblCellMar>
-        </w:tblPrEx>
         <w:tc>
           <w:tcPr>
             <w:tcW w:w="2863" w:type="dxa"/>
@@ -7790,12 +7178,6 @@
         </w:tc>
       </w:tr>
       <w:tr>
-        <w:tblPrEx>
-          <w:tblCellMar>
-            <w:top w:w="0" w:type="dxa"/>
-            <w:bottom w:w="0" w:type="dxa"/>
-          </w:tblCellMar>
-        </w:tblPrEx>
         <w:tc>
           <w:tcPr>
             <w:tcW w:w="2863" w:type="dxa"/>
@@ -7883,12 +7265,6 @@
         </w:tc>
       </w:tr>
       <w:tr>
-        <w:tblPrEx>
-          <w:tblCellMar>
-            <w:top w:w="0" w:type="dxa"/>
-            <w:bottom w:w="0" w:type="dxa"/>
-          </w:tblCellMar>
-        </w:tblPrEx>
         <w:tc>
           <w:tcPr>
             <w:tcW w:w="2863" w:type="dxa"/>
@@ -8004,12 +7380,6 @@
         </w:tc>
       </w:tr>
       <w:tr>
-        <w:tblPrEx>
-          <w:tblCellMar>
-            <w:top w:w="0" w:type="dxa"/>
-            <w:bottom w:w="0" w:type="dxa"/>
-          </w:tblCellMar>
-        </w:tblPrEx>
         <w:tc>
           <w:tcPr>
             <w:tcW w:w="2863" w:type="dxa"/>
@@ -8104,12 +7474,6 @@
         </w:tc>
       </w:tr>
       <w:tr>
-        <w:tblPrEx>
-          <w:tblCellMar>
-            <w:top w:w="0" w:type="dxa"/>
-            <w:bottom w:w="0" w:type="dxa"/>
-          </w:tblCellMar>
-        </w:tblPrEx>
         <w:tc>
           <w:tcPr>
             <w:tcW w:w="2863" w:type="dxa"/>
@@ -8195,12 +7559,6 @@
         </w:tc>
       </w:tr>
       <w:tr>
-        <w:tblPrEx>
-          <w:tblCellMar>
-            <w:top w:w="0" w:type="dxa"/>
-            <w:bottom w:w="0" w:type="dxa"/>
-          </w:tblCellMar>
-        </w:tblPrEx>
         <w:tc>
           <w:tcPr>
             <w:tcW w:w="2863" w:type="dxa"/>
@@ -8286,12 +7644,6 @@
         </w:tc>
       </w:tr>
       <w:tr>
-        <w:tblPrEx>
-          <w:tblCellMar>
-            <w:top w:w="0" w:type="dxa"/>
-            <w:bottom w:w="0" w:type="dxa"/>
-          </w:tblCellMar>
-        </w:tblPrEx>
         <w:tc>
           <w:tcPr>
             <w:tcW w:w="2863" w:type="dxa"/>
@@ -8379,12 +7731,6 @@
         </w:tc>
       </w:tr>
       <w:tr>
-        <w:tblPrEx>
-          <w:tblCellMar>
-            <w:top w:w="0" w:type="dxa"/>
-            <w:bottom w:w="0" w:type="dxa"/>
-          </w:tblCellMar>
-        </w:tblPrEx>
         <w:tc>
           <w:tcPr>
             <w:tcW w:w="2863" w:type="dxa"/>
@@ -8472,12 +7818,6 @@
         </w:tc>
       </w:tr>
       <w:tr>
-        <w:tblPrEx>
-          <w:tblCellMar>
-            <w:top w:w="0" w:type="dxa"/>
-            <w:bottom w:w="0" w:type="dxa"/>
-          </w:tblCellMar>
-        </w:tblPrEx>
         <w:tc>
           <w:tcPr>
             <w:tcW w:w="2863" w:type="dxa"/>
@@ -8563,12 +7903,6 @@
         </w:tc>
       </w:tr>
       <w:tr>
-        <w:tblPrEx>
-          <w:tblCellMar>
-            <w:top w:w="0" w:type="dxa"/>
-            <w:bottom w:w="0" w:type="dxa"/>
-          </w:tblCellMar>
-        </w:tblPrEx>
         <w:tc>
           <w:tcPr>
             <w:tcW w:w="2863" w:type="dxa"/>
@@ -8656,12 +7990,6 @@
         </w:tc>
       </w:tr>
       <w:tr>
-        <w:tblPrEx>
-          <w:tblCellMar>
-            <w:top w:w="0" w:type="dxa"/>
-            <w:bottom w:w="0" w:type="dxa"/>
-          </w:tblCellMar>
-        </w:tblPrEx>
         <w:tc>
           <w:tcPr>
             <w:tcW w:w="2863" w:type="dxa"/>
@@ -8749,12 +8077,6 @@
         </w:tc>
       </w:tr>
       <w:tr>
-        <w:tblPrEx>
-          <w:tblCellMar>
-            <w:top w:w="0" w:type="dxa"/>
-            <w:bottom w:w="0" w:type="dxa"/>
-          </w:tblCellMar>
-        </w:tblPrEx>
         <w:tc>
           <w:tcPr>
             <w:tcW w:w="2863" w:type="dxa"/>
@@ -8842,12 +8164,6 @@
         </w:tc>
       </w:tr>
       <w:tr>
-        <w:tblPrEx>
-          <w:tblCellMar>
-            <w:top w:w="0" w:type="dxa"/>
-            <w:bottom w:w="0" w:type="dxa"/>
-          </w:tblCellMar>
-        </w:tblPrEx>
         <w:tc>
           <w:tcPr>
             <w:tcW w:w="2863" w:type="dxa"/>
@@ -9084,15 +8400,7 @@
           <w:sz w:val="19"/>
           <w:szCs w:val="19"/>
         </w:rPr>
-        <w:t>Sin movimiento</w:t>
-      </w:r>
-      <w:r>
-        <w:rPr>
-          <w:rFonts w:ascii="Consolas" w:eastAsia="Consolas" w:hAnsi="Consolas" w:cs="Consolas"/>
-          <w:sz w:val="19"/>
-          <w:szCs w:val="19"/>
-        </w:rPr>
-        <w:t>s registrados</w:t>
+        <w:t>Sin movimientos registrados</w:t>
       </w:r>
       <w:r>
         <w:t xml:space="preserve"> cuando </w:t>
@@ -9196,10 +8504,7 @@
         <w:t>28/09/2026</w:t>
       </w:r>
       <w:r>
-        <w:t xml:space="preserve"> y volver a mostrar el últ</w:t>
-      </w:r>
-      <w:r>
-        <w:t>imo movimiento actualizado.</w:t>
+        <w:t xml:space="preserve"> y volver a mostrar el último movimiento actualizado.</w:t>
       </w:r>
     </w:p>
     <w:p>
@@ -9300,10 +8605,7 @@
       </w:r>
       <w:proofErr w:type="spellEnd"/>
       <w:r>
-        <w:t>, utili</w:t>
-      </w:r>
-      <w:r>
-        <w:t xml:space="preserve">ce el método </w:t>
+        <w:t xml:space="preserve">, utilice el método </w:t>
       </w:r>
       <w:proofErr w:type="spellStart"/>
       <w:r>
@@ -9759,10 +9061,7 @@
         <w:spacing w:after="80"/>
       </w:pPr>
       <w:r>
-        <w:t>De</w:t>
-      </w:r>
-      <w:r>
-        <w:t>clare las variables con su tipo y justifique cada elección en un comentario.</w:t>
+        <w:t>Declare las variables con su tipo y justifique cada elección en un comentario.</w:t>
       </w:r>
     </w:p>
     <w:p>
@@ -9832,10 +9131,7 @@
       </w:r>
       <w:proofErr w:type="spellEnd"/>
       <w:r>
-        <w:t xml:space="preserve"> temporalmente</w:t>
-      </w:r>
-      <w:r>
-        <w:t xml:space="preserve"> cada línea de error, observe el subrayado y el mensaje en la ventana </w:t>
+        <w:t xml:space="preserve"> temporalmente cada línea de error, observe el subrayado y el mensaje en la ventana </w:t>
       </w:r>
       <w:r>
         <w:rPr>
@@ -9880,12 +9176,6 @@
         <w:gridCol w:w="986"/>
       </w:tblGrid>
       <w:tr>
-        <w:tblPrEx>
-          <w:tblCellMar>
-            <w:top w:w="0" w:type="dxa"/>
-            <w:bottom w:w="0" w:type="dxa"/>
-          </w:tblCellMar>
-        </w:tblPrEx>
         <w:trPr>
           <w:tblHeader/>
         </w:trPr>
@@ -9978,12 +9268,6 @@
         </w:tc>
       </w:tr>
       <w:tr>
-        <w:tblPrEx>
-          <w:tblCellMar>
-            <w:top w:w="0" w:type="dxa"/>
-            <w:bottom w:w="0" w:type="dxa"/>
-          </w:tblCellMar>
-        </w:tblPrEx>
         <w:tc>
           <w:tcPr>
             <w:tcW w:w="985" w:type="dxa"/>
@@ -10064,12 +9348,6 @@
         </w:tc>
       </w:tr>
       <w:tr>
-        <w:tblPrEx>
-          <w:tblCellMar>
-            <w:top w:w="0" w:type="dxa"/>
-            <w:bottom w:w="0" w:type="dxa"/>
-          </w:tblCellMar>
-        </w:tblPrEx>
         <w:tc>
           <w:tcPr>
             <w:tcW w:w="985" w:type="dxa"/>
@@ -10150,12 +9428,6 @@
         </w:tc>
       </w:tr>
       <w:tr>
-        <w:tblPrEx>
-          <w:tblCellMar>
-            <w:top w:w="0" w:type="dxa"/>
-            <w:bottom w:w="0" w:type="dxa"/>
-          </w:tblCellMar>
-        </w:tblPrEx>
         <w:tc>
           <w:tcPr>
             <w:tcW w:w="985" w:type="dxa"/>
@@ -10251,12 +9523,6 @@
         </w:tc>
       </w:tr>
       <w:tr>
-        <w:tblPrEx>
-          <w:tblCellMar>
-            <w:top w:w="0" w:type="dxa"/>
-            <w:bottom w:w="0" w:type="dxa"/>
-          </w:tblCellMar>
-        </w:tblPrEx>
         <w:tc>
           <w:tcPr>
             <w:tcW w:w="985" w:type="dxa"/>
@@ -10352,12 +9618,6 @@
         </w:tc>
       </w:tr>
       <w:tr>
-        <w:tblPrEx>
-          <w:tblCellMar>
-            <w:top w:w="0" w:type="dxa"/>
-            <w:bottom w:w="0" w:type="dxa"/>
-          </w:tblCellMar>
-        </w:tblPrEx>
         <w:tc>
           <w:tcPr>
             <w:tcW w:w="985" w:type="dxa"/>
@@ -10406,14 +9666,7 @@
                 <w:sz w:val="20"/>
                 <w:szCs w:val="20"/>
               </w:rPr>
-              <w:t>Despué</w:t>
-            </w:r>
-            <w:r>
-              <w:rPr>
-                <w:sz w:val="20"/>
-                <w:szCs w:val="20"/>
-              </w:rPr>
-              <w:t xml:space="preserve">s de la actualización se muestra </w:t>
+              <w:t xml:space="preserve">Después de la actualización se muestra </w:t>
             </w:r>
             <w:r>
               <w:rPr>
@@ -10460,12 +9713,6 @@
         </w:tc>
       </w:tr>
       <w:tr>
-        <w:tblPrEx>
-          <w:tblCellMar>
-            <w:top w:w="0" w:type="dxa"/>
-            <w:bottom w:w="0" w:type="dxa"/>
-          </w:tblCellMar>
-        </w:tblPrEx>
         <w:tc>
           <w:tcPr>
             <w:tcW w:w="985" w:type="dxa"/>
@@ -10562,12 +9809,6 @@
         </w:tc>
       </w:tr>
       <w:tr>
-        <w:tblPrEx>
-          <w:tblCellMar>
-            <w:top w:w="0" w:type="dxa"/>
-            <w:bottom w:w="0" w:type="dxa"/>
-          </w:tblCellMar>
-        </w:tblPrEx>
         <w:tc>
           <w:tcPr>
             <w:tcW w:w="985" w:type="dxa"/>
@@ -10816,15 +10057,7 @@
           <w:sz w:val="19"/>
           <w:szCs w:val="19"/>
         </w:rPr>
-        <w:t>fechaUltimoMovimie</w:t>
-      </w:r>
-      <w:r>
-        <w:rPr>
-          <w:rFonts w:ascii="Consolas" w:eastAsia="Consolas" w:hAnsi="Consolas" w:cs="Consolas"/>
-          <w:sz w:val="19"/>
-          <w:szCs w:val="19"/>
-        </w:rPr>
-        <w:t>nto</w:t>
+        <w:t>fechaUltimoMovimiento</w:t>
       </w:r>
       <w:proofErr w:type="spellEnd"/>
       <w:r>
@@ -10867,28 +10100,75 @@
           <w:b/>
           <w:bCs/>
         </w:rPr>
-        <w:t>Tiempo sugerido:</w:t>
-      </w:r>
-      <w:r>
-        <w:t xml:space="preserve"> 60 minutos · </w:t>
+        <w:t>Nombre del proyecto:</w:t>
+      </w:r>
+      <w:r>
+        <w:t xml:space="preserve"> </w:t>
+      </w:r>
+      <w:r>
+        <w:rPr>
+          <w:rFonts w:ascii="Consolas" w:eastAsia="Consolas" w:hAnsi="Consolas" w:cs="Consolas"/>
+          <w:sz w:val="19"/>
+          <w:szCs w:val="19"/>
+        </w:rPr>
+        <w:t>Ej04_CalculoTransferencia</w:t>
+      </w:r>
+    </w:p>
+    <w:p>
+      <w:pPr>
+        <w:pStyle w:val="Ttulo4"/>
+        <w:spacing w:before="240" w:after="120"/>
+      </w:pPr>
+      <w:r>
+        <w:t>Contexto</w:t>
+      </w:r>
+    </w:p>
+    <w:p>
+      <w:pPr>
+        <w:spacing w:after="120"/>
+      </w:pPr>
+      <w:r>
+        <w:t xml:space="preserve">Cuando un cliente transfiere dinero a otra billetera (por CVU o alias), la aplicación debe calcular la </w:t>
       </w:r>
       <w:r>
         <w:rPr>
           <w:b/>
           <w:bCs/>
         </w:rPr>
-        <w:t>Nombre del proyecto:</w:t>
-      </w:r>
-      <w:r>
-        <w:t xml:space="preserve"> </w:t>
-      </w:r>
-      <w:r>
-        <w:rPr>
-          <w:rFonts w:ascii="Consolas" w:eastAsia="Consolas" w:hAnsi="Consolas" w:cs="Consolas"/>
-          <w:sz w:val="19"/>
-          <w:szCs w:val="19"/>
-        </w:rPr>
-        <w:t>Ej04_CalculoTransferencia</w:t>
+        <w:t>comisión</w:t>
+      </w:r>
+      <w:r>
+        <w:t xml:space="preserve">, el </w:t>
+      </w:r>
+      <w:r>
+        <w:rPr>
+          <w:b/>
+          <w:bCs/>
+        </w:rPr>
+        <w:t>total descontado</w:t>
+      </w:r>
+      <w:r>
+        <w:t xml:space="preserve"> y el </w:t>
+      </w:r>
+      <w:r>
+        <w:rPr>
+          <w:b/>
+          <w:bCs/>
+        </w:rPr>
+        <w:t>nuevo saldo</w:t>
+      </w:r>
+      <w:r>
+        <w:t xml:space="preserve">. Además, la billetera acredita un </w:t>
+      </w:r>
+      <w:r>
+        <w:rPr>
+          <w:b/>
+          <w:bCs/>
+        </w:rPr>
+        <w:t>rendimiento mensual</w:t>
+      </w:r>
+      <w:r>
+        <w:t xml:space="preserve"> sobre el saldo de las cajas de ahorro. Todos los cálculos deben ser exactos, por lo que el equipo debe conocer cómo se comportan los operadores con distintos tipos de datos.</w:t>
       </w:r>
     </w:p>
     <w:p>
@@ -10897,7 +10177,7 @@
         <w:spacing w:before="240" w:after="120"/>
       </w:pPr>
       <w:r>
-        <w:t>Contexto</w:t>
+        <w:t>Objetivo</w:t>
       </w:r>
     </w:p>
     <w:p>
@@ -10905,70 +10185,7 @@
         <w:spacing w:after="120"/>
       </w:pPr>
       <w:r>
-        <w:t xml:space="preserve">Cuando un cliente transfiere dinero a otra billetera (por CVU o alias), la aplicación debe calcular la </w:t>
-      </w:r>
-      <w:r>
-        <w:rPr>
-          <w:b/>
-          <w:bCs/>
-        </w:rPr>
-        <w:t>comisión</w:t>
-      </w:r>
-      <w:r>
-        <w:t xml:space="preserve">, el </w:t>
-      </w:r>
-      <w:r>
-        <w:rPr>
-          <w:b/>
-          <w:bCs/>
-        </w:rPr>
-        <w:t>total descontado</w:t>
-      </w:r>
-      <w:r>
-        <w:t xml:space="preserve"> y el </w:t>
-      </w:r>
-      <w:r>
-        <w:rPr>
-          <w:b/>
-          <w:bCs/>
-        </w:rPr>
-        <w:t>nuevo saldo</w:t>
-      </w:r>
-      <w:r>
-        <w:t xml:space="preserve">. Además, la billetera acredita un </w:t>
-      </w:r>
-      <w:r>
-        <w:rPr>
-          <w:b/>
-          <w:bCs/>
-        </w:rPr>
-        <w:t>rendimiento mensual</w:t>
-      </w:r>
-      <w:r>
-        <w:t xml:space="preserve"> sobre el saldo de las cajas de ahorro. Todos los cál</w:t>
-      </w:r>
-      <w:r>
-        <w:t>culos deben ser exactos, por lo que el equipo debe conocer cómo se comportan los operadores con distintos tipos de datos.</w:t>
-      </w:r>
-    </w:p>
-    <w:p>
-      <w:pPr>
-        <w:pStyle w:val="Ttulo4"/>
-        <w:spacing w:before="240" w:after="120"/>
-      </w:pPr>
-      <w:r>
-        <w:t>Objetivo</w:t>
-      </w:r>
-    </w:p>
-    <w:p>
-      <w:pPr>
-        <w:spacing w:after="120"/>
-      </w:pPr>
-      <w:r>
-        <w:t>Aplicar operadores aritméticos, de asignación compuesta y de incremento, y comprender por qué la división entre enteros desca</w:t>
-      </w:r>
-      <w:r>
-        <w:t>rta la parte decimal.</w:t>
+        <w:t>Aplicar operadores aritméticos, de asignación compuesta y de incremento, y comprender por qué la división entre enteros descarta la parte decimal.</w:t>
       </w:r>
     </w:p>
     <w:p>
@@ -11297,14 +10514,7 @@
           <w:b/>
           <w:bCs/>
         </w:rPr>
-        <w:t>R</w:t>
-      </w:r>
-      <w:r>
-        <w:rPr>
-          <w:b/>
-          <w:bCs/>
-        </w:rPr>
-        <w:t>F6.</w:t>
+        <w:t>RF6.</w:t>
       </w:r>
       <w:r>
         <w:t xml:space="preserve"> Calcular el rendimiento mensual sobre el saldo resultante (</w:t>
@@ -11409,15 +10619,7 @@
           <w:sz w:val="19"/>
           <w:szCs w:val="19"/>
         </w:rPr>
-        <w:t>comi</w:t>
-      </w:r>
-      <w:r>
-        <w:rPr>
-          <w:rFonts w:ascii="Consolas" w:eastAsia="Consolas" w:hAnsi="Consolas" w:cs="Consolas"/>
-          <w:sz w:val="19"/>
-          <w:szCs w:val="19"/>
-        </w:rPr>
-        <w:t>sion.ToString</w:t>
+        <w:t>comision.ToString</w:t>
       </w:r>
       <w:proofErr w:type="spellEnd"/>
       <w:proofErr w:type="gramEnd"/>
@@ -11543,15 +10745,7 @@
           <w:sz w:val="18"/>
           <w:szCs w:val="18"/>
         </w:rPr>
-        <w:t>=== TRANSFERENCIA A</w:t>
-      </w:r>
-      <w:r>
-        <w:rPr>
-          <w:rFonts w:ascii="Consolas" w:eastAsia="Consolas" w:hAnsi="Consolas" w:cs="Consolas"/>
-          <w:sz w:val="18"/>
-          <w:szCs w:val="18"/>
-        </w:rPr>
-        <w:t xml:space="preserve"> CVU ===</w:t>
+        <w:t>=== TRANSFERENCIA A CVU ===</w:t>
       </w:r>
     </w:p>
     <w:p>
@@ -11906,12 +11100,6 @@
         <w:gridCol w:w="986"/>
       </w:tblGrid>
       <w:tr>
-        <w:tblPrEx>
-          <w:tblCellMar>
-            <w:top w:w="0" w:type="dxa"/>
-            <w:bottom w:w="0" w:type="dxa"/>
-          </w:tblCellMar>
-        </w:tblPrEx>
         <w:trPr>
           <w:tblHeader/>
         </w:trPr>
@@ -11998,27 +11186,12 @@
                 <w:sz w:val="20"/>
                 <w:szCs w:val="20"/>
               </w:rPr>
-              <w:t>Cump</w:t>
-            </w:r>
-            <w:r>
-              <w:rPr>
-                <w:b/>
-                <w:bCs/>
-                <w:sz w:val="20"/>
-                <w:szCs w:val="20"/>
-              </w:rPr>
-              <w:t>le</w:t>
+              <w:t>Cumple</w:t>
             </w:r>
           </w:p>
         </w:tc>
       </w:tr>
       <w:tr>
-        <w:tblPrEx>
-          <w:tblCellMar>
-            <w:top w:w="0" w:type="dxa"/>
-            <w:bottom w:w="0" w:type="dxa"/>
-          </w:tblCellMar>
-        </w:tblPrEx>
         <w:tc>
           <w:tcPr>
             <w:tcW w:w="985" w:type="dxa"/>
@@ -12129,12 +11302,6 @@
         </w:tc>
       </w:tr>
       <w:tr>
-        <w:tblPrEx>
-          <w:tblCellMar>
-            <w:top w:w="0" w:type="dxa"/>
-            <w:bottom w:w="0" w:type="dxa"/>
-          </w:tblCellMar>
-        </w:tblPrEx>
         <w:tc>
           <w:tcPr>
             <w:tcW w:w="985" w:type="dxa"/>
@@ -12230,12 +11397,6 @@
         </w:tc>
       </w:tr>
       <w:tr>
-        <w:tblPrEx>
-          <w:tblCellMar>
-            <w:top w:w="0" w:type="dxa"/>
-            <w:bottom w:w="0" w:type="dxa"/>
-          </w:tblCellMar>
-        </w:tblPrEx>
         <w:tc>
           <w:tcPr>
             <w:tcW w:w="985" w:type="dxa"/>
@@ -12331,12 +11492,6 @@
         </w:tc>
       </w:tr>
       <w:tr>
-        <w:tblPrEx>
-          <w:tblCellMar>
-            <w:top w:w="0" w:type="dxa"/>
-            <w:bottom w:w="0" w:type="dxa"/>
-          </w:tblCellMar>
-        </w:tblPrEx>
         <w:tc>
           <w:tcPr>
             <w:tcW w:w="985" w:type="dxa"/>
@@ -12447,12 +11602,6 @@
         </w:tc>
       </w:tr>
       <w:tr>
-        <w:tblPrEx>
-          <w:tblCellMar>
-            <w:top w:w="0" w:type="dxa"/>
-            <w:bottom w:w="0" w:type="dxa"/>
-          </w:tblCellMar>
-        </w:tblPrEx>
         <w:tc>
           <w:tcPr>
             <w:tcW w:w="985" w:type="dxa"/>
@@ -12586,12 +11735,6 @@
         </w:tc>
       </w:tr>
       <w:tr>
-        <w:tblPrEx>
-          <w:tblCellMar>
-            <w:top w:w="0" w:type="dxa"/>
-            <w:bottom w:w="0" w:type="dxa"/>
-          </w:tblCellMar>
-        </w:tblPrEx>
         <w:tc>
           <w:tcPr>
             <w:tcW w:w="985" w:type="dxa"/>
@@ -12680,12 +11823,6 @@
         </w:tc>
       </w:tr>
       <w:tr>
-        <w:tblPrEx>
-          <w:tblCellMar>
-            <w:top w:w="0" w:type="dxa"/>
-            <w:bottom w:w="0" w:type="dxa"/>
-          </w:tblCellMar>
-        </w:tblPrEx>
         <w:tc>
           <w:tcPr>
             <w:tcW w:w="985" w:type="dxa"/>
@@ -12941,16 +12078,6 @@
           <w:b/>
           <w:bCs/>
         </w:rPr>
-        <w:t>Tiempo sugerido:</w:t>
-      </w:r>
-      <w:r>
-        <w:t xml:space="preserve"> 60 minutos · </w:t>
-      </w:r>
-      <w:r>
-        <w:rPr>
-          <w:b/>
-          <w:bCs/>
-        </w:rPr>
         <w:t>Nombre del proyecto:</w:t>
       </w:r>
       <w:r>
@@ -12979,7 +12106,6 @@
         <w:spacing w:after="120"/>
       </w:pPr>
       <w:r>
-        <w:lastRenderedPageBreak/>
         <w:t>Antes de aprobar una transferencia, la billetera debe verificar tres reglas del banco:</w:t>
       </w:r>
     </w:p>
@@ -12997,6 +12123,7 @@
           <w:b/>
           <w:bCs/>
         </w:rPr>
+        <w:lastRenderedPageBreak/>
         <w:t>Fondos suficientes:</w:t>
       </w:r>
       <w:r>
@@ -13020,10 +12147,7 @@
         <w:t>Límite diario:</w:t>
       </w:r>
       <w:r>
-        <w:t xml:space="preserve"> el </w:t>
-      </w:r>
-      <w:r>
-        <w:t xml:space="preserve">monto no puede superar </w:t>
+        <w:t xml:space="preserve"> el monto no puede superar </w:t>
       </w:r>
       <w:r>
         <w:rPr>
@@ -13093,10 +12217,7 @@
         <w:t>$ 1.000,00</w:t>
       </w:r>
       <w:r>
-        <w:t xml:space="preserve"> o cuando la cuent</w:t>
-      </w:r>
-      <w:r>
-        <w:t>a es nueva.</w:t>
+        <w:t xml:space="preserve"> o cuando la cuenta es nueva.</w:t>
       </w:r>
     </w:p>
     <w:p>
@@ -13176,10 +12297,7 @@
         <w:t>&lt;=</w:t>
       </w:r>
       <w:r>
-        <w:t>), l</w:t>
-      </w:r>
-      <w:r>
-        <w:t>ógicos (</w:t>
+        <w:t>), lógicos (</w:t>
       </w:r>
       <w:r>
         <w:rPr>
@@ -13332,10 +12450,7 @@
         <w:t>cinco escenarios</w:t>
       </w:r>
       <w:r>
-        <w:t>, cada uno dentro de s</w:t>
-      </w:r>
-      <w:r>
-        <w:t xml:space="preserve">u propio bloque </w:t>
+        <w:t xml:space="preserve">, cada uno dentro de su propio bloque </w:t>
       </w:r>
       <w:proofErr w:type="gramStart"/>
       <w:r>
@@ -13594,15 +12709,7 @@
           <w:sz w:val="19"/>
           <w:szCs w:val="19"/>
         </w:rPr>
-        <w:t>montoRevisio</w:t>
-      </w:r>
-      <w:r>
-        <w:rPr>
-          <w:rFonts w:ascii="Consolas" w:eastAsia="Consolas" w:hAnsi="Consolas" w:cs="Consolas"/>
-          <w:sz w:val="19"/>
-          <w:szCs w:val="19"/>
-        </w:rPr>
-        <w:t>n</w:t>
+        <w:t>montoRevision</w:t>
       </w:r>
       <w:proofErr w:type="spellEnd"/>
       <w:r>
@@ -13681,12 +12788,6 @@
         <w:gridCol w:w="2054"/>
       </w:tblGrid>
       <w:tr>
-        <w:tblPrEx>
-          <w:tblCellMar>
-            <w:top w:w="0" w:type="dxa"/>
-            <w:bottom w:w="0" w:type="dxa"/>
-          </w:tblCellMar>
-        </w:tblPrEx>
         <w:trPr>
           <w:tblHeader/>
         </w:trPr>
@@ -13837,12 +12938,6 @@
         </w:tc>
       </w:tr>
       <w:tr>
-        <w:tblPrEx>
-          <w:tblCellMar>
-            <w:top w:w="0" w:type="dxa"/>
-            <w:bottom w:w="0" w:type="dxa"/>
-          </w:tblCellMar>
-        </w:tblPrEx>
         <w:tc>
           <w:tcPr>
             <w:tcW w:w="1025" w:type="dxa"/>
@@ -13975,12 +13070,6 @@
         </w:tc>
       </w:tr>
       <w:tr>
-        <w:tblPrEx>
-          <w:tblCellMar>
-            <w:top w:w="0" w:type="dxa"/>
-            <w:bottom w:w="0" w:type="dxa"/>
-          </w:tblCellMar>
-        </w:tblPrEx>
         <w:tc>
           <w:tcPr>
             <w:tcW w:w="1025" w:type="dxa"/>
@@ -14113,12 +13202,6 @@
         </w:tc>
       </w:tr>
       <w:tr>
-        <w:tblPrEx>
-          <w:tblCellMar>
-            <w:top w:w="0" w:type="dxa"/>
-            <w:bottom w:w="0" w:type="dxa"/>
-          </w:tblCellMar>
-        </w:tblPrEx>
         <w:tc>
           <w:tcPr>
             <w:tcW w:w="1025" w:type="dxa"/>
@@ -14251,12 +13334,6 @@
         </w:tc>
       </w:tr>
       <w:tr>
-        <w:tblPrEx>
-          <w:tblCellMar>
-            <w:top w:w="0" w:type="dxa"/>
-            <w:bottom w:w="0" w:type="dxa"/>
-          </w:tblCellMar>
-        </w:tblPrEx>
         <w:tc>
           <w:tcPr>
             <w:tcW w:w="1025" w:type="dxa"/>
@@ -14389,12 +13466,6 @@
         </w:tc>
       </w:tr>
       <w:tr>
-        <w:tblPrEx>
-          <w:tblCellMar>
-            <w:top w:w="0" w:type="dxa"/>
-            <w:bottom w:w="0" w:type="dxa"/>
-          </w:tblCellMar>
-        </w:tblPrEx>
         <w:tc>
           <w:tcPr>
             <w:tcW w:w="1025" w:type="dxa"/>
@@ -14603,7 +13674,6 @@
           <w:sz w:val="18"/>
           <w:szCs w:val="18"/>
         </w:rPr>
-        <w:lastRenderedPageBreak/>
         <w:t>Escenario 2 (saldo 300, monto 500): RECHAZADA</w:t>
       </w:r>
     </w:p>
@@ -14632,6 +13702,7 @@
           <w:sz w:val="18"/>
           <w:szCs w:val="18"/>
         </w:rPr>
+        <w:lastRenderedPageBreak/>
         <w:t>Escenario 4 (cuenta bloqueada): RECHAZADA</w:t>
       </w:r>
     </w:p>
@@ -14786,12 +13857,6 @@
         <w:gridCol w:w="986"/>
       </w:tblGrid>
       <w:tr>
-        <w:tblPrEx>
-          <w:tblCellMar>
-            <w:top w:w="0" w:type="dxa"/>
-            <w:bottom w:w="0" w:type="dxa"/>
-          </w:tblCellMar>
-        </w:tblPrEx>
         <w:trPr>
           <w:tblHeader/>
         </w:trPr>
@@ -14884,12 +13949,6 @@
         </w:tc>
       </w:tr>
       <w:tr>
-        <w:tblPrEx>
-          <w:tblCellMar>
-            <w:top w:w="0" w:type="dxa"/>
-            <w:bottom w:w="0" w:type="dxa"/>
-          </w:tblCellMar>
-        </w:tblPrEx>
         <w:tc>
           <w:tcPr>
             <w:tcW w:w="985" w:type="dxa"/>
@@ -14985,12 +14044,6 @@
         </w:tc>
       </w:tr>
       <w:tr>
-        <w:tblPrEx>
-          <w:tblCellMar>
-            <w:top w:w="0" w:type="dxa"/>
-            <w:bottom w:w="0" w:type="dxa"/>
-          </w:tblCellMar>
-        </w:tblPrEx>
         <w:tc>
           <w:tcPr>
             <w:tcW w:w="985" w:type="dxa"/>
@@ -15101,12 +14154,6 @@
         </w:tc>
       </w:tr>
       <w:tr>
-        <w:tblPrEx>
-          <w:tblCellMar>
-            <w:top w:w="0" w:type="dxa"/>
-            <w:bottom w:w="0" w:type="dxa"/>
-          </w:tblCellMar>
-        </w:tblPrEx>
         <w:tc>
           <w:tcPr>
             <w:tcW w:w="985" w:type="dxa"/>
@@ -15217,12 +14264,6 @@
         </w:tc>
       </w:tr>
       <w:tr>
-        <w:tblPrEx>
-          <w:tblCellMar>
-            <w:top w:w="0" w:type="dxa"/>
-            <w:bottom w:w="0" w:type="dxa"/>
-          </w:tblCellMar>
-        </w:tblPrEx>
         <w:tc>
           <w:tcPr>
             <w:tcW w:w="985" w:type="dxa"/>
@@ -15333,12 +14374,6 @@
         </w:tc>
       </w:tr>
       <w:tr>
-        <w:tblPrEx>
-          <w:tblCellMar>
-            <w:top w:w="0" w:type="dxa"/>
-            <w:bottom w:w="0" w:type="dxa"/>
-          </w:tblCellMar>
-        </w:tblPrEx>
         <w:tc>
           <w:tcPr>
             <w:tcW w:w="985" w:type="dxa"/>
@@ -15434,12 +14469,6 @@
         </w:tc>
       </w:tr>
       <w:tr>
-        <w:tblPrEx>
-          <w:tblCellMar>
-            <w:top w:w="0" w:type="dxa"/>
-            <w:bottom w:w="0" w:type="dxa"/>
-          </w:tblCellMar>
-        </w:tblPrEx>
         <w:tc>
           <w:tcPr>
             <w:tcW w:w="985" w:type="dxa"/>
@@ -15597,10 +14626,7 @@
       </w:pPr>
       <w:proofErr w:type="gramStart"/>
       <w:r>
-        <w:t>¿Qué pasaría con el resultado de la validación adicional si la cuenta fuera nueva y el monto</w:t>
-      </w:r>
-      <w:r>
-        <w:t xml:space="preserve"> fuera de </w:t>
+        <w:t xml:space="preserve">¿Qué pasaría con el resultado de la validación adicional si la cuenta fuera nueva y el monto fuera de </w:t>
       </w:r>
       <w:r>
         <w:rPr>
@@ -15659,29 +14685,806 @@
           <w:b/>
           <w:bCs/>
         </w:rPr>
-        <w:t>Tiempo sugerido:</w:t>
-      </w:r>
-      <w:r>
-        <w:t xml:space="preserve"> 45 minutos · </w:t>
+        <w:t>Nombre del proyecto:</w:t>
+      </w:r>
+      <w:r>
+        <w:t xml:space="preserve"> </w:t>
+      </w:r>
+      <w:r>
+        <w:rPr>
+          <w:rFonts w:ascii="Consolas" w:eastAsia="Consolas" w:hAnsi="Consolas" w:cs="Consolas"/>
+          <w:sz w:val="19"/>
+          <w:szCs w:val="19"/>
+        </w:rPr>
+        <w:t>Ej06_DepuracionBilletera</w:t>
+      </w:r>
+    </w:p>
+    <w:p>
+      <w:pPr>
+        <w:pStyle w:val="Ttulo4"/>
+        <w:spacing w:before="240" w:after="120"/>
+      </w:pPr>
+      <w:r>
+        <w:t>Contexto</w:t>
+      </w:r>
+    </w:p>
+    <w:p>
+      <w:pPr>
+        <w:spacing w:after="120"/>
+      </w:pPr>
+      <w:r>
+        <w:t xml:space="preserve">Un compañero del equipo entregó el siguiente programa para calcular una extracción de efectivo. Al intentar compilarlo, el proyecto no se genera. Su tarea es </w:t>
       </w:r>
       <w:r>
         <w:rPr>
           <w:b/>
           <w:bCs/>
         </w:rPr>
-        <w:t>Nombre del proyecto:</w:t>
-      </w:r>
-      <w:r>
+        <w:t>depurarlo</w:t>
+      </w:r>
+      <w:r>
+        <w:t>: encontrar cada error, corregirlo y verificar que el programa produce el resultado esperado.</w:t>
+      </w:r>
+    </w:p>
+    <w:p>
+      <w:pPr>
+        <w:shd w:val="clear" w:color="auto" w:fill="F2F2F2"/>
+        <w:ind w:left="360"/>
+      </w:pPr>
+      <w:proofErr w:type="spellStart"/>
+      <w:r>
+        <w:rPr>
+          <w:rFonts w:ascii="Consolas" w:eastAsia="Consolas" w:hAnsi="Consolas" w:cs="Consolas"/>
+          <w:sz w:val="18"/>
+          <w:szCs w:val="18"/>
+        </w:rPr>
+        <w:t>class</w:t>
+      </w:r>
+      <w:proofErr w:type="spellEnd"/>
+      <w:r>
+        <w:rPr>
+          <w:rFonts w:ascii="Consolas" w:eastAsia="Consolas" w:hAnsi="Consolas" w:cs="Consolas"/>
+          <w:sz w:val="18"/>
+          <w:szCs w:val="18"/>
+        </w:rPr>
         <w:t xml:space="preserve"> </w:t>
       </w:r>
-      <w:r>
-        <w:rPr>
-          <w:rFonts w:ascii="Consolas" w:eastAsia="Consolas" w:hAnsi="Consolas" w:cs="Consolas"/>
-          <w:sz w:val="19"/>
-          <w:szCs w:val="19"/>
-        </w:rPr>
-        <w:t>Ej06_DepuracionBilletera</w:t>
-      </w:r>
+      <w:proofErr w:type="spellStart"/>
+      <w:r>
+        <w:rPr>
+          <w:rFonts w:ascii="Consolas" w:eastAsia="Consolas" w:hAnsi="Consolas" w:cs="Consolas"/>
+          <w:sz w:val="18"/>
+          <w:szCs w:val="18"/>
+        </w:rPr>
+        <w:t>Program</w:t>
+      </w:r>
+      <w:proofErr w:type="spellEnd"/>
+    </w:p>
+    <w:p>
+      <w:pPr>
+        <w:shd w:val="clear" w:color="auto" w:fill="F2F2F2"/>
+        <w:ind w:left="360"/>
+      </w:pPr>
+      <w:r>
+        <w:rPr>
+          <w:rFonts w:ascii="Consolas" w:eastAsia="Consolas" w:hAnsi="Consolas" w:cs="Consolas"/>
+          <w:sz w:val="18"/>
+          <w:szCs w:val="18"/>
+        </w:rPr>
+        <w:t>{</w:t>
+      </w:r>
+    </w:p>
+    <w:p>
+      <w:pPr>
+        <w:shd w:val="clear" w:color="auto" w:fill="F2F2F2"/>
+        <w:ind w:left="360"/>
+      </w:pPr>
+      <w:r>
+        <w:rPr>
+          <w:rFonts w:ascii="Consolas" w:eastAsia="Consolas" w:hAnsi="Consolas" w:cs="Consolas"/>
+          <w:sz w:val="18"/>
+          <w:szCs w:val="18"/>
+        </w:rPr>
+        <w:t xml:space="preserve">    </w:t>
+      </w:r>
+      <w:proofErr w:type="spellStart"/>
+      <w:r>
+        <w:rPr>
+          <w:rFonts w:ascii="Consolas" w:eastAsia="Consolas" w:hAnsi="Consolas" w:cs="Consolas"/>
+          <w:sz w:val="18"/>
+          <w:szCs w:val="18"/>
+        </w:rPr>
+        <w:t>static</w:t>
+      </w:r>
+      <w:proofErr w:type="spellEnd"/>
+      <w:r>
+        <w:rPr>
+          <w:rFonts w:ascii="Consolas" w:eastAsia="Consolas" w:hAnsi="Consolas" w:cs="Consolas"/>
+          <w:sz w:val="18"/>
+          <w:szCs w:val="18"/>
+        </w:rPr>
+        <w:t xml:space="preserve"> </w:t>
+      </w:r>
+      <w:proofErr w:type="spellStart"/>
+      <w:r>
+        <w:rPr>
+          <w:rFonts w:ascii="Consolas" w:eastAsia="Consolas" w:hAnsi="Consolas" w:cs="Consolas"/>
+          <w:sz w:val="18"/>
+          <w:szCs w:val="18"/>
+        </w:rPr>
+        <w:t>void</w:t>
+      </w:r>
+      <w:proofErr w:type="spellEnd"/>
+      <w:r>
+        <w:rPr>
+          <w:rFonts w:ascii="Consolas" w:eastAsia="Consolas" w:hAnsi="Consolas" w:cs="Consolas"/>
+          <w:sz w:val="18"/>
+          <w:szCs w:val="18"/>
+        </w:rPr>
+        <w:t xml:space="preserve"> </w:t>
+      </w:r>
+      <w:proofErr w:type="spellStart"/>
+      <w:proofErr w:type="gramStart"/>
+      <w:r>
+        <w:rPr>
+          <w:rFonts w:ascii="Consolas" w:eastAsia="Consolas" w:hAnsi="Consolas" w:cs="Consolas"/>
+          <w:sz w:val="18"/>
+          <w:szCs w:val="18"/>
+        </w:rPr>
+        <w:t>Main</w:t>
+      </w:r>
+      <w:proofErr w:type="spellEnd"/>
+      <w:r>
+        <w:rPr>
+          <w:rFonts w:ascii="Consolas" w:eastAsia="Consolas" w:hAnsi="Consolas" w:cs="Consolas"/>
+          <w:sz w:val="18"/>
+          <w:szCs w:val="18"/>
+        </w:rPr>
+        <w:t>(</w:t>
+      </w:r>
+      <w:proofErr w:type="gramEnd"/>
+      <w:r>
+        <w:rPr>
+          <w:rFonts w:ascii="Consolas" w:eastAsia="Consolas" w:hAnsi="Consolas" w:cs="Consolas"/>
+          <w:sz w:val="18"/>
+          <w:szCs w:val="18"/>
+        </w:rPr>
+        <w:t>)</w:t>
+      </w:r>
+    </w:p>
+    <w:p>
+      <w:pPr>
+        <w:shd w:val="clear" w:color="auto" w:fill="F2F2F2"/>
+        <w:ind w:left="360"/>
+      </w:pPr>
+      <w:r>
+        <w:rPr>
+          <w:rFonts w:ascii="Consolas" w:eastAsia="Consolas" w:hAnsi="Consolas" w:cs="Consolas"/>
+          <w:sz w:val="18"/>
+          <w:szCs w:val="18"/>
+        </w:rPr>
+        <w:t xml:space="preserve">    {</w:t>
+      </w:r>
+    </w:p>
+    <w:p>
+      <w:pPr>
+        <w:shd w:val="clear" w:color="auto" w:fill="F2F2F2"/>
+        <w:ind w:left="360"/>
+      </w:pPr>
+      <w:r>
+        <w:rPr>
+          <w:rFonts w:ascii="Consolas" w:eastAsia="Consolas" w:hAnsi="Consolas" w:cs="Consolas"/>
+          <w:sz w:val="18"/>
+          <w:szCs w:val="18"/>
+        </w:rPr>
+        <w:t xml:space="preserve">        </w:t>
+      </w:r>
+      <w:proofErr w:type="spellStart"/>
+      <w:r>
+        <w:rPr>
+          <w:rFonts w:ascii="Consolas" w:eastAsia="Consolas" w:hAnsi="Consolas" w:cs="Consolas"/>
+          <w:sz w:val="18"/>
+          <w:szCs w:val="18"/>
+        </w:rPr>
+        <w:t>string</w:t>
+      </w:r>
+      <w:proofErr w:type="spellEnd"/>
+      <w:r>
+        <w:rPr>
+          <w:rFonts w:ascii="Consolas" w:eastAsia="Consolas" w:hAnsi="Consolas" w:cs="Consolas"/>
+          <w:sz w:val="18"/>
+          <w:szCs w:val="18"/>
+        </w:rPr>
+        <w:t xml:space="preserve"> titular = "Luis Morales;</w:t>
+      </w:r>
+    </w:p>
+    <w:p>
+      <w:pPr>
+        <w:shd w:val="clear" w:color="auto" w:fill="F2F2F2"/>
+        <w:ind w:left="360"/>
+      </w:pPr>
+      <w:r>
+        <w:rPr>
+          <w:rFonts w:ascii="Consolas" w:eastAsia="Consolas" w:hAnsi="Consolas" w:cs="Consolas"/>
+          <w:sz w:val="18"/>
+          <w:szCs w:val="18"/>
+        </w:rPr>
+        <w:t xml:space="preserve">        </w:t>
+      </w:r>
+      <w:proofErr w:type="spellStart"/>
+      <w:r>
+        <w:rPr>
+          <w:rFonts w:ascii="Consolas" w:eastAsia="Consolas" w:hAnsi="Consolas" w:cs="Consolas"/>
+          <w:sz w:val="18"/>
+          <w:szCs w:val="18"/>
+        </w:rPr>
+        <w:t>Console.WriteLine</w:t>
+      </w:r>
+      <w:proofErr w:type="spellEnd"/>
+      <w:r>
+        <w:rPr>
+          <w:rFonts w:ascii="Consolas" w:eastAsia="Consolas" w:hAnsi="Consolas" w:cs="Consolas"/>
+          <w:sz w:val="18"/>
+          <w:szCs w:val="18"/>
+        </w:rPr>
+        <w:t>("Titular: " + titular);</w:t>
+      </w:r>
+    </w:p>
+    <w:p>
+      <w:pPr>
+        <w:shd w:val="clear" w:color="auto" w:fill="F2F2F2"/>
+        <w:ind w:left="360"/>
+      </w:pPr>
+      <w:r>
+        <w:rPr>
+          <w:rFonts w:ascii="Consolas" w:eastAsia="Consolas" w:hAnsi="Consolas" w:cs="Consolas"/>
+          <w:sz w:val="18"/>
+          <w:szCs w:val="18"/>
+        </w:rPr>
+        <w:lastRenderedPageBreak/>
+        <w:t xml:space="preserve"> </w:t>
+      </w:r>
+    </w:p>
+    <w:p>
+      <w:pPr>
+        <w:shd w:val="clear" w:color="auto" w:fill="F2F2F2"/>
+        <w:ind w:left="360"/>
+      </w:pPr>
+      <w:r>
+        <w:rPr>
+          <w:rFonts w:ascii="Consolas" w:eastAsia="Consolas" w:hAnsi="Consolas" w:cs="Consolas"/>
+          <w:sz w:val="18"/>
+          <w:szCs w:val="18"/>
+        </w:rPr>
+        <w:t xml:space="preserve">        decimal saldo = 900.00m</w:t>
+      </w:r>
+    </w:p>
+    <w:p>
+      <w:pPr>
+        <w:shd w:val="clear" w:color="auto" w:fill="F2F2F2"/>
+        <w:ind w:left="360"/>
+      </w:pPr>
+      <w:r>
+        <w:rPr>
+          <w:rFonts w:ascii="Consolas" w:eastAsia="Consolas" w:hAnsi="Consolas" w:cs="Consolas"/>
+          <w:sz w:val="18"/>
+          <w:szCs w:val="18"/>
+        </w:rPr>
+        <w:t xml:space="preserve">        decimal </w:t>
+      </w:r>
+      <w:proofErr w:type="spellStart"/>
+      <w:r>
+        <w:rPr>
+          <w:rFonts w:ascii="Consolas" w:eastAsia="Consolas" w:hAnsi="Consolas" w:cs="Consolas"/>
+          <w:sz w:val="18"/>
+          <w:szCs w:val="18"/>
+        </w:rPr>
+        <w:t>montoExtraccion</w:t>
+      </w:r>
+      <w:proofErr w:type="spellEnd"/>
+      <w:r>
+        <w:rPr>
+          <w:rFonts w:ascii="Consolas" w:eastAsia="Consolas" w:hAnsi="Consolas" w:cs="Consolas"/>
+          <w:sz w:val="18"/>
+          <w:szCs w:val="18"/>
+        </w:rPr>
+        <w:t xml:space="preserve"> = 250.00m;</w:t>
+      </w:r>
+    </w:p>
+    <w:p>
+      <w:pPr>
+        <w:shd w:val="clear" w:color="auto" w:fill="F2F2F2"/>
+        <w:ind w:left="360"/>
+      </w:pPr>
+      <w:r>
+        <w:rPr>
+          <w:rFonts w:ascii="Consolas" w:eastAsia="Consolas" w:hAnsi="Consolas" w:cs="Consolas"/>
+          <w:sz w:val="18"/>
+          <w:szCs w:val="18"/>
+        </w:rPr>
+        <w:t xml:space="preserve"> </w:t>
+      </w:r>
+    </w:p>
+    <w:p>
+      <w:pPr>
+        <w:shd w:val="clear" w:color="auto" w:fill="F2F2F2"/>
+        <w:ind w:left="360"/>
+      </w:pPr>
+      <w:r>
+        <w:rPr>
+          <w:rFonts w:ascii="Consolas" w:eastAsia="Consolas" w:hAnsi="Consolas" w:cs="Consolas"/>
+          <w:sz w:val="18"/>
+          <w:szCs w:val="18"/>
+        </w:rPr>
+        <w:t xml:space="preserve">        </w:t>
+      </w:r>
+      <w:proofErr w:type="spellStart"/>
+      <w:r>
+        <w:rPr>
+          <w:rFonts w:ascii="Consolas" w:eastAsia="Consolas" w:hAnsi="Consolas" w:cs="Consolas"/>
+          <w:sz w:val="18"/>
+          <w:szCs w:val="18"/>
+        </w:rPr>
+        <w:t>int</w:t>
+      </w:r>
+      <w:proofErr w:type="spellEnd"/>
+      <w:r>
+        <w:rPr>
+          <w:rFonts w:ascii="Consolas" w:eastAsia="Consolas" w:hAnsi="Consolas" w:cs="Consolas"/>
+          <w:sz w:val="18"/>
+          <w:szCs w:val="18"/>
+        </w:rPr>
+        <w:t xml:space="preserve"> cuotas = 12.5;</w:t>
+      </w:r>
+    </w:p>
+    <w:p>
+      <w:pPr>
+        <w:shd w:val="clear" w:color="auto" w:fill="F2F2F2"/>
+        <w:ind w:left="360"/>
+      </w:pPr>
+      <w:r>
+        <w:rPr>
+          <w:rFonts w:ascii="Consolas" w:eastAsia="Consolas" w:hAnsi="Consolas" w:cs="Consolas"/>
+          <w:sz w:val="18"/>
+          <w:szCs w:val="18"/>
+        </w:rPr>
+        <w:t xml:space="preserve"> </w:t>
+      </w:r>
+    </w:p>
+    <w:p>
+      <w:pPr>
+        <w:shd w:val="clear" w:color="auto" w:fill="F2F2F2"/>
+        <w:ind w:left="360"/>
+      </w:pPr>
+      <w:r>
+        <w:rPr>
+          <w:rFonts w:ascii="Consolas" w:eastAsia="Consolas" w:hAnsi="Consolas" w:cs="Consolas"/>
+          <w:sz w:val="18"/>
+          <w:szCs w:val="18"/>
+        </w:rPr>
+        <w:t xml:space="preserve">        </w:t>
+      </w:r>
+      <w:proofErr w:type="spellStart"/>
+      <w:r>
+        <w:rPr>
+          <w:rFonts w:ascii="Consolas" w:eastAsia="Consolas" w:hAnsi="Consolas" w:cs="Consolas"/>
+          <w:sz w:val="18"/>
+          <w:szCs w:val="18"/>
+        </w:rPr>
+        <w:t>const</w:t>
+      </w:r>
+      <w:proofErr w:type="spellEnd"/>
+      <w:r>
+        <w:rPr>
+          <w:rFonts w:ascii="Consolas" w:eastAsia="Consolas" w:hAnsi="Consolas" w:cs="Consolas"/>
+          <w:sz w:val="18"/>
+          <w:szCs w:val="18"/>
+        </w:rPr>
+        <w:t xml:space="preserve"> decimal </w:t>
+      </w:r>
+      <w:proofErr w:type="spellStart"/>
+      <w:r>
+        <w:rPr>
+          <w:rFonts w:ascii="Consolas" w:eastAsia="Consolas" w:hAnsi="Consolas" w:cs="Consolas"/>
+          <w:sz w:val="18"/>
+          <w:szCs w:val="18"/>
+        </w:rPr>
+        <w:t>tasaComision</w:t>
+      </w:r>
+      <w:proofErr w:type="spellEnd"/>
+      <w:r>
+        <w:rPr>
+          <w:rFonts w:ascii="Consolas" w:eastAsia="Consolas" w:hAnsi="Consolas" w:cs="Consolas"/>
+          <w:sz w:val="18"/>
+          <w:szCs w:val="18"/>
+        </w:rPr>
+        <w:t xml:space="preserve"> = 1.5m;</w:t>
+      </w:r>
+    </w:p>
+    <w:p>
+      <w:pPr>
+        <w:shd w:val="clear" w:color="auto" w:fill="F2F2F2"/>
+        <w:ind w:left="360"/>
+      </w:pPr>
+      <w:r>
+        <w:rPr>
+          <w:rFonts w:ascii="Consolas" w:eastAsia="Consolas" w:hAnsi="Consolas" w:cs="Consolas"/>
+          <w:sz w:val="18"/>
+          <w:szCs w:val="18"/>
+        </w:rPr>
+        <w:t xml:space="preserve">        </w:t>
+      </w:r>
+      <w:proofErr w:type="spellStart"/>
+      <w:r>
+        <w:rPr>
+          <w:rFonts w:ascii="Consolas" w:eastAsia="Consolas" w:hAnsi="Consolas" w:cs="Consolas"/>
+          <w:sz w:val="18"/>
+          <w:szCs w:val="18"/>
+        </w:rPr>
+        <w:t>tasaComision</w:t>
+      </w:r>
+      <w:proofErr w:type="spellEnd"/>
+      <w:r>
+        <w:rPr>
+          <w:rFonts w:ascii="Consolas" w:eastAsia="Consolas" w:hAnsi="Consolas" w:cs="Consolas"/>
+          <w:sz w:val="18"/>
+          <w:szCs w:val="18"/>
+        </w:rPr>
+        <w:t xml:space="preserve"> = 2.0m;</w:t>
+      </w:r>
+    </w:p>
+    <w:p>
+      <w:pPr>
+        <w:shd w:val="clear" w:color="auto" w:fill="F2F2F2"/>
+        <w:ind w:left="360"/>
+      </w:pPr>
+      <w:r>
+        <w:rPr>
+          <w:rFonts w:ascii="Consolas" w:eastAsia="Consolas" w:hAnsi="Consolas" w:cs="Consolas"/>
+          <w:sz w:val="18"/>
+          <w:szCs w:val="18"/>
+        </w:rPr>
+        <w:t xml:space="preserve"> </w:t>
+      </w:r>
+    </w:p>
+    <w:p>
+      <w:pPr>
+        <w:shd w:val="clear" w:color="auto" w:fill="F2F2F2"/>
+        <w:ind w:left="360"/>
+      </w:pPr>
+      <w:r>
+        <w:rPr>
+          <w:rFonts w:ascii="Consolas" w:eastAsia="Consolas" w:hAnsi="Consolas" w:cs="Consolas"/>
+          <w:sz w:val="18"/>
+          <w:szCs w:val="18"/>
+        </w:rPr>
+        <w:t xml:space="preserve">        decimal </w:t>
+      </w:r>
+      <w:proofErr w:type="spellStart"/>
+      <w:r>
+        <w:rPr>
+          <w:rFonts w:ascii="Consolas" w:eastAsia="Consolas" w:hAnsi="Consolas" w:cs="Consolas"/>
+          <w:sz w:val="18"/>
+          <w:szCs w:val="18"/>
+        </w:rPr>
+        <w:t>comision</w:t>
+      </w:r>
+      <w:proofErr w:type="spellEnd"/>
+      <w:r>
+        <w:rPr>
+          <w:rFonts w:ascii="Consolas" w:eastAsia="Consolas" w:hAnsi="Consolas" w:cs="Consolas"/>
+          <w:sz w:val="18"/>
+          <w:szCs w:val="18"/>
+        </w:rPr>
+        <w:t>;</w:t>
+      </w:r>
+    </w:p>
+    <w:p>
+      <w:pPr>
+        <w:shd w:val="clear" w:color="auto" w:fill="F2F2F2"/>
+        <w:ind w:left="360"/>
+      </w:pPr>
+      <w:r>
+        <w:rPr>
+          <w:rFonts w:ascii="Consolas" w:eastAsia="Consolas" w:hAnsi="Consolas" w:cs="Consolas"/>
+          <w:sz w:val="18"/>
+          <w:szCs w:val="18"/>
+        </w:rPr>
+        <w:t xml:space="preserve">        </w:t>
+      </w:r>
+      <w:proofErr w:type="spellStart"/>
+      <w:r>
+        <w:rPr>
+          <w:rFonts w:ascii="Consolas" w:eastAsia="Consolas" w:hAnsi="Consolas" w:cs="Consolas"/>
+          <w:sz w:val="18"/>
+          <w:szCs w:val="18"/>
+        </w:rPr>
+        <w:t>Console.WriteLine</w:t>
+      </w:r>
+      <w:proofErr w:type="spellEnd"/>
+      <w:r>
+        <w:rPr>
+          <w:rFonts w:ascii="Consolas" w:eastAsia="Consolas" w:hAnsi="Consolas" w:cs="Consolas"/>
+          <w:sz w:val="18"/>
+          <w:szCs w:val="18"/>
+        </w:rPr>
+        <w:t xml:space="preserve">("Comisión: " + </w:t>
+      </w:r>
+      <w:proofErr w:type="spellStart"/>
+      <w:r>
+        <w:rPr>
+          <w:rFonts w:ascii="Consolas" w:eastAsia="Consolas" w:hAnsi="Consolas" w:cs="Consolas"/>
+          <w:sz w:val="18"/>
+          <w:szCs w:val="18"/>
+        </w:rPr>
+        <w:t>comision</w:t>
+      </w:r>
+      <w:proofErr w:type="spellEnd"/>
+      <w:r>
+        <w:rPr>
+          <w:rFonts w:ascii="Consolas" w:eastAsia="Consolas" w:hAnsi="Consolas" w:cs="Consolas"/>
+          <w:sz w:val="18"/>
+          <w:szCs w:val="18"/>
+        </w:rPr>
+        <w:t>);</w:t>
+      </w:r>
+    </w:p>
+    <w:p>
+      <w:pPr>
+        <w:shd w:val="clear" w:color="auto" w:fill="F2F2F2"/>
+        <w:ind w:left="360"/>
+      </w:pPr>
+      <w:r>
+        <w:rPr>
+          <w:rFonts w:ascii="Consolas" w:eastAsia="Consolas" w:hAnsi="Consolas" w:cs="Consolas"/>
+          <w:sz w:val="18"/>
+          <w:szCs w:val="18"/>
+        </w:rPr>
+        <w:t xml:space="preserve"> </w:t>
+      </w:r>
+    </w:p>
+    <w:p>
+      <w:pPr>
+        <w:shd w:val="clear" w:color="auto" w:fill="F2F2F2"/>
+        <w:ind w:left="360"/>
+      </w:pPr>
+      <w:r>
+        <w:rPr>
+          <w:rFonts w:ascii="Consolas" w:eastAsia="Consolas" w:hAnsi="Consolas" w:cs="Consolas"/>
+          <w:sz w:val="18"/>
+          <w:szCs w:val="18"/>
+        </w:rPr>
+        <w:t xml:space="preserve">        decimal </w:t>
+      </w:r>
+      <w:proofErr w:type="spellStart"/>
+      <w:r>
+        <w:rPr>
+          <w:rFonts w:ascii="Consolas" w:eastAsia="Consolas" w:hAnsi="Consolas" w:cs="Consolas"/>
+          <w:sz w:val="18"/>
+          <w:szCs w:val="18"/>
+        </w:rPr>
+        <w:t>saldoFinal</w:t>
+      </w:r>
+      <w:proofErr w:type="spellEnd"/>
+      <w:r>
+        <w:rPr>
+          <w:rFonts w:ascii="Consolas" w:eastAsia="Consolas" w:hAnsi="Consolas" w:cs="Consolas"/>
+          <w:sz w:val="18"/>
+          <w:szCs w:val="18"/>
+        </w:rPr>
+        <w:t xml:space="preserve"> = saldo - </w:t>
+      </w:r>
+      <w:proofErr w:type="spellStart"/>
+      <w:r>
+        <w:rPr>
+          <w:rFonts w:ascii="Consolas" w:eastAsia="Consolas" w:hAnsi="Consolas" w:cs="Consolas"/>
+          <w:sz w:val="18"/>
+          <w:szCs w:val="18"/>
+        </w:rPr>
+        <w:t>montoExtraccion</w:t>
+      </w:r>
+      <w:proofErr w:type="spellEnd"/>
+      <w:r>
+        <w:rPr>
+          <w:rFonts w:ascii="Consolas" w:eastAsia="Consolas" w:hAnsi="Consolas" w:cs="Consolas"/>
+          <w:sz w:val="18"/>
+          <w:szCs w:val="18"/>
+        </w:rPr>
+        <w:t xml:space="preserve"> - </w:t>
+      </w:r>
+      <w:proofErr w:type="spellStart"/>
+      <w:r>
+        <w:rPr>
+          <w:rFonts w:ascii="Consolas" w:eastAsia="Consolas" w:hAnsi="Consolas" w:cs="Consolas"/>
+          <w:sz w:val="18"/>
+          <w:szCs w:val="18"/>
+        </w:rPr>
+        <w:t>comision</w:t>
+      </w:r>
+      <w:proofErr w:type="spellEnd"/>
+      <w:r>
+        <w:rPr>
+          <w:rFonts w:ascii="Consolas" w:eastAsia="Consolas" w:hAnsi="Consolas" w:cs="Consolas"/>
+          <w:sz w:val="18"/>
+          <w:szCs w:val="18"/>
+        </w:rPr>
+        <w:t>;</w:t>
+      </w:r>
+    </w:p>
+    <w:p>
+      <w:pPr>
+        <w:shd w:val="clear" w:color="auto" w:fill="F2F2F2"/>
+        <w:ind w:left="360"/>
+      </w:pPr>
+      <w:r>
+        <w:rPr>
+          <w:rFonts w:ascii="Consolas" w:eastAsia="Consolas" w:hAnsi="Consolas" w:cs="Consolas"/>
+          <w:sz w:val="18"/>
+          <w:szCs w:val="18"/>
+        </w:rPr>
+        <w:t xml:space="preserve">        </w:t>
+      </w:r>
+      <w:proofErr w:type="spellStart"/>
+      <w:r>
+        <w:rPr>
+          <w:rFonts w:ascii="Consolas" w:eastAsia="Consolas" w:hAnsi="Consolas" w:cs="Consolas"/>
+          <w:sz w:val="18"/>
+          <w:szCs w:val="18"/>
+        </w:rPr>
+        <w:t>Console.WriteLine</w:t>
+      </w:r>
+      <w:proofErr w:type="spellEnd"/>
+      <w:r>
+        <w:rPr>
+          <w:rFonts w:ascii="Consolas" w:eastAsia="Consolas" w:hAnsi="Consolas" w:cs="Consolas"/>
+          <w:sz w:val="18"/>
+          <w:szCs w:val="18"/>
+        </w:rPr>
+        <w:t xml:space="preserve">("Saldo final: " + </w:t>
+      </w:r>
+      <w:proofErr w:type="spellStart"/>
+      <w:r>
+        <w:rPr>
+          <w:rFonts w:ascii="Consolas" w:eastAsia="Consolas" w:hAnsi="Consolas" w:cs="Consolas"/>
+          <w:sz w:val="18"/>
+          <w:szCs w:val="18"/>
+        </w:rPr>
+        <w:t>saldoFianl</w:t>
+      </w:r>
+      <w:proofErr w:type="spellEnd"/>
+      <w:r>
+        <w:rPr>
+          <w:rFonts w:ascii="Consolas" w:eastAsia="Consolas" w:hAnsi="Consolas" w:cs="Consolas"/>
+          <w:sz w:val="18"/>
+          <w:szCs w:val="18"/>
+        </w:rPr>
+        <w:t>);</w:t>
+      </w:r>
+    </w:p>
+    <w:p>
+      <w:pPr>
+        <w:shd w:val="clear" w:color="auto" w:fill="F2F2F2"/>
+        <w:ind w:left="360"/>
+      </w:pPr>
+      <w:r>
+        <w:rPr>
+          <w:rFonts w:ascii="Consolas" w:eastAsia="Consolas" w:hAnsi="Consolas" w:cs="Consolas"/>
+          <w:sz w:val="18"/>
+          <w:szCs w:val="18"/>
+        </w:rPr>
+        <w:t xml:space="preserve"> </w:t>
+      </w:r>
+    </w:p>
+    <w:p>
+      <w:pPr>
+        <w:shd w:val="clear" w:color="auto" w:fill="F2F2F2"/>
+        <w:ind w:left="360"/>
+      </w:pPr>
+      <w:r>
+        <w:rPr>
+          <w:rFonts w:ascii="Consolas" w:eastAsia="Consolas" w:hAnsi="Consolas" w:cs="Consolas"/>
+          <w:sz w:val="18"/>
+          <w:szCs w:val="18"/>
+        </w:rPr>
+        <w:t xml:space="preserve">        decimal tercio = 1 / 3;</w:t>
+      </w:r>
+    </w:p>
+    <w:p>
+      <w:pPr>
+        <w:shd w:val="clear" w:color="auto" w:fill="F2F2F2"/>
+        <w:ind w:left="360"/>
+      </w:pPr>
+      <w:r>
+        <w:rPr>
+          <w:rFonts w:ascii="Consolas" w:eastAsia="Consolas" w:hAnsi="Consolas" w:cs="Consolas"/>
+          <w:sz w:val="18"/>
+          <w:szCs w:val="18"/>
+        </w:rPr>
+        <w:t xml:space="preserve">        </w:t>
+      </w:r>
+      <w:proofErr w:type="spellStart"/>
+      <w:r>
+        <w:rPr>
+          <w:rFonts w:ascii="Consolas" w:eastAsia="Consolas" w:hAnsi="Consolas" w:cs="Consolas"/>
+          <w:sz w:val="18"/>
+          <w:szCs w:val="18"/>
+        </w:rPr>
+        <w:t>Console.WriteLine</w:t>
+      </w:r>
+      <w:proofErr w:type="spellEnd"/>
+      <w:r>
+        <w:rPr>
+          <w:rFonts w:ascii="Consolas" w:eastAsia="Consolas" w:hAnsi="Consolas" w:cs="Consolas"/>
+          <w:sz w:val="18"/>
+          <w:szCs w:val="18"/>
+        </w:rPr>
+        <w:t>("Tercio de la cuota: " + tercio);</w:t>
+      </w:r>
+    </w:p>
+    <w:p>
+      <w:pPr>
+        <w:shd w:val="clear" w:color="auto" w:fill="F2F2F2"/>
+        <w:ind w:left="360"/>
+      </w:pPr>
+      <w:r>
+        <w:rPr>
+          <w:rFonts w:ascii="Consolas" w:eastAsia="Consolas" w:hAnsi="Consolas" w:cs="Consolas"/>
+          <w:sz w:val="18"/>
+          <w:szCs w:val="18"/>
+        </w:rPr>
+        <w:t xml:space="preserve">        </w:t>
+      </w:r>
+      <w:proofErr w:type="spellStart"/>
+      <w:r>
+        <w:rPr>
+          <w:rFonts w:ascii="Consolas" w:eastAsia="Consolas" w:hAnsi="Consolas" w:cs="Consolas"/>
+          <w:sz w:val="18"/>
+          <w:szCs w:val="18"/>
+        </w:rPr>
+        <w:t>Console.WriteLine</w:t>
+      </w:r>
+      <w:proofErr w:type="spellEnd"/>
+      <w:r>
+        <w:rPr>
+          <w:rFonts w:ascii="Consolas" w:eastAsia="Consolas" w:hAnsi="Consolas" w:cs="Consolas"/>
+          <w:sz w:val="18"/>
+          <w:szCs w:val="18"/>
+        </w:rPr>
+        <w:t>("Cuotas: " + cuotas);</w:t>
+      </w:r>
+    </w:p>
+    <w:p>
+      <w:pPr>
+        <w:shd w:val="clear" w:color="auto" w:fill="F2F2F2"/>
+        <w:ind w:left="360"/>
+      </w:pPr>
+      <w:r>
+        <w:rPr>
+          <w:rFonts w:ascii="Consolas" w:eastAsia="Consolas" w:hAnsi="Consolas" w:cs="Consolas"/>
+          <w:sz w:val="18"/>
+          <w:szCs w:val="18"/>
+        </w:rPr>
+        <w:t xml:space="preserve">    }</w:t>
+      </w:r>
+    </w:p>
+    <w:p>
+      <w:pPr>
+        <w:shd w:val="clear" w:color="auto" w:fill="F2F2F2"/>
+        <w:ind w:left="360"/>
+      </w:pPr>
+      <w:r>
+        <w:rPr>
+          <w:rFonts w:ascii="Consolas" w:eastAsia="Consolas" w:hAnsi="Consolas" w:cs="Consolas"/>
+          <w:sz w:val="18"/>
+          <w:szCs w:val="18"/>
+        </w:rPr>
+        <w:t>}</w:t>
+      </w:r>
+    </w:p>
+    <w:p>
+      <w:pPr>
+        <w:spacing w:after="60"/>
+      </w:pPr>
     </w:p>
     <w:p>
       <w:pPr>
@@ -15689,7 +15492,7 @@
         <w:spacing w:before="240" w:after="120"/>
       </w:pPr>
       <w:r>
-        <w:t>Contexto</w:t>
+        <w:t>Objetivo</w:t>
       </w:r>
     </w:p>
     <w:p>
@@ -15697,830 +15500,37 @@
         <w:spacing w:after="120"/>
       </w:pPr>
       <w:r>
-        <w:t xml:space="preserve">Un compañero del equipo entregó el siguiente programa para calcular una extracción de efectivo. Al intentar compilarlo, el proyecto no se genera. Su tarea es </w:t>
+        <w:t xml:space="preserve">Distinguir los </w:t>
       </w:r>
       <w:r>
         <w:rPr>
           <w:b/>
           <w:bCs/>
         </w:rPr>
-        <w:t>depurarlo</w:t>
-      </w:r>
-      <w:r>
-        <w:t>: encontrar cada error, corregirlo y verificar que el programa produce el resultado esper</w:t>
-      </w:r>
-      <w:r>
-        <w:t>ado.</w:t>
-      </w:r>
-    </w:p>
-    <w:p>
-      <w:pPr>
-        <w:shd w:val="clear" w:color="auto" w:fill="F2F2F2"/>
-        <w:ind w:left="360"/>
-      </w:pPr>
-      <w:proofErr w:type="spellStart"/>
-      <w:r>
-        <w:rPr>
-          <w:rFonts w:ascii="Consolas" w:eastAsia="Consolas" w:hAnsi="Consolas" w:cs="Consolas"/>
-          <w:sz w:val="18"/>
-          <w:szCs w:val="18"/>
-        </w:rPr>
-        <w:t>class</w:t>
-      </w:r>
-      <w:proofErr w:type="spellEnd"/>
-      <w:r>
-        <w:rPr>
-          <w:rFonts w:ascii="Consolas" w:eastAsia="Consolas" w:hAnsi="Consolas" w:cs="Consolas"/>
-          <w:sz w:val="18"/>
-          <w:szCs w:val="18"/>
-        </w:rPr>
-        <w:t xml:space="preserve"> </w:t>
-      </w:r>
-      <w:proofErr w:type="spellStart"/>
-      <w:r>
-        <w:rPr>
-          <w:rFonts w:ascii="Consolas" w:eastAsia="Consolas" w:hAnsi="Consolas" w:cs="Consolas"/>
-          <w:sz w:val="18"/>
-          <w:szCs w:val="18"/>
-        </w:rPr>
-        <w:t>Program</w:t>
-      </w:r>
-      <w:proofErr w:type="spellEnd"/>
-    </w:p>
-    <w:p>
-      <w:pPr>
-        <w:shd w:val="clear" w:color="auto" w:fill="F2F2F2"/>
-        <w:ind w:left="360"/>
-      </w:pPr>
-      <w:r>
-        <w:rPr>
-          <w:rFonts w:ascii="Consolas" w:eastAsia="Consolas" w:hAnsi="Consolas" w:cs="Consolas"/>
-          <w:sz w:val="18"/>
-          <w:szCs w:val="18"/>
-        </w:rPr>
-        <w:t>{</w:t>
-      </w:r>
-    </w:p>
-    <w:p>
-      <w:pPr>
-        <w:shd w:val="clear" w:color="auto" w:fill="F2F2F2"/>
-        <w:ind w:left="360"/>
-      </w:pPr>
-      <w:r>
-        <w:rPr>
-          <w:rFonts w:ascii="Consolas" w:eastAsia="Consolas" w:hAnsi="Consolas" w:cs="Consolas"/>
-          <w:sz w:val="18"/>
-          <w:szCs w:val="18"/>
-        </w:rPr>
-        <w:t xml:space="preserve">    </w:t>
-      </w:r>
-      <w:proofErr w:type="spellStart"/>
-      <w:r>
-        <w:rPr>
-          <w:rFonts w:ascii="Consolas" w:eastAsia="Consolas" w:hAnsi="Consolas" w:cs="Consolas"/>
-          <w:sz w:val="18"/>
-          <w:szCs w:val="18"/>
-        </w:rPr>
-        <w:t>static</w:t>
-      </w:r>
-      <w:proofErr w:type="spellEnd"/>
-      <w:r>
-        <w:rPr>
-          <w:rFonts w:ascii="Consolas" w:eastAsia="Consolas" w:hAnsi="Consolas" w:cs="Consolas"/>
-          <w:sz w:val="18"/>
-          <w:szCs w:val="18"/>
-        </w:rPr>
-        <w:t xml:space="preserve"> </w:t>
-      </w:r>
-      <w:proofErr w:type="spellStart"/>
-      <w:r>
-        <w:rPr>
-          <w:rFonts w:ascii="Consolas" w:eastAsia="Consolas" w:hAnsi="Consolas" w:cs="Consolas"/>
-          <w:sz w:val="18"/>
-          <w:szCs w:val="18"/>
-        </w:rPr>
-        <w:t>void</w:t>
-      </w:r>
-      <w:proofErr w:type="spellEnd"/>
-      <w:r>
-        <w:rPr>
-          <w:rFonts w:ascii="Consolas" w:eastAsia="Consolas" w:hAnsi="Consolas" w:cs="Consolas"/>
-          <w:sz w:val="18"/>
-          <w:szCs w:val="18"/>
-        </w:rPr>
-        <w:t xml:space="preserve"> </w:t>
-      </w:r>
-      <w:proofErr w:type="spellStart"/>
-      <w:proofErr w:type="gramStart"/>
-      <w:r>
-        <w:rPr>
-          <w:rFonts w:ascii="Consolas" w:eastAsia="Consolas" w:hAnsi="Consolas" w:cs="Consolas"/>
-          <w:sz w:val="18"/>
-          <w:szCs w:val="18"/>
-        </w:rPr>
-        <w:t>Main</w:t>
-      </w:r>
-      <w:proofErr w:type="spellEnd"/>
-      <w:r>
-        <w:rPr>
-          <w:rFonts w:ascii="Consolas" w:eastAsia="Consolas" w:hAnsi="Consolas" w:cs="Consolas"/>
-          <w:sz w:val="18"/>
-          <w:szCs w:val="18"/>
-        </w:rPr>
-        <w:t>(</w:t>
-      </w:r>
-      <w:proofErr w:type="gramEnd"/>
-      <w:r>
-        <w:rPr>
-          <w:rFonts w:ascii="Consolas" w:eastAsia="Consolas" w:hAnsi="Consolas" w:cs="Consolas"/>
-          <w:sz w:val="18"/>
-          <w:szCs w:val="18"/>
-        </w:rPr>
-        <w:t>)</w:t>
-      </w:r>
-    </w:p>
-    <w:p>
-      <w:pPr>
-        <w:shd w:val="clear" w:color="auto" w:fill="F2F2F2"/>
-        <w:ind w:left="360"/>
-      </w:pPr>
-      <w:r>
-        <w:rPr>
-          <w:rFonts w:ascii="Consolas" w:eastAsia="Consolas" w:hAnsi="Consolas" w:cs="Consolas"/>
-          <w:sz w:val="18"/>
-          <w:szCs w:val="18"/>
-        </w:rPr>
-        <w:t xml:space="preserve">    {</w:t>
-      </w:r>
-    </w:p>
-    <w:p>
-      <w:pPr>
-        <w:shd w:val="clear" w:color="auto" w:fill="F2F2F2"/>
-        <w:ind w:left="360"/>
-      </w:pPr>
-      <w:r>
-        <w:rPr>
-          <w:rFonts w:ascii="Consolas" w:eastAsia="Consolas" w:hAnsi="Consolas" w:cs="Consolas"/>
-          <w:sz w:val="18"/>
-          <w:szCs w:val="18"/>
-        </w:rPr>
-        <w:t xml:space="preserve">        </w:t>
-      </w:r>
-      <w:proofErr w:type="spellStart"/>
-      <w:r>
-        <w:rPr>
-          <w:rFonts w:ascii="Consolas" w:eastAsia="Consolas" w:hAnsi="Consolas" w:cs="Consolas"/>
-          <w:sz w:val="18"/>
-          <w:szCs w:val="18"/>
-        </w:rPr>
-        <w:t>string</w:t>
-      </w:r>
-      <w:proofErr w:type="spellEnd"/>
-      <w:r>
-        <w:rPr>
-          <w:rFonts w:ascii="Consolas" w:eastAsia="Consolas" w:hAnsi="Consolas" w:cs="Consolas"/>
-          <w:sz w:val="18"/>
-          <w:szCs w:val="18"/>
-        </w:rPr>
-        <w:t xml:space="preserve"> titular = "Luis Morales;</w:t>
-      </w:r>
-    </w:p>
-    <w:p>
-      <w:pPr>
-        <w:shd w:val="clear" w:color="auto" w:fill="F2F2F2"/>
-        <w:ind w:left="360"/>
-      </w:pPr>
-      <w:r>
-        <w:rPr>
-          <w:rFonts w:ascii="Consolas" w:eastAsia="Consolas" w:hAnsi="Consolas" w:cs="Consolas"/>
-          <w:sz w:val="18"/>
-          <w:szCs w:val="18"/>
-        </w:rPr>
-        <w:lastRenderedPageBreak/>
-        <w:t xml:space="preserve">        </w:t>
-      </w:r>
-      <w:proofErr w:type="spellStart"/>
-      <w:r>
-        <w:rPr>
-          <w:rFonts w:ascii="Consolas" w:eastAsia="Consolas" w:hAnsi="Consolas" w:cs="Consolas"/>
-          <w:sz w:val="18"/>
-          <w:szCs w:val="18"/>
-        </w:rPr>
-        <w:t>Console.WriteLine</w:t>
-      </w:r>
-      <w:proofErr w:type="spellEnd"/>
-      <w:r>
-        <w:rPr>
-          <w:rFonts w:ascii="Consolas" w:eastAsia="Consolas" w:hAnsi="Consolas" w:cs="Consolas"/>
-          <w:sz w:val="18"/>
-          <w:szCs w:val="18"/>
-        </w:rPr>
-        <w:t>("Titular: " + titular);</w:t>
-      </w:r>
-    </w:p>
-    <w:p>
-      <w:pPr>
-        <w:shd w:val="clear" w:color="auto" w:fill="F2F2F2"/>
-        <w:ind w:left="360"/>
-      </w:pPr>
-      <w:r>
-        <w:rPr>
-          <w:rFonts w:ascii="Consolas" w:eastAsia="Consolas" w:hAnsi="Consolas" w:cs="Consolas"/>
-          <w:sz w:val="18"/>
-          <w:szCs w:val="18"/>
-        </w:rPr>
-        <w:t xml:space="preserve"> </w:t>
-      </w:r>
-    </w:p>
-    <w:p>
-      <w:pPr>
-        <w:shd w:val="clear" w:color="auto" w:fill="F2F2F2"/>
-        <w:ind w:left="360"/>
-      </w:pPr>
-      <w:r>
-        <w:rPr>
-          <w:rFonts w:ascii="Consolas" w:eastAsia="Consolas" w:hAnsi="Consolas" w:cs="Consolas"/>
-          <w:sz w:val="18"/>
-          <w:szCs w:val="18"/>
-        </w:rPr>
-        <w:t xml:space="preserve">        decimal saldo = 900.00m</w:t>
-      </w:r>
-    </w:p>
-    <w:p>
-      <w:pPr>
-        <w:shd w:val="clear" w:color="auto" w:fill="F2F2F2"/>
-        <w:ind w:left="360"/>
-      </w:pPr>
-      <w:r>
-        <w:rPr>
-          <w:rFonts w:ascii="Consolas" w:eastAsia="Consolas" w:hAnsi="Consolas" w:cs="Consolas"/>
-          <w:sz w:val="18"/>
-          <w:szCs w:val="18"/>
-        </w:rPr>
-        <w:t xml:space="preserve">        decimal </w:t>
-      </w:r>
-      <w:proofErr w:type="spellStart"/>
-      <w:r>
-        <w:rPr>
-          <w:rFonts w:ascii="Consolas" w:eastAsia="Consolas" w:hAnsi="Consolas" w:cs="Consolas"/>
-          <w:sz w:val="18"/>
-          <w:szCs w:val="18"/>
-        </w:rPr>
-        <w:t>montoExtraccion</w:t>
-      </w:r>
-      <w:proofErr w:type="spellEnd"/>
-      <w:r>
-        <w:rPr>
-          <w:rFonts w:ascii="Consolas" w:eastAsia="Consolas" w:hAnsi="Consolas" w:cs="Consolas"/>
-          <w:sz w:val="18"/>
-          <w:szCs w:val="18"/>
-        </w:rPr>
-        <w:t xml:space="preserve"> = 250.00m;</w:t>
-      </w:r>
-    </w:p>
-    <w:p>
-      <w:pPr>
-        <w:shd w:val="clear" w:color="auto" w:fill="F2F2F2"/>
-        <w:ind w:left="360"/>
-      </w:pPr>
-      <w:r>
-        <w:rPr>
-          <w:rFonts w:ascii="Consolas" w:eastAsia="Consolas" w:hAnsi="Consolas" w:cs="Consolas"/>
-          <w:sz w:val="18"/>
-          <w:szCs w:val="18"/>
-        </w:rPr>
-        <w:t xml:space="preserve"> </w:t>
-      </w:r>
-    </w:p>
-    <w:p>
-      <w:pPr>
-        <w:shd w:val="clear" w:color="auto" w:fill="F2F2F2"/>
-        <w:ind w:left="360"/>
-      </w:pPr>
-      <w:r>
-        <w:rPr>
-          <w:rFonts w:ascii="Consolas" w:eastAsia="Consolas" w:hAnsi="Consolas" w:cs="Consolas"/>
-          <w:sz w:val="18"/>
-          <w:szCs w:val="18"/>
-        </w:rPr>
-        <w:t xml:space="preserve">        </w:t>
-      </w:r>
-      <w:proofErr w:type="spellStart"/>
-      <w:r>
-        <w:rPr>
-          <w:rFonts w:ascii="Consolas" w:eastAsia="Consolas" w:hAnsi="Consolas" w:cs="Consolas"/>
-          <w:sz w:val="18"/>
-          <w:szCs w:val="18"/>
-        </w:rPr>
-        <w:t>int</w:t>
-      </w:r>
-      <w:proofErr w:type="spellEnd"/>
-      <w:r>
-        <w:rPr>
-          <w:rFonts w:ascii="Consolas" w:eastAsia="Consolas" w:hAnsi="Consolas" w:cs="Consolas"/>
-          <w:sz w:val="18"/>
-          <w:szCs w:val="18"/>
-        </w:rPr>
-        <w:t xml:space="preserve"> cuotas = 12.5;</w:t>
-      </w:r>
-    </w:p>
-    <w:p>
-      <w:pPr>
-        <w:shd w:val="clear" w:color="auto" w:fill="F2F2F2"/>
-        <w:ind w:left="360"/>
-      </w:pPr>
-      <w:r>
-        <w:rPr>
-          <w:rFonts w:ascii="Consolas" w:eastAsia="Consolas" w:hAnsi="Consolas" w:cs="Consolas"/>
-          <w:sz w:val="18"/>
-          <w:szCs w:val="18"/>
-        </w:rPr>
-        <w:t xml:space="preserve"> </w:t>
-      </w:r>
-    </w:p>
-    <w:p>
-      <w:pPr>
-        <w:shd w:val="clear" w:color="auto" w:fill="F2F2F2"/>
-        <w:ind w:left="360"/>
-      </w:pPr>
-      <w:r>
-        <w:rPr>
-          <w:rFonts w:ascii="Consolas" w:eastAsia="Consolas" w:hAnsi="Consolas" w:cs="Consolas"/>
-          <w:sz w:val="18"/>
-          <w:szCs w:val="18"/>
-        </w:rPr>
-        <w:t xml:space="preserve">        </w:t>
-      </w:r>
-      <w:proofErr w:type="spellStart"/>
-      <w:r>
-        <w:rPr>
-          <w:rFonts w:ascii="Consolas" w:eastAsia="Consolas" w:hAnsi="Consolas" w:cs="Consolas"/>
-          <w:sz w:val="18"/>
-          <w:szCs w:val="18"/>
-        </w:rPr>
-        <w:t>const</w:t>
-      </w:r>
-      <w:proofErr w:type="spellEnd"/>
-      <w:r>
-        <w:rPr>
-          <w:rFonts w:ascii="Consolas" w:eastAsia="Consolas" w:hAnsi="Consolas" w:cs="Consolas"/>
-          <w:sz w:val="18"/>
-          <w:szCs w:val="18"/>
-        </w:rPr>
-        <w:t xml:space="preserve"> decimal </w:t>
-      </w:r>
-      <w:proofErr w:type="spellStart"/>
-      <w:r>
-        <w:rPr>
-          <w:rFonts w:ascii="Consolas" w:eastAsia="Consolas" w:hAnsi="Consolas" w:cs="Consolas"/>
-          <w:sz w:val="18"/>
-          <w:szCs w:val="18"/>
-        </w:rPr>
-        <w:t>tasaComision</w:t>
-      </w:r>
-      <w:proofErr w:type="spellEnd"/>
-      <w:r>
-        <w:rPr>
-          <w:rFonts w:ascii="Consolas" w:eastAsia="Consolas" w:hAnsi="Consolas" w:cs="Consolas"/>
-          <w:sz w:val="18"/>
-          <w:szCs w:val="18"/>
-        </w:rPr>
-        <w:t xml:space="preserve"> = 1.5m;</w:t>
-      </w:r>
-    </w:p>
-    <w:p>
-      <w:pPr>
-        <w:shd w:val="clear" w:color="auto" w:fill="F2F2F2"/>
-        <w:ind w:left="360"/>
-      </w:pPr>
-      <w:r>
-        <w:rPr>
-          <w:rFonts w:ascii="Consolas" w:eastAsia="Consolas" w:hAnsi="Consolas" w:cs="Consolas"/>
-          <w:sz w:val="18"/>
-          <w:szCs w:val="18"/>
-        </w:rPr>
-        <w:t xml:space="preserve">        </w:t>
-      </w:r>
-      <w:proofErr w:type="spellStart"/>
-      <w:r>
-        <w:rPr>
-          <w:rFonts w:ascii="Consolas" w:eastAsia="Consolas" w:hAnsi="Consolas" w:cs="Consolas"/>
-          <w:sz w:val="18"/>
-          <w:szCs w:val="18"/>
-        </w:rPr>
-        <w:t>tasaComision</w:t>
-      </w:r>
-      <w:proofErr w:type="spellEnd"/>
-      <w:r>
-        <w:rPr>
-          <w:rFonts w:ascii="Consolas" w:eastAsia="Consolas" w:hAnsi="Consolas" w:cs="Consolas"/>
-          <w:sz w:val="18"/>
-          <w:szCs w:val="18"/>
-        </w:rPr>
-        <w:t xml:space="preserve"> = 2.0m;</w:t>
-      </w:r>
-    </w:p>
-    <w:p>
-      <w:pPr>
-        <w:shd w:val="clear" w:color="auto" w:fill="F2F2F2"/>
-        <w:ind w:left="360"/>
-      </w:pPr>
-      <w:r>
-        <w:rPr>
-          <w:rFonts w:ascii="Consolas" w:eastAsia="Consolas" w:hAnsi="Consolas" w:cs="Consolas"/>
-          <w:sz w:val="18"/>
-          <w:szCs w:val="18"/>
-        </w:rPr>
-        <w:t xml:space="preserve"> </w:t>
-      </w:r>
-    </w:p>
-    <w:p>
-      <w:pPr>
-        <w:shd w:val="clear" w:color="auto" w:fill="F2F2F2"/>
-        <w:ind w:left="360"/>
-      </w:pPr>
-      <w:r>
-        <w:rPr>
-          <w:rFonts w:ascii="Consolas" w:eastAsia="Consolas" w:hAnsi="Consolas" w:cs="Consolas"/>
-          <w:sz w:val="18"/>
-          <w:szCs w:val="18"/>
-        </w:rPr>
-        <w:t xml:space="preserve">        decimal </w:t>
-      </w:r>
-      <w:proofErr w:type="spellStart"/>
-      <w:r>
-        <w:rPr>
-          <w:rFonts w:ascii="Consolas" w:eastAsia="Consolas" w:hAnsi="Consolas" w:cs="Consolas"/>
-          <w:sz w:val="18"/>
-          <w:szCs w:val="18"/>
-        </w:rPr>
-        <w:t>comision</w:t>
-      </w:r>
-      <w:proofErr w:type="spellEnd"/>
-      <w:r>
-        <w:rPr>
-          <w:rFonts w:ascii="Consolas" w:eastAsia="Consolas" w:hAnsi="Consolas" w:cs="Consolas"/>
-          <w:sz w:val="18"/>
-          <w:szCs w:val="18"/>
-        </w:rPr>
-        <w:t>;</w:t>
-      </w:r>
-    </w:p>
-    <w:p>
-      <w:pPr>
-        <w:shd w:val="clear" w:color="auto" w:fill="F2F2F2"/>
-        <w:ind w:left="360"/>
-      </w:pPr>
-      <w:r>
-        <w:rPr>
-          <w:rFonts w:ascii="Consolas" w:eastAsia="Consolas" w:hAnsi="Consolas" w:cs="Consolas"/>
-          <w:sz w:val="18"/>
-          <w:szCs w:val="18"/>
-        </w:rPr>
-        <w:t xml:space="preserve">        </w:t>
-      </w:r>
-      <w:proofErr w:type="spellStart"/>
-      <w:r>
-        <w:rPr>
-          <w:rFonts w:ascii="Consolas" w:eastAsia="Consolas" w:hAnsi="Consolas" w:cs="Consolas"/>
-          <w:sz w:val="18"/>
-          <w:szCs w:val="18"/>
-        </w:rPr>
-        <w:t>Console.WriteLine</w:t>
-      </w:r>
-      <w:proofErr w:type="spellEnd"/>
-      <w:r>
-        <w:rPr>
-          <w:rFonts w:ascii="Consolas" w:eastAsia="Consolas" w:hAnsi="Consolas" w:cs="Consolas"/>
-          <w:sz w:val="18"/>
-          <w:szCs w:val="18"/>
-        </w:rPr>
-        <w:t xml:space="preserve">("Comisión: " + </w:t>
-      </w:r>
-      <w:proofErr w:type="spellStart"/>
-      <w:r>
-        <w:rPr>
-          <w:rFonts w:ascii="Consolas" w:eastAsia="Consolas" w:hAnsi="Consolas" w:cs="Consolas"/>
-          <w:sz w:val="18"/>
-          <w:szCs w:val="18"/>
-        </w:rPr>
-        <w:t>comision</w:t>
-      </w:r>
-      <w:proofErr w:type="spellEnd"/>
-      <w:r>
-        <w:rPr>
-          <w:rFonts w:ascii="Consolas" w:eastAsia="Consolas" w:hAnsi="Consolas" w:cs="Consolas"/>
-          <w:sz w:val="18"/>
-          <w:szCs w:val="18"/>
-        </w:rPr>
-        <w:t>);</w:t>
-      </w:r>
-    </w:p>
-    <w:p>
-      <w:pPr>
-        <w:shd w:val="clear" w:color="auto" w:fill="F2F2F2"/>
-        <w:ind w:left="360"/>
-      </w:pPr>
-      <w:r>
-        <w:rPr>
-          <w:rFonts w:ascii="Consolas" w:eastAsia="Consolas" w:hAnsi="Consolas" w:cs="Consolas"/>
-          <w:sz w:val="18"/>
-          <w:szCs w:val="18"/>
-        </w:rPr>
-        <w:t xml:space="preserve"> </w:t>
-      </w:r>
-    </w:p>
-    <w:p>
-      <w:pPr>
-        <w:shd w:val="clear" w:color="auto" w:fill="F2F2F2"/>
-        <w:ind w:left="360"/>
-      </w:pPr>
-      <w:r>
-        <w:rPr>
-          <w:rFonts w:ascii="Consolas" w:eastAsia="Consolas" w:hAnsi="Consolas" w:cs="Consolas"/>
-          <w:sz w:val="18"/>
-          <w:szCs w:val="18"/>
-        </w:rPr>
-        <w:t xml:space="preserve">        decimal </w:t>
-      </w:r>
-      <w:proofErr w:type="spellStart"/>
-      <w:r>
-        <w:rPr>
-          <w:rFonts w:ascii="Consolas" w:eastAsia="Consolas" w:hAnsi="Consolas" w:cs="Consolas"/>
-          <w:sz w:val="18"/>
-          <w:szCs w:val="18"/>
-        </w:rPr>
-        <w:t>saldoFinal</w:t>
-      </w:r>
-      <w:proofErr w:type="spellEnd"/>
-      <w:r>
-        <w:rPr>
-          <w:rFonts w:ascii="Consolas" w:eastAsia="Consolas" w:hAnsi="Consolas" w:cs="Consolas"/>
-          <w:sz w:val="18"/>
-          <w:szCs w:val="18"/>
-        </w:rPr>
-        <w:t xml:space="preserve"> = saldo - </w:t>
-      </w:r>
-      <w:proofErr w:type="spellStart"/>
-      <w:r>
-        <w:rPr>
-          <w:rFonts w:ascii="Consolas" w:eastAsia="Consolas" w:hAnsi="Consolas" w:cs="Consolas"/>
-          <w:sz w:val="18"/>
-          <w:szCs w:val="18"/>
-        </w:rPr>
-        <w:t>montoExtraccion</w:t>
-      </w:r>
-      <w:proofErr w:type="spellEnd"/>
-      <w:r>
-        <w:rPr>
-          <w:rFonts w:ascii="Consolas" w:eastAsia="Consolas" w:hAnsi="Consolas" w:cs="Consolas"/>
-          <w:sz w:val="18"/>
-          <w:szCs w:val="18"/>
-        </w:rPr>
-        <w:t xml:space="preserve"> - </w:t>
-      </w:r>
-      <w:proofErr w:type="spellStart"/>
-      <w:r>
-        <w:rPr>
-          <w:rFonts w:ascii="Consolas" w:eastAsia="Consolas" w:hAnsi="Consolas" w:cs="Consolas"/>
-          <w:sz w:val="18"/>
-          <w:szCs w:val="18"/>
-        </w:rPr>
-        <w:t>comision</w:t>
-      </w:r>
-      <w:proofErr w:type="spellEnd"/>
-      <w:r>
-        <w:rPr>
-          <w:rFonts w:ascii="Consolas" w:eastAsia="Consolas" w:hAnsi="Consolas" w:cs="Consolas"/>
-          <w:sz w:val="18"/>
-          <w:szCs w:val="18"/>
-        </w:rPr>
-        <w:t>;</w:t>
-      </w:r>
-    </w:p>
-    <w:p>
-      <w:pPr>
-        <w:shd w:val="clear" w:color="auto" w:fill="F2F2F2"/>
-        <w:ind w:left="360"/>
-      </w:pPr>
-      <w:r>
-        <w:rPr>
-          <w:rFonts w:ascii="Consolas" w:eastAsia="Consolas" w:hAnsi="Consolas" w:cs="Consolas"/>
-          <w:sz w:val="18"/>
-          <w:szCs w:val="18"/>
-        </w:rPr>
-        <w:t xml:space="preserve">        </w:t>
-      </w:r>
-      <w:proofErr w:type="spellStart"/>
-      <w:r>
-        <w:rPr>
-          <w:rFonts w:ascii="Consolas" w:eastAsia="Consolas" w:hAnsi="Consolas" w:cs="Consolas"/>
-          <w:sz w:val="18"/>
-          <w:szCs w:val="18"/>
-        </w:rPr>
-        <w:t>Console.WriteLine</w:t>
-      </w:r>
-      <w:proofErr w:type="spellEnd"/>
-      <w:r>
-        <w:rPr>
-          <w:rFonts w:ascii="Consolas" w:eastAsia="Consolas" w:hAnsi="Consolas" w:cs="Consolas"/>
-          <w:sz w:val="18"/>
-          <w:szCs w:val="18"/>
-        </w:rPr>
-        <w:t xml:space="preserve">("Saldo final: " + </w:t>
-      </w:r>
-      <w:proofErr w:type="spellStart"/>
-      <w:r>
-        <w:rPr>
-          <w:rFonts w:ascii="Consolas" w:eastAsia="Consolas" w:hAnsi="Consolas" w:cs="Consolas"/>
-          <w:sz w:val="18"/>
-          <w:szCs w:val="18"/>
-        </w:rPr>
-        <w:t>saldoFianl</w:t>
-      </w:r>
-      <w:proofErr w:type="spellEnd"/>
-      <w:r>
-        <w:rPr>
-          <w:rFonts w:ascii="Consolas" w:eastAsia="Consolas" w:hAnsi="Consolas" w:cs="Consolas"/>
-          <w:sz w:val="18"/>
-          <w:szCs w:val="18"/>
-        </w:rPr>
-        <w:t>);</w:t>
-      </w:r>
-    </w:p>
-    <w:p>
-      <w:pPr>
-        <w:shd w:val="clear" w:color="auto" w:fill="F2F2F2"/>
-        <w:ind w:left="360"/>
-      </w:pPr>
-      <w:r>
-        <w:rPr>
-          <w:rFonts w:ascii="Consolas" w:eastAsia="Consolas" w:hAnsi="Consolas" w:cs="Consolas"/>
-          <w:sz w:val="18"/>
-          <w:szCs w:val="18"/>
-        </w:rPr>
-        <w:t xml:space="preserve"> </w:t>
-      </w:r>
-    </w:p>
-    <w:p>
-      <w:pPr>
-        <w:shd w:val="clear" w:color="auto" w:fill="F2F2F2"/>
-        <w:ind w:left="360"/>
-      </w:pPr>
-      <w:r>
-        <w:rPr>
-          <w:rFonts w:ascii="Consolas" w:eastAsia="Consolas" w:hAnsi="Consolas" w:cs="Consolas"/>
-          <w:sz w:val="18"/>
-          <w:szCs w:val="18"/>
-        </w:rPr>
-        <w:t xml:space="preserve">        decimal tercio = 1 / 3;</w:t>
-      </w:r>
-    </w:p>
-    <w:p>
-      <w:pPr>
-        <w:shd w:val="clear" w:color="auto" w:fill="F2F2F2"/>
-        <w:ind w:left="360"/>
-      </w:pPr>
-      <w:r>
-        <w:rPr>
-          <w:rFonts w:ascii="Consolas" w:eastAsia="Consolas" w:hAnsi="Consolas" w:cs="Consolas"/>
-          <w:sz w:val="18"/>
-          <w:szCs w:val="18"/>
-        </w:rPr>
-        <w:t xml:space="preserve">        </w:t>
-      </w:r>
-      <w:proofErr w:type="spellStart"/>
-      <w:r>
-        <w:rPr>
-          <w:rFonts w:ascii="Consolas" w:eastAsia="Consolas" w:hAnsi="Consolas" w:cs="Consolas"/>
-          <w:sz w:val="18"/>
-          <w:szCs w:val="18"/>
-        </w:rPr>
-        <w:t>Console.WriteLine</w:t>
-      </w:r>
-      <w:proofErr w:type="spellEnd"/>
-      <w:r>
-        <w:rPr>
-          <w:rFonts w:ascii="Consolas" w:eastAsia="Consolas" w:hAnsi="Consolas" w:cs="Consolas"/>
-          <w:sz w:val="18"/>
-          <w:szCs w:val="18"/>
-        </w:rPr>
-        <w:t>("Tercio de la cuota: " + tercio);</w:t>
-      </w:r>
-    </w:p>
-    <w:p>
-      <w:pPr>
-        <w:shd w:val="clear" w:color="auto" w:fill="F2F2F2"/>
-        <w:ind w:left="360"/>
-      </w:pPr>
-      <w:r>
-        <w:rPr>
-          <w:rFonts w:ascii="Consolas" w:eastAsia="Consolas" w:hAnsi="Consolas" w:cs="Consolas"/>
-          <w:sz w:val="18"/>
-          <w:szCs w:val="18"/>
-        </w:rPr>
-        <w:t xml:space="preserve">        </w:t>
-      </w:r>
-      <w:proofErr w:type="spellStart"/>
-      <w:r>
-        <w:rPr>
-          <w:rFonts w:ascii="Consolas" w:eastAsia="Consolas" w:hAnsi="Consolas" w:cs="Consolas"/>
-          <w:sz w:val="18"/>
-          <w:szCs w:val="18"/>
-        </w:rPr>
-        <w:t>Console.WriteLine</w:t>
-      </w:r>
-      <w:proofErr w:type="spellEnd"/>
-      <w:r>
-        <w:rPr>
-          <w:rFonts w:ascii="Consolas" w:eastAsia="Consolas" w:hAnsi="Consolas" w:cs="Consolas"/>
-          <w:sz w:val="18"/>
-          <w:szCs w:val="18"/>
-        </w:rPr>
-        <w:t>("Cuotas: " + cuotas);</w:t>
-      </w:r>
-    </w:p>
-    <w:p>
-      <w:pPr>
-        <w:shd w:val="clear" w:color="auto" w:fill="F2F2F2"/>
-        <w:ind w:left="360"/>
-      </w:pPr>
-      <w:r>
-        <w:rPr>
-          <w:rFonts w:ascii="Consolas" w:eastAsia="Consolas" w:hAnsi="Consolas" w:cs="Consolas"/>
-          <w:sz w:val="18"/>
-          <w:szCs w:val="18"/>
-        </w:rPr>
-        <w:t xml:space="preserve">    }</w:t>
-      </w:r>
-    </w:p>
-    <w:p>
-      <w:pPr>
-        <w:shd w:val="clear" w:color="auto" w:fill="F2F2F2"/>
-        <w:ind w:left="360"/>
-      </w:pPr>
-      <w:r>
-        <w:rPr>
-          <w:rFonts w:ascii="Consolas" w:eastAsia="Consolas" w:hAnsi="Consolas" w:cs="Consolas"/>
-          <w:sz w:val="18"/>
-          <w:szCs w:val="18"/>
-        </w:rPr>
-        <w:t>}</w:t>
-      </w:r>
-    </w:p>
-    <w:p>
-      <w:pPr>
-        <w:spacing w:after="60"/>
-      </w:pPr>
-    </w:p>
-    <w:p>
-      <w:pPr>
-        <w:pStyle w:val="Ttulo4"/>
-        <w:spacing w:before="240" w:after="120"/>
-      </w:pPr>
-      <w:r>
-        <w:t>Objetivo</w:t>
-      </w:r>
-    </w:p>
-    <w:p>
-      <w:pPr>
-        <w:spacing w:after="120"/>
-      </w:pPr>
-      <w:r>
-        <w:t xml:space="preserve">Distinguir los </w:t>
+        <w:t>errores de sintaxis</w:t>
+      </w:r>
+      <w:r>
+        <w:t xml:space="preserve"> (reglas de escritura del lenguaje), los </w:t>
       </w:r>
       <w:r>
         <w:rPr>
           <w:b/>
           <w:bCs/>
         </w:rPr>
-        <w:t>errores de sintaxis</w:t>
-      </w:r>
-      <w:r>
-        <w:t xml:space="preserve"> (reglas de escritura del lenguaje), los </w:t>
+        <w:t>errores semánticos</w:t>
+      </w:r>
+      <w:r>
+        <w:t xml:space="preserve"> (significado incorrecto, detectados por el compilador) y los </w:t>
       </w:r>
       <w:r>
         <w:rPr>
           <w:b/>
           <w:bCs/>
         </w:rPr>
-        <w:t>errores semánticos</w:t>
-      </w:r>
-      <w:r>
-        <w:t xml:space="preserve"> (significado incorrecto, detectados por el compilador) y los </w:t>
-      </w:r>
-      <w:r>
-        <w:rPr>
-          <w:b/>
-          <w:bCs/>
-        </w:rPr>
         <w:t>errores lógicos</w:t>
       </w:r>
       <w:r>
-        <w:t xml:space="preserve"> (el programa compila, pero el resultado es incorrecto), y corregirlos siguiendo el orden en que los reporta el compilad</w:t>
-      </w:r>
-      <w:r>
-        <w:t>or.</w:t>
+        <w:t xml:space="preserve"> (el programa compila, pero el resultado es incorrecto), y corregirlos siguiendo el orden en que los reporta el compilador.</w:t>
       </w:r>
     </w:p>
     <w:p>
@@ -16566,14 +15576,7 @@
           <w:b/>
           <w:bCs/>
         </w:rPr>
-        <w:t>RF</w:t>
-      </w:r>
-      <w:r>
-        <w:rPr>
-          <w:b/>
-          <w:bCs/>
-        </w:rPr>
-        <w:t>2. Etapa 2 (semántica).</w:t>
+        <w:t>RF2. Etapa 2 (semántica).</w:t>
       </w:r>
       <w:r>
         <w:t xml:space="preserve"> Corrija los errores semánticos que el compilador reporta después de la Etapa 1.</w:t>
@@ -16616,10 +15619,7 @@
         <w:t>RF4.</w:t>
       </w:r>
       <w:r>
-        <w:t xml:space="preserve"> Registre cada error en una t</w:t>
-      </w:r>
-      <w:r>
-        <w:t>abla como la del siguiente modelo y explique la corrección:</w:t>
+        <w:t xml:space="preserve"> Registre cada error en una tabla como la del siguiente modelo y explique la corrección:</w:t>
       </w:r>
     </w:p>
     <w:tbl>
@@ -16647,12 +15647,6 @@
         <w:gridCol w:w="2779"/>
       </w:tblGrid>
       <w:tr>
-        <w:tblPrEx>
-          <w:tblCellMar>
-            <w:top w:w="0" w:type="dxa"/>
-            <w:bottom w:w="0" w:type="dxa"/>
-          </w:tblCellMar>
-        </w:tblPrEx>
         <w:trPr>
           <w:tblHeader/>
         </w:trPr>
@@ -16803,12 +15797,6 @@
         </w:tc>
       </w:tr>
       <w:tr>
-        <w:tblPrEx>
-          <w:tblCellMar>
-            <w:top w:w="0" w:type="dxa"/>
-            <w:bottom w:w="0" w:type="dxa"/>
-          </w:tblCellMar>
-        </w:tblPrEx>
         <w:tc>
           <w:tcPr>
             <w:tcW w:w="1170" w:type="dxa"/>
@@ -17016,7 +16004,6 @@
         <w:ind w:left="360" w:right="360"/>
       </w:pPr>
       <w:r>
-        <w:lastRenderedPageBreak/>
         <w:t>La salida puede mostrar el separador decimal de acuerdo con la configuración regional de su equipo.</w:t>
       </w:r>
     </w:p>
@@ -17026,6 +16013,7 @@
         <w:spacing w:before="240" w:after="120"/>
       </w:pPr>
       <w:r>
+        <w:lastRenderedPageBreak/>
         <w:t>Pasos de trabajo</w:t>
       </w:r>
     </w:p>
@@ -17112,10 +16100,7 @@
         <w:spacing w:after="80"/>
       </w:pPr>
       <w:r>
-        <w:t>Corrija los errores de sintaxis, compile de nuevo y repita hast</w:t>
-      </w:r>
-      <w:r>
-        <w:t>a eliminar los errores de la Etapa 1.</w:t>
+        <w:t>Corrija los errores de sintaxis, compile de nuevo y repita hasta eliminar los errores de la Etapa 1.</w:t>
       </w:r>
     </w:p>
     <w:p>
@@ -17176,12 +16161,6 @@
         <w:gridCol w:w="986"/>
       </w:tblGrid>
       <w:tr>
-        <w:tblPrEx>
-          <w:tblCellMar>
-            <w:top w:w="0" w:type="dxa"/>
-            <w:bottom w:w="0" w:type="dxa"/>
-          </w:tblCellMar>
-        </w:tblPrEx>
         <w:trPr>
           <w:tblHeader/>
         </w:trPr>
@@ -17274,12 +16253,6 @@
         </w:tc>
       </w:tr>
       <w:tr>
-        <w:tblPrEx>
-          <w:tblCellMar>
-            <w:top w:w="0" w:type="dxa"/>
-            <w:bottom w:w="0" w:type="dxa"/>
-          </w:tblCellMar>
-        </w:tblPrEx>
         <w:tc>
           <w:tcPr>
             <w:tcW w:w="985" w:type="dxa"/>
@@ -17360,12 +16333,6 @@
         </w:tc>
       </w:tr>
       <w:tr>
-        <w:tblPrEx>
-          <w:tblCellMar>
-            <w:top w:w="0" w:type="dxa"/>
-            <w:bottom w:w="0" w:type="dxa"/>
-          </w:tblCellMar>
-        </w:tblPrEx>
         <w:tc>
           <w:tcPr>
             <w:tcW w:w="985" w:type="dxa"/>
@@ -17446,12 +16413,6 @@
         </w:tc>
       </w:tr>
       <w:tr>
-        <w:tblPrEx>
-          <w:tblCellMar>
-            <w:top w:w="0" w:type="dxa"/>
-            <w:bottom w:w="0" w:type="dxa"/>
-          </w:tblCellMar>
-        </w:tblPrEx>
         <w:tc>
           <w:tcPr>
             <w:tcW w:w="985" w:type="dxa"/>
@@ -17549,12 +16510,6 @@
         </w:tc>
       </w:tr>
       <w:tr>
-        <w:tblPrEx>
-          <w:tblCellMar>
-            <w:top w:w="0" w:type="dxa"/>
-            <w:bottom w:w="0" w:type="dxa"/>
-          </w:tblCellMar>
-        </w:tblPrEx>
         <w:tc>
           <w:tcPr>
             <w:tcW w:w="985" w:type="dxa"/>
@@ -17652,12 +16607,6 @@
         </w:tc>
       </w:tr>
       <w:tr>
-        <w:tblPrEx>
-          <w:tblCellMar>
-            <w:top w:w="0" w:type="dxa"/>
-            <w:bottom w:w="0" w:type="dxa"/>
-          </w:tblCellMar>
-        </w:tblPrEx>
         <w:tc>
           <w:tcPr>
             <w:tcW w:w="985" w:type="dxa"/>
@@ -17842,33 +16791,73 @@
       <w:r>
         <w:t xml:space="preserve"> Integrador · </w:t>
       </w:r>
+      <w:bookmarkStart w:id="0" w:name="_GoBack"/>
+      <w:bookmarkEnd w:id="0"/>
       <w:r>
         <w:rPr>
           <w:b/>
           <w:bCs/>
         </w:rPr>
-        <w:t>Tiempo sugerido:</w:t>
-      </w:r>
-      <w:r>
-        <w:t xml:space="preserve"> 120 minutos · </w:t>
+        <w:t>Nombre del proyecto:</w:t>
+      </w:r>
+      <w:r>
+        <w:t xml:space="preserve"> </w:t>
+      </w:r>
+      <w:r>
+        <w:rPr>
+          <w:rFonts w:ascii="Consolas" w:eastAsia="Consolas" w:hAnsi="Consolas" w:cs="Consolas"/>
+          <w:sz w:val="19"/>
+          <w:szCs w:val="19"/>
+        </w:rPr>
+        <w:t>Ej07_BilleteraIntegrador</w:t>
+      </w:r>
+    </w:p>
+    <w:p>
+      <w:pPr>
+        <w:pStyle w:val="Ttulo4"/>
+        <w:spacing w:before="240" w:after="120"/>
+      </w:pPr>
+      <w:r>
+        <w:t>Contexto</w:t>
+      </w:r>
+    </w:p>
+    <w:p>
+      <w:pPr>
+        <w:spacing w:after="120"/>
+      </w:pPr>
+      <w:r>
+        <w:t xml:space="preserve">El equipo de producto necesita una </w:t>
       </w:r>
       <w:r>
         <w:rPr>
           <w:b/>
           <w:bCs/>
         </w:rPr>
-        <w:t>Nombre del proyecto:</w:t>
-      </w:r>
-      <w:r>
-        <w:t xml:space="preserve"> </w:t>
-      </w:r>
-      <w:r>
-        <w:rPr>
-          <w:rFonts w:ascii="Consolas" w:eastAsia="Consolas" w:hAnsi="Consolas" w:cs="Consolas"/>
-          <w:sz w:val="19"/>
-          <w:szCs w:val="19"/>
-        </w:rPr>
-        <w:t>Ej07_BilleteraIntegrador</w:t>
+        <w:t>demostración completa</w:t>
+      </w:r>
+      <w:r>
+        <w:t xml:space="preserve"> de la Billetera Virtual que muestre al equipo directivo cómo funcionan las operaciones principales, con sus reglas, sus comisiones y sus registros. La demostración ejecuta una sesión de operaciones en orden: consultar saldo, cargar dinero, extraer efectivo, transferir a un CVU, intentar una extracción que debe ser rechazada y, finalmente, mostrar el resumen de movimientos.</w:t>
+      </w:r>
+    </w:p>
+    <w:p>
+      <w:pPr>
+        <w:spacing w:after="120"/>
+      </w:pPr>
+      <w:r>
+        <w:t xml:space="preserve">Como se indicó en la nota metodológica, el menú se muestra en pantalla y cada operación se ejecuta en secuencia dentro de su propio bloque </w:t>
+      </w:r>
+      <w:proofErr w:type="gramStart"/>
+      <w:r>
+        <w:rPr>
+          <w:rFonts w:ascii="Consolas" w:eastAsia="Consolas" w:hAnsi="Consolas" w:cs="Consolas"/>
+          <w:sz w:val="19"/>
+          <w:szCs w:val="19"/>
+        </w:rPr>
+        <w:t>{ }</w:t>
+      </w:r>
+      <w:proofErr w:type="gramEnd"/>
+      <w:r>
+        <w:t>. El estado de la cuenta (saldo, movimientos y último movimiento) se conserva a lo largo de toda la sesión.</w:t>
       </w:r>
     </w:p>
     <w:p>
@@ -17877,7 +16866,7 @@
         <w:spacing w:before="240" w:after="120"/>
       </w:pPr>
       <w:r>
-        <w:t>Contexto</w:t>
+        <w:t>Objetivo</w:t>
       </w:r>
     </w:p>
     <w:p>
@@ -17885,47 +16874,7 @@
         <w:spacing w:after="120"/>
       </w:pPr>
       <w:r>
-        <w:t>El equipo de producto</w:t>
-      </w:r>
-      <w:r>
-        <w:t xml:space="preserve"> necesita una </w:t>
-      </w:r>
-      <w:r>
-        <w:rPr>
-          <w:b/>
-          <w:bCs/>
-        </w:rPr>
-        <w:t>demostración completa</w:t>
-      </w:r>
-      <w:r>
-        <w:t xml:space="preserve"> de la Billetera Virtual que muestre al equipo directivo cómo funcionan las operaciones principales, con sus reglas, sus comisiones y sus registros. La demostración ejecuta una sesión de operaciones en orden: consultar sa</w:t>
-      </w:r>
-      <w:r>
-        <w:t>ldo, cargar dinero, extraer efectivo, transferir a un CVU, intentar una extracción que debe ser rechazada y, finalmente, mostrar el resumen de movimientos.</w:t>
-      </w:r>
-    </w:p>
-    <w:p>
-      <w:pPr>
-        <w:spacing w:after="120"/>
-      </w:pPr>
-      <w:r>
-        <w:t>Como se indicó en la nota metodológica, el menú se muestra en pantalla y cada operación se ejecuta e</w:t>
-      </w:r>
-      <w:r>
-        <w:t xml:space="preserve">n secuencia dentro de su propio bloque </w:t>
-      </w:r>
-      <w:proofErr w:type="gramStart"/>
-      <w:r>
-        <w:rPr>
-          <w:rFonts w:ascii="Consolas" w:eastAsia="Consolas" w:hAnsi="Consolas" w:cs="Consolas"/>
-          <w:sz w:val="19"/>
-          <w:szCs w:val="19"/>
-        </w:rPr>
-        <w:t>{ }</w:t>
-      </w:r>
-      <w:proofErr w:type="gramEnd"/>
-      <w:r>
-        <w:t>. El estado de la cuenta (saldo, movimientos y último movimiento) se conserva a lo largo de toda la sesión.</w:t>
+        <w:t>Integrar en un solo programa los contenidos del Módulo 1: constantes, variables, tipos de datos, operadores, operadores ternarios, bloques de código, comentarios y formato de salida.</w:t>
       </w:r>
     </w:p>
     <w:p>
@@ -17934,27 +16883,7 @@
         <w:spacing w:before="240" w:after="120"/>
       </w:pPr>
       <w:r>
-        <w:t>Objetivo</w:t>
-      </w:r>
-    </w:p>
-    <w:p>
-      <w:pPr>
-        <w:spacing w:after="120"/>
-      </w:pPr>
-      <w:r>
         <w:lastRenderedPageBreak/>
-        <w:t xml:space="preserve">Integrar en un solo programa los contenidos del Módulo 1: constantes, variables, tipos de datos, </w:t>
-      </w:r>
-      <w:r>
-        <w:t>operadores, operadores ternarios, bloques de código, comentarios y formato de salida.</w:t>
-      </w:r>
-    </w:p>
-    <w:p>
-      <w:pPr>
-        <w:pStyle w:val="Ttulo4"/>
-        <w:spacing w:before="240" w:after="120"/>
-      </w:pPr>
-      <w:r>
         <w:t>Reglas del negocio</w:t>
       </w:r>
     </w:p>
@@ -18095,14 +17024,7 @@
           <w:b/>
           <w:bCs/>
         </w:rPr>
-        <w:t>el saldo y la c</w:t>
-      </w:r>
-      <w:r>
-        <w:rPr>
-          <w:b/>
-          <w:bCs/>
-        </w:rPr>
-        <w:t>antidad de movimientos no cambian</w:t>
+        <w:t>el saldo y la cantidad de movimientos no cambian</w:t>
       </w:r>
       <w:r>
         <w:t>.</w:t>
@@ -18421,10 +17343,7 @@
         <w:t>RF3.</w:t>
       </w:r>
       <w:r>
-        <w:t xml:space="preserve"> Mostrar el encabezado de la sesió</w:t>
-      </w:r>
-      <w:r>
-        <w:t>n y el titular.</w:t>
+        <w:t xml:space="preserve"> Mostrar el encabezado de la sesión y el titular.</w:t>
       </w:r>
     </w:p>
     <w:p>
@@ -18475,10 +17394,7 @@
         <w:t>300.00</w:t>
       </w:r>
       <w:r>
-        <w:t>, sumarlo al saldo, aumentar la cantidad de movimientos y registrar la fecha de sesión como úl</w:t>
-      </w:r>
-      <w:r>
-        <w:t>timo movimiento.</w:t>
+        <w:t>, sumarlo al saldo, aumentar la cantidad de movimientos y registrar la fecha de sesión como último movimiento.</w:t>
       </w:r>
     </w:p>
     <w:p>
@@ -18546,10 +17462,7 @@
         <w:t>aprobado</w:t>
       </w:r>
       <w:r>
-        <w:t>. Aplique el cambio al saldo, a la cantidad de movimientos y a</w:t>
-      </w:r>
-      <w:r>
-        <w:t xml:space="preserve">l último movimiento </w:t>
+        <w:t xml:space="preserve">. Aplique el cambio al saldo, a la cantidad de movimientos y al último movimiento </w:t>
       </w:r>
       <w:r>
         <w:rPr>
@@ -18638,10 +17551,7 @@
         <w:t>2000.00</w:t>
       </w:r>
       <w:r>
-        <w:t>. La operación debe rechazarse porq</w:t>
-      </w:r>
-      <w:r>
-        <w:t xml:space="preserve">ue supera el límite de extracción y el saldo no alcanza. Muestre el estado </w:t>
+        <w:t xml:space="preserve">. La operación debe rechazarse porque supera el límite de extracción y el saldo no alcanza. Muestre el estado </w:t>
       </w:r>
       <w:r>
         <w:rPr>
@@ -18672,10 +17582,7 @@
         <w:t>RF9. Opción 5: Ver resumen de movimientos.</w:t>
       </w:r>
       <w:r>
-        <w:t xml:space="preserve"> Dentro de un bloque, mostrar el titular, el saldo, la cantidad de movimientos realizados y el ú</w:t>
-      </w:r>
-      <w:r>
-        <w:t xml:space="preserve">ltimo movimiento. Si no hay último movimiento, mostrar </w:t>
+        <w:t xml:space="preserve"> Dentro de un bloque, mostrar el titular, el saldo, la cantidad de movimientos realizados y el último movimiento. Si no hay último movimiento, mostrar </w:t>
       </w:r>
       <w:r>
         <w:rPr>
@@ -18779,10 +17686,7 @@
         <w:t>$</w:t>
       </w:r>
       <w:r>
-        <w:t xml:space="preserve"> y dos d</w:t>
-      </w:r>
-      <w:r>
-        <w:t xml:space="preserve">ecimales (puede utilizar </w:t>
+        <w:t xml:space="preserve"> y dos decimales (puede utilizar </w:t>
       </w:r>
       <w:proofErr w:type="spellStart"/>
       <w:r>
@@ -18863,7 +17767,6 @@
           <w:sz w:val="18"/>
           <w:szCs w:val="18"/>
         </w:rPr>
-        <w:lastRenderedPageBreak/>
         <w:t>=== BILLETERA VIRTUAL - Sesión de demostración ===</w:t>
       </w:r>
     </w:p>
@@ -18906,15 +17809,8 @@
           <w:sz w:val="18"/>
           <w:szCs w:val="18"/>
         </w:rPr>
-        <w:t>--- 1. Co</w:t>
-      </w:r>
-      <w:r>
-        <w:rPr>
-          <w:rFonts w:ascii="Consolas" w:eastAsia="Consolas" w:hAnsi="Consolas" w:cs="Consolas"/>
-          <w:sz w:val="18"/>
-          <w:szCs w:val="18"/>
-        </w:rPr>
-        <w:t>nsultar saldo ---</w:t>
+        <w:lastRenderedPageBreak/>
+        <w:t>--- 1. Consultar saldo ---</w:t>
       </w:r>
     </w:p>
     <w:p>
@@ -19397,12 +18293,6 @@
         <w:gridCol w:w="1676"/>
       </w:tblGrid>
       <w:tr>
-        <w:tblPrEx>
-          <w:tblCellMar>
-            <w:top w:w="0" w:type="dxa"/>
-            <w:bottom w:w="0" w:type="dxa"/>
-          </w:tblCellMar>
-        </w:tblPrEx>
         <w:trPr>
           <w:tblHeader/>
         </w:trPr>
@@ -19593,12 +18483,6 @@
         </w:tc>
       </w:tr>
       <w:tr>
-        <w:tblPrEx>
-          <w:tblCellMar>
-            <w:top w:w="0" w:type="dxa"/>
-            <w:bottom w:w="0" w:type="dxa"/>
-          </w:tblCellMar>
-        </w:tblPrEx>
         <w:tc>
           <w:tcPr>
             <w:tcW w:w="860" w:type="dxa"/>
@@ -19757,12 +18641,6 @@
         </w:tc>
       </w:tr>
       <w:tr>
-        <w:tblPrEx>
-          <w:tblCellMar>
-            <w:top w:w="0" w:type="dxa"/>
-            <w:bottom w:w="0" w:type="dxa"/>
-          </w:tblCellMar>
-        </w:tblPrEx>
         <w:tc>
           <w:tcPr>
             <w:tcW w:w="860" w:type="dxa"/>
@@ -19921,12 +18799,6 @@
         </w:tc>
       </w:tr>
       <w:tr>
-        <w:tblPrEx>
-          <w:tblCellMar>
-            <w:top w:w="0" w:type="dxa"/>
-            <w:bottom w:w="0" w:type="dxa"/>
-          </w:tblCellMar>
-        </w:tblPrEx>
         <w:tc>
           <w:tcPr>
             <w:tcW w:w="860" w:type="dxa"/>
@@ -20085,12 +18957,6 @@
         </w:tc>
       </w:tr>
       <w:tr>
-        <w:tblPrEx>
-          <w:tblCellMar>
-            <w:top w:w="0" w:type="dxa"/>
-            <w:bottom w:w="0" w:type="dxa"/>
-          </w:tblCellMar>
-        </w:tblPrEx>
         <w:tc>
           <w:tcPr>
             <w:tcW w:w="860" w:type="dxa"/>
@@ -20249,12 +19115,6 @@
         </w:tc>
       </w:tr>
       <w:tr>
-        <w:tblPrEx>
-          <w:tblCellMar>
-            <w:top w:w="0" w:type="dxa"/>
-            <w:bottom w:w="0" w:type="dxa"/>
-          </w:tblCellMar>
-        </w:tblPrEx>
         <w:tc>
           <w:tcPr>
             <w:tcW w:w="860" w:type="dxa"/>
@@ -20413,12 +19273,6 @@
         </w:tc>
       </w:tr>
       <w:tr>
-        <w:tblPrEx>
-          <w:tblCellMar>
-            <w:top w:w="0" w:type="dxa"/>
-            <w:bottom w:w="0" w:type="dxa"/>
-          </w:tblCellMar>
-        </w:tblPrEx>
         <w:tc>
           <w:tcPr>
             <w:tcW w:w="860" w:type="dxa"/>
@@ -20651,7 +19505,6 @@
         <w:spacing w:after="80"/>
       </w:pPr>
       <w:r>
-        <w:lastRenderedPageBreak/>
         <w:t>Implemente la extracción aprobada y verifique que el saldo coincide con la evolución esperada antes de continuar.</w:t>
       </w:r>
     </w:p>
@@ -20665,6 +19518,7 @@
         <w:spacing w:after="80"/>
       </w:pPr>
       <w:r>
+        <w:lastRenderedPageBreak/>
         <w:t>Implemente la transferencia y la extracción rechazada.</w:t>
       </w:r>
     </w:p>
@@ -20687,10 +19541,7 @@
         <w:spacing w:before="240" w:after="120"/>
       </w:pPr>
       <w:r>
-        <w:t>Criteri</w:t>
-      </w:r>
-      <w:r>
-        <w:t>os de verificación</w:t>
+        <w:t>Criterios de verificación</w:t>
       </w:r>
     </w:p>
     <w:tbl>
@@ -20716,12 +19567,6 @@
         <w:gridCol w:w="986"/>
       </w:tblGrid>
       <w:tr>
-        <w:tblPrEx>
-          <w:tblCellMar>
-            <w:top w:w="0" w:type="dxa"/>
-            <w:bottom w:w="0" w:type="dxa"/>
-          </w:tblCellMar>
-        </w:tblPrEx>
         <w:trPr>
           <w:tblHeader/>
         </w:trPr>
@@ -20814,12 +19659,6 @@
         </w:tc>
       </w:tr>
       <w:tr>
-        <w:tblPrEx>
-          <w:tblCellMar>
-            <w:top w:w="0" w:type="dxa"/>
-            <w:bottom w:w="0" w:type="dxa"/>
-          </w:tblCellMar>
-        </w:tblPrEx>
         <w:tc>
           <w:tcPr>
             <w:tcW w:w="985" w:type="dxa"/>
@@ -20900,12 +19739,6 @@
         </w:tc>
       </w:tr>
       <w:tr>
-        <w:tblPrEx>
-          <w:tblCellMar>
-            <w:top w:w="0" w:type="dxa"/>
-            <w:bottom w:w="0" w:type="dxa"/>
-          </w:tblCellMar>
-        </w:tblPrEx>
         <w:tc>
           <w:tcPr>
             <w:tcW w:w="985" w:type="dxa"/>
@@ -21001,12 +19834,6 @@
         </w:tc>
       </w:tr>
       <w:tr>
-        <w:tblPrEx>
-          <w:tblCellMar>
-            <w:top w:w="0" w:type="dxa"/>
-            <w:bottom w:w="0" w:type="dxa"/>
-          </w:tblCellMar>
-        </w:tblPrEx>
         <w:tc>
           <w:tcPr>
             <w:tcW w:w="985" w:type="dxa"/>
@@ -21104,12 +19931,6 @@
         </w:tc>
       </w:tr>
       <w:tr>
-        <w:tblPrEx>
-          <w:tblCellMar>
-            <w:top w:w="0" w:type="dxa"/>
-            <w:bottom w:w="0" w:type="dxa"/>
-          </w:tblCellMar>
-        </w:tblPrEx>
         <w:tc>
           <w:tcPr>
             <w:tcW w:w="985" w:type="dxa"/>
@@ -21220,12 +20041,6 @@
         </w:tc>
       </w:tr>
       <w:tr>
-        <w:tblPrEx>
-          <w:tblCellMar>
-            <w:top w:w="0" w:type="dxa"/>
-            <w:bottom w:w="0" w:type="dxa"/>
-          </w:tblCellMar>
-        </w:tblPrEx>
         <w:tc>
           <w:tcPr>
             <w:tcW w:w="985" w:type="dxa"/>
@@ -21351,12 +20166,6 @@
         </w:tc>
       </w:tr>
       <w:tr>
-        <w:tblPrEx>
-          <w:tblCellMar>
-            <w:top w:w="0" w:type="dxa"/>
-            <w:bottom w:w="0" w:type="dxa"/>
-          </w:tblCellMar>
-        </w:tblPrEx>
         <w:tc>
           <w:tcPr>
             <w:tcW w:w="985" w:type="dxa"/>
@@ -21452,12 +20261,6 @@
         </w:tc>
       </w:tr>
       <w:tr>
-        <w:tblPrEx>
-          <w:tblCellMar>
-            <w:top w:w="0" w:type="dxa"/>
-            <w:bottom w:w="0" w:type="dxa"/>
-          </w:tblCellMar>
-        </w:tblPrEx>
         <w:tc>
           <w:tcPr>
             <w:tcW w:w="985" w:type="dxa"/>
@@ -21553,12 +20356,6 @@
         </w:tc>
       </w:tr>
       <w:tr>
-        <w:tblPrEx>
-          <w:tblCellMar>
-            <w:top w:w="0" w:type="dxa"/>
-            <w:bottom w:w="0" w:type="dxa"/>
-          </w:tblCellMar>
-        </w:tblPrEx>
         <w:tc>
           <w:tcPr>
             <w:tcW w:w="985" w:type="dxa"/>
@@ -21654,12 +20451,6 @@
         </w:tc>
       </w:tr>
       <w:tr>
-        <w:tblPrEx>
-          <w:tblCellMar>
-            <w:top w:w="0" w:type="dxa"/>
-            <w:bottom w:w="0" w:type="dxa"/>
-          </w:tblCellMar>
-        </w:tblPrEx>
         <w:tc>
           <w:tcPr>
             <w:tcW w:w="985" w:type="dxa"/>
@@ -21740,12 +20531,6 @@
         </w:tc>
       </w:tr>
       <w:tr>
-        <w:tblPrEx>
-          <w:tblCellMar>
-            <w:top w:w="0" w:type="dxa"/>
-            <w:bottom w:w="0" w:type="dxa"/>
-          </w:tblCellMar>
-        </w:tblPrEx>
         <w:tc>
           <w:tcPr>
             <w:tcW w:w="985" w:type="dxa"/>
@@ -21887,10 +20672,7 @@
         <w:t>$ 0,00</w:t>
       </w:r>
       <w:r>
-        <w:t>, ¿qué valor tendrí</w:t>
-      </w:r>
-      <w:r>
-        <w:t xml:space="preserve">a </w:t>
+        <w:t xml:space="preserve">, ¿qué valor tendría </w:t>
       </w:r>
       <w:proofErr w:type="spellStart"/>
       <w:r>
@@ -21931,10 +20713,7 @@
         <w:t>Variación neta de la sesión</w:t>
       </w:r>
       <w:r>
-        <w:t xml:space="preserve">, calculada como la diferencia entre </w:t>
-      </w:r>
-      <w:r>
-        <w:t>el saldo final y el saldo inicial. Valide que el resultado coincide con la suma de los movimientos aprobados.</w:t>
+        <w:t>, calculada como la diferencia entre el saldo final y el saldo inicial. Valide que el resultado coincide con la suma de los movimientos aprobados.</w:t>
       </w:r>
     </w:p>
     <w:p>
@@ -22068,14 +20847,10 @@
           <w:b/>
           <w:bCs/>
         </w:rPr>
-        <w:lastRenderedPageBreak/>
         <w:t>Criterio general de evaluación:</w:t>
       </w:r>
       <w:r>
-        <w:t xml:space="preserve"> un ejercicio se considera completo cuando compila sin errores, su salid</w:t>
-      </w:r>
-      <w:r>
-        <w:t>a coincide con la referencia y cumple todos los criterios de verificación.</w:t>
+        <w:t xml:space="preserve"> un ejercicio se considera completo cuando compila sin errores, su salida coincide con la referencia y cumple todos los criterios de verificación.</w:t>
       </w:r>
     </w:p>
     <w:sectPr>
